--- a/templates_surat/template_surat.docx
+++ b/templates_surat/template_surat.docx
@@ -2,6 +2,62 @@
 <file path=word/document.xml><?xml version="1.0" encoding="utf-8"?>
 <w:document xmlns:wpc="http://schemas.microsoft.com/office/word/2010/wordprocessingCanvas" xmlns:mc="http://schemas.openxmlformats.org/markup-compatibility/2006" xmlns:o="urn:schemas-microsoft-com:office:office" xmlns:r="http://schemas.openxmlformats.org/officeDocument/2006/relationships" xmlns:m="http://schemas.openxmlformats.org/officeDocument/2006/math" xmlns:v="urn:schemas-microsoft-com:vml" xmlns:wp14="http://schemas.microsoft.com/office/word/2010/wordprocessingDrawing" xmlns:wp="http://schemas.openxmlformats.org/drawingml/2006/wordprocessingDrawing" xmlns:w="http://schemas.openxmlformats.org/wordprocessingml/2006/main" xmlns:w14="http://schemas.microsoft.com/office/word/2010/wordml" xmlns:w10="urn:schemas-microsoft-com:office:word" xmlns:w15="http://schemas.microsoft.com/office/word/2012/wordml" xmlns:wpg="http://schemas.microsoft.com/office/word/2010/wordprocessingGroup" xmlns:wpi="http://schemas.microsoft.com/office/word/2010/wordprocessingInk" xmlns:wne="http://schemas.microsoft.com/office/word/2006/wordml" xmlns:wps="http://schemas.microsoft.com/office/word/2010/wordprocessingShape" xmlns:wpsCustomData="http://www.wps.cn/officeDocument/2013/wpsCustomData" mc:Ignorable="w14 w15 wp14">
   <w:body>
+    <w:p>
+      <w:pPr>
+        <w:spacing w:after="0" w:line="240" w:lineRule="auto"/>
+        <w:jc w:val="both"/>
+        <w:rPr>
+          <w:rFonts w:hint="default" w:ascii="Arial" w:hAnsi="Arial" w:eastAsia="Times New Roman" w:cs="Arial"/>
+          <w:b/>
+          <w:bCs/>
+          <w:sz w:val="20"/>
+          <w:szCs w:val="20"/>
+          <w:u w:val="single"/>
+        </w:rPr>
+      </w:pPr>
+    </w:p>
+    <w:p>
+      <w:pPr>
+        <w:spacing w:after="0" w:line="240" w:lineRule="auto"/>
+        <w:jc w:val="both"/>
+        <w:rPr>
+          <w:rFonts w:hint="default" w:ascii="Arial" w:hAnsi="Arial" w:eastAsia="Times New Roman" w:cs="Arial"/>
+          <w:b/>
+          <w:bCs/>
+          <w:sz w:val="20"/>
+          <w:szCs w:val="20"/>
+          <w:u w:val="single"/>
+        </w:rPr>
+      </w:pPr>
+    </w:p>
+    <w:p>
+      <w:pPr>
+        <w:spacing w:after="0" w:line="240" w:lineRule="auto"/>
+        <w:jc w:val="both"/>
+        <w:rPr>
+          <w:rFonts w:hint="default" w:ascii="Arial" w:hAnsi="Arial" w:eastAsia="Times New Roman" w:cs="Arial"/>
+          <w:b/>
+          <w:bCs/>
+          <w:sz w:val="20"/>
+          <w:szCs w:val="20"/>
+          <w:u w:val="single"/>
+        </w:rPr>
+      </w:pPr>
+    </w:p>
+    <w:p>
+      <w:pPr>
+        <w:spacing w:after="0" w:line="240" w:lineRule="auto"/>
+        <w:jc w:val="center"/>
+        <w:rPr>
+          <w:rFonts w:hint="default" w:ascii="Arial" w:hAnsi="Arial" w:eastAsia="Times New Roman" w:cs="Arial"/>
+          <w:b/>
+          <w:bCs/>
+          <w:sz w:val="20"/>
+          <w:szCs w:val="20"/>
+          <w:u w:val="single"/>
+        </w:rPr>
+      </w:pPr>
+    </w:p>
     <w:p>
       <w:pPr>
         <w:spacing w:after="0" w:line="240" w:lineRule="auto"/>
@@ -179,183 +235,344 @@
         <w:t xml:space="preserve">Yang bertanda tangan di bawah ini : </w:t>
       </w:r>
     </w:p>
-    <w:p>
-      <w:pPr>
-        <w:spacing w:after="0"/>
-        <w:jc w:val="both"/>
-        <w:rPr>
-          <w:rFonts w:hint="default" w:ascii="Arial" w:hAnsi="Arial" w:eastAsia="Arial" w:cs="Arial"/>
-          <w:color w:val="000000"/>
-          <w:sz w:val="20"/>
-          <w:szCs w:val="20"/>
-          <w:lang w:val="en-US"/>
-        </w:rPr>
-      </w:pPr>
-      <w:r>
-        <w:rPr>
-          <w:rFonts w:hint="default" w:ascii="Arial" w:hAnsi="Arial" w:eastAsia="Arial" w:cs="Arial"/>
-          <w:color w:val="000000"/>
-          <w:sz w:val="20"/>
-          <w:szCs w:val="20"/>
-          <w:lang w:val="en-US"/>
-        </w:rPr>
-        <w:t>Nama / NIK</w:t>
-      </w:r>
-      <w:r>
-        <w:rPr>
-          <w:rFonts w:hint="default" w:ascii="Arial" w:hAnsi="Arial" w:eastAsia="Arial" w:cs="Arial"/>
-          <w:color w:val="000000"/>
-          <w:sz w:val="20"/>
-          <w:szCs w:val="20"/>
-          <w:lang w:val="en-US"/>
-        </w:rPr>
-        <w:tab/>
-      </w:r>
-      <w:r>
-        <w:rPr>
-          <w:rFonts w:hint="default" w:ascii="Arial" w:hAnsi="Arial" w:eastAsia="Arial" w:cs="Arial"/>
-          <w:color w:val="000000"/>
-          <w:sz w:val="20"/>
-          <w:szCs w:val="20"/>
-          <w:lang w:val="en-US"/>
-        </w:rPr>
-        <w:t xml:space="preserve">: </w:t>
-      </w:r>
-      <w:r>
-        <w:rPr>
-          <w:rFonts w:hint="default" w:ascii="Arial" w:hAnsi="Arial" w:eastAsia="SimSun" w:cs="Arial"/>
-          <w:sz w:val="20"/>
-          <w:szCs w:val="20"/>
-        </w:rPr>
-        <w:t>Fauzun Abduh Ginting</w:t>
-      </w:r>
-      <w:r>
-        <w:rPr>
-          <w:rFonts w:hint="default" w:ascii="Arial" w:hAnsi="Arial" w:eastAsia="Arial" w:cs="Arial"/>
-          <w:color w:val="000000"/>
-          <w:sz w:val="20"/>
-          <w:szCs w:val="20"/>
-          <w:lang w:val="en-US"/>
-        </w:rPr>
-        <w:t xml:space="preserve"> / </w:t>
-      </w:r>
-      <w:r>
-        <w:rPr>
-          <w:rFonts w:hint="default" w:ascii="Arial" w:hAnsi="Arial" w:eastAsia="SimSun" w:cs="Arial"/>
-          <w:sz w:val="20"/>
-          <w:szCs w:val="20"/>
-        </w:rPr>
-        <w:t>20081546</w:t>
-      </w:r>
-    </w:p>
-    <w:p>
-      <w:pPr>
-        <w:spacing w:after="0"/>
-        <w:jc w:val="both"/>
-        <w:rPr>
-          <w:rFonts w:hint="default" w:ascii="Arial" w:hAnsi="Arial" w:eastAsia="SimSun" w:cs="Arial"/>
-          <w:i/>
-          <w:iCs/>
-          <w:sz w:val="20"/>
-          <w:szCs w:val="20"/>
-          <w:lang w:val="en-US"/>
-        </w:rPr>
-      </w:pPr>
-      <w:r>
-        <w:rPr>
-          <w:rFonts w:hint="default" w:ascii="Arial" w:hAnsi="Arial" w:eastAsia="Arial" w:cs="Arial"/>
-          <w:color w:val="000000"/>
-          <w:sz w:val="20"/>
-          <w:szCs w:val="20"/>
-          <w:lang w:val="en-US"/>
-        </w:rPr>
-        <w:t>Jabatan</w:t>
-      </w:r>
-      <w:r>
-        <w:rPr>
-          <w:rFonts w:hint="default" w:ascii="Arial" w:hAnsi="Arial" w:eastAsia="Arial" w:cs="Arial"/>
-          <w:color w:val="000000"/>
-          <w:sz w:val="20"/>
-          <w:szCs w:val="20"/>
-          <w:lang w:val="en-US"/>
-        </w:rPr>
-        <w:tab/>
-      </w:r>
-      <w:r>
-        <w:rPr>
-          <w:rFonts w:hint="default" w:ascii="Arial" w:hAnsi="Arial" w:eastAsia="Arial" w:cs="Arial"/>
-          <w:color w:val="000000"/>
-          <w:sz w:val="20"/>
-          <w:szCs w:val="20"/>
-          <w:lang w:val="en-US"/>
-        </w:rPr>
-        <w:tab/>
-      </w:r>
-      <w:r>
-        <w:rPr>
-          <w:rFonts w:hint="default" w:ascii="Arial" w:hAnsi="Arial" w:eastAsia="Arial" w:cs="Arial"/>
-          <w:color w:val="000000"/>
-          <w:sz w:val="20"/>
-          <w:szCs w:val="20"/>
-          <w:lang w:val="en-US"/>
-        </w:rPr>
-        <w:t>:</w:t>
-      </w:r>
-      <w:r>
-        <w:rPr>
-          <w:rFonts w:hint="default" w:ascii="Arial" w:hAnsi="Arial" w:eastAsia="Arial" w:cs="Arial"/>
-          <w:i/>
-          <w:iCs/>
-          <w:color w:val="000000"/>
-          <w:sz w:val="20"/>
-          <w:szCs w:val="20"/>
-          <w:lang w:val="en-US"/>
-        </w:rPr>
-        <w:t xml:space="preserve"> Pgs. Division</w:t>
-      </w:r>
-      <w:r>
-        <w:rPr>
-          <w:rFonts w:hint="default" w:ascii="Arial" w:hAnsi="Arial" w:eastAsia="SimSun" w:cs="Arial"/>
-          <w:i/>
-          <w:iCs/>
-          <w:sz w:val="20"/>
-          <w:szCs w:val="20"/>
-        </w:rPr>
-        <w:t> </w:t>
-      </w:r>
-      <w:r>
-        <w:rPr>
-          <w:rFonts w:hint="default" w:ascii="Arial" w:hAnsi="Arial" w:eastAsia="SimSun" w:cs="Arial"/>
-          <w:i/>
-          <w:iCs/>
-          <w:sz w:val="20"/>
-          <w:szCs w:val="20"/>
-          <w:lang w:val="en-US"/>
-        </w:rPr>
-        <w:t xml:space="preserve">of </w:t>
-      </w:r>
-      <w:r>
-        <w:rPr>
-          <w:rFonts w:hint="default" w:ascii="Arial" w:hAnsi="Arial" w:eastAsia="SimSun" w:cs="Arial"/>
-          <w:i/>
-          <w:iCs/>
-          <w:sz w:val="20"/>
-          <w:szCs w:val="20"/>
-        </w:rPr>
-        <w:t>Head</w:t>
-      </w:r>
-      <w:r>
-        <w:rPr>
-          <w:rFonts w:hint="default" w:ascii="Arial" w:hAnsi="Arial" w:eastAsia="SimSun" w:cs="Arial"/>
-          <w:i/>
-          <w:iCs/>
-          <w:sz w:val="20"/>
-          <w:szCs w:val="20"/>
-          <w:lang w:val="en-US"/>
-        </w:rPr>
-        <w:t xml:space="preserve"> Human Capital</w:t>
-      </w:r>
-    </w:p>
+    <w:tbl>
+      <w:tblPr>
+        <w:tblStyle w:val="111"/>
+        <w:tblpPr w:leftFromText="180" w:rightFromText="180" w:vertAnchor="text" w:horzAnchor="margin" w:tblpX="125" w:tblpY="41"/>
+        <w:tblOverlap w:val="never"/>
+        <w:tblW w:w="8786" w:type="dxa"/>
+        <w:tblInd w:w="0" w:type="dxa"/>
+        <w:tblBorders>
+          <w:top w:val="none" w:color="auto" w:sz="0" w:space="0"/>
+          <w:left w:val="none" w:color="auto" w:sz="0" w:space="0"/>
+          <w:bottom w:val="none" w:color="auto" w:sz="0" w:space="0"/>
+          <w:right w:val="none" w:color="auto" w:sz="0" w:space="0"/>
+          <w:insideH w:val="none" w:color="auto" w:sz="0" w:space="0"/>
+          <w:insideV w:val="none" w:color="auto" w:sz="0" w:space="0"/>
+        </w:tblBorders>
+        <w:tblLayout w:type="fixed"/>
+        <w:tblCellMar>
+          <w:top w:w="0" w:type="dxa"/>
+          <w:left w:w="108" w:type="dxa"/>
+          <w:bottom w:w="0" w:type="dxa"/>
+          <w:right w:w="108" w:type="dxa"/>
+        </w:tblCellMar>
+      </w:tblPr>
+      <w:tblGrid>
+        <w:gridCol w:w="1401"/>
+        <w:gridCol w:w="240"/>
+        <w:gridCol w:w="7145"/>
+      </w:tblGrid>
+      <w:tr>
+        <w:tblPrEx>
+          <w:tblBorders>
+            <w:top w:val="none" w:color="auto" w:sz="0" w:space="0"/>
+            <w:left w:val="none" w:color="auto" w:sz="0" w:space="0"/>
+            <w:bottom w:val="none" w:color="auto" w:sz="0" w:space="0"/>
+            <w:right w:val="none" w:color="auto" w:sz="0" w:space="0"/>
+            <w:insideH w:val="none" w:color="auto" w:sz="0" w:space="0"/>
+            <w:insideV w:val="none" w:color="auto" w:sz="0" w:space="0"/>
+          </w:tblBorders>
+          <w:tblCellMar>
+            <w:top w:w="0" w:type="dxa"/>
+            <w:left w:w="108" w:type="dxa"/>
+            <w:bottom w:w="0" w:type="dxa"/>
+            <w:right w:w="108" w:type="dxa"/>
+          </w:tblCellMar>
+        </w:tblPrEx>
+        <w:trPr>
+          <w:trHeight w:val="255" w:hRule="atLeast"/>
+        </w:trPr>
+        <w:tc>
+          <w:tcPr>
+            <w:tcW w:w="1401" w:type="dxa"/>
+            <w:vAlign w:val="center"/>
+          </w:tcPr>
+          <w:p>
+            <w:pPr>
+              <w:widowControl w:val="0"/>
+              <w:spacing w:after="0" w:line="240" w:lineRule="auto"/>
+              <w:ind w:right="-109" w:hanging="94"/>
+              <w:jc w:val="both"/>
+              <w:rPr>
+                <w:rFonts w:hint="default" w:ascii="Arial" w:hAnsi="Arial" w:cs="Arial"/>
+                <w:sz w:val="20"/>
+                <w:szCs w:val="20"/>
+                <w:lang w:val="id-ID"/>
+              </w:rPr>
+            </w:pPr>
+            <w:r>
+              <w:rPr>
+                <w:rFonts w:hint="default" w:ascii="Arial" w:hAnsi="Arial" w:eastAsia="Arial" w:cs="Arial"/>
+                <w:color w:val="000000"/>
+                <w:sz w:val="20"/>
+                <w:szCs w:val="20"/>
+                <w:lang w:val="en-US"/>
+              </w:rPr>
+              <w:t>Nama / NIK</w:t>
+            </w:r>
+          </w:p>
+        </w:tc>
+        <w:tc>
+          <w:tcPr>
+            <w:tcW w:w="240" w:type="dxa"/>
+            <w:vAlign w:val="center"/>
+          </w:tcPr>
+          <w:p>
+            <w:pPr>
+              <w:widowControl w:val="0"/>
+              <w:spacing w:after="0" w:line="240" w:lineRule="auto"/>
+              <w:ind w:left="-109" w:right="-109" w:hanging="94"/>
+              <w:jc w:val="center"/>
+              <w:rPr>
+                <w:rFonts w:hint="default" w:ascii="Arial" w:hAnsi="Arial" w:cs="Arial"/>
+                <w:sz w:val="20"/>
+                <w:szCs w:val="20"/>
+              </w:rPr>
+            </w:pPr>
+            <w:r>
+              <w:rPr>
+                <w:rFonts w:hint="default" w:ascii="Arial" w:hAnsi="Arial" w:cs="Arial"/>
+                <w:sz w:val="20"/>
+                <w:szCs w:val="20"/>
+              </w:rPr>
+              <w:t>:</w:t>
+            </w:r>
+          </w:p>
+        </w:tc>
+        <w:tc>
+          <w:tcPr>
+            <w:tcW w:w="7145" w:type="dxa"/>
+            <w:vAlign w:val="center"/>
+          </w:tcPr>
+          <w:p>
+            <w:pPr>
+              <w:pStyle w:val="85"/>
+              <w:keepNext w:val="0"/>
+              <w:keepLines w:val="0"/>
+              <w:widowControl/>
+              <w:suppressLineNumbers w:val="0"/>
+              <w:pBdr>
+                <w:top w:val="none" w:color="auto" w:sz="0" w:space="0"/>
+                <w:left w:val="none" w:color="auto" w:sz="0" w:space="0"/>
+                <w:bottom w:val="none" w:color="auto" w:sz="0" w:space="0"/>
+                <w:right w:val="none" w:color="auto" w:sz="0" w:space="0"/>
+                <w:between w:val="none" w:color="auto" w:sz="0" w:space="0"/>
+              </w:pBdr>
+              <w:spacing w:before="0" w:beforeAutospacing="0" w:after="0" w:afterAutospacing="0" w:line="240" w:lineRule="auto"/>
+              <w:ind w:left="0" w:right="0"/>
+              <w:jc w:val="both"/>
+              <w:rPr>
+                <w:rFonts w:hint="default" w:ascii="Arial" w:hAnsi="Arial" w:eastAsia="SimSun" w:cs="Arial"/>
+                <w:color w:val="000000"/>
+                <w:sz w:val="20"/>
+                <w:szCs w:val="20"/>
+                <w:lang w:val="en-US"/>
+              </w:rPr>
+            </w:pPr>
+            <w:r>
+              <w:rPr>
+                <w:rFonts w:hint="default" w:ascii="Arial" w:hAnsi="Arial" w:eastAsia="SimSun" w:cs="Arial"/>
+                <w:sz w:val="20"/>
+                <w:szCs w:val="20"/>
+              </w:rPr>
+              <w:t>Fauzun Abduh Ginting</w:t>
+            </w:r>
+            <w:r>
+              <w:rPr>
+                <w:rFonts w:hint="default" w:ascii="Arial" w:hAnsi="Arial" w:eastAsia="Arial" w:cs="Arial"/>
+                <w:color w:val="000000"/>
+                <w:sz w:val="20"/>
+                <w:szCs w:val="20"/>
+                <w:lang w:val="en-US"/>
+              </w:rPr>
+              <w:t xml:space="preserve"> / </w:t>
+            </w:r>
+            <w:r>
+              <w:rPr>
+                <w:rFonts w:hint="default" w:ascii="Arial" w:hAnsi="Arial" w:eastAsia="SimSun" w:cs="Arial"/>
+                <w:sz w:val="20"/>
+                <w:szCs w:val="20"/>
+              </w:rPr>
+              <w:t>20081546</w:t>
+            </w:r>
+          </w:p>
+        </w:tc>
+      </w:tr>
+      <w:tr>
+        <w:tblPrEx>
+          <w:tblBorders>
+            <w:top w:val="none" w:color="auto" w:sz="0" w:space="0"/>
+            <w:left w:val="none" w:color="auto" w:sz="0" w:space="0"/>
+            <w:bottom w:val="none" w:color="auto" w:sz="0" w:space="0"/>
+            <w:right w:val="none" w:color="auto" w:sz="0" w:space="0"/>
+            <w:insideH w:val="none" w:color="auto" w:sz="0" w:space="0"/>
+            <w:insideV w:val="none" w:color="auto" w:sz="0" w:space="0"/>
+          </w:tblBorders>
+          <w:tblCellMar>
+            <w:top w:w="0" w:type="dxa"/>
+            <w:left w:w="108" w:type="dxa"/>
+            <w:bottom w:w="0" w:type="dxa"/>
+            <w:right w:w="108" w:type="dxa"/>
+          </w:tblCellMar>
+        </w:tblPrEx>
+        <w:trPr>
+          <w:trHeight w:val="255" w:hRule="atLeast"/>
+        </w:trPr>
+        <w:tc>
+          <w:tcPr>
+            <w:tcW w:w="1401" w:type="dxa"/>
+            <w:vAlign w:val="center"/>
+          </w:tcPr>
+          <w:p>
+            <w:pPr>
+              <w:widowControl w:val="0"/>
+              <w:spacing w:after="0" w:line="240" w:lineRule="auto"/>
+              <w:ind w:right="-109" w:hanging="94"/>
+              <w:jc w:val="both"/>
+              <w:rPr>
+                <w:rFonts w:hint="default" w:ascii="Arial" w:hAnsi="Arial" w:cs="Arial"/>
+                <w:sz w:val="20"/>
+                <w:szCs w:val="20"/>
+                <w:lang w:val="id-ID"/>
+              </w:rPr>
+            </w:pPr>
+            <w:r>
+              <w:rPr>
+                <w:rFonts w:hint="default" w:ascii="Arial" w:hAnsi="Arial" w:eastAsia="Arial" w:cs="Arial"/>
+                <w:color w:val="000000"/>
+                <w:sz w:val="20"/>
+                <w:szCs w:val="20"/>
+                <w:lang w:val="en-US"/>
+              </w:rPr>
+              <w:t>Jabatan</w:t>
+            </w:r>
+            <w:r>
+              <w:rPr>
+                <w:rFonts w:hint="default" w:ascii="Arial" w:hAnsi="Arial" w:eastAsia="Arial" w:cs="Arial"/>
+                <w:color w:val="000000"/>
+                <w:sz w:val="20"/>
+                <w:szCs w:val="20"/>
+                <w:lang w:val="en-US"/>
+              </w:rPr>
+              <w:tab/>
+            </w:r>
+          </w:p>
+        </w:tc>
+        <w:tc>
+          <w:tcPr>
+            <w:tcW w:w="240" w:type="dxa"/>
+            <w:vAlign w:val="center"/>
+          </w:tcPr>
+          <w:p>
+            <w:pPr>
+              <w:widowControl w:val="0"/>
+              <w:spacing w:after="0" w:line="240" w:lineRule="auto"/>
+              <w:ind w:left="-109" w:leftChars="0" w:right="-109" w:rightChars="0" w:hanging="94" w:firstLineChars="0"/>
+              <w:jc w:val="center"/>
+              <w:rPr>
+                <w:rFonts w:hint="default" w:ascii="Arial" w:hAnsi="Arial" w:cs="Arial"/>
+                <w:sz w:val="20"/>
+                <w:szCs w:val="20"/>
+              </w:rPr>
+            </w:pPr>
+            <w:r>
+              <w:rPr>
+                <w:rFonts w:hint="default" w:ascii="Arial" w:hAnsi="Arial" w:cs="Arial"/>
+                <w:sz w:val="20"/>
+                <w:szCs w:val="20"/>
+              </w:rPr>
+              <w:t>:</w:t>
+            </w:r>
+          </w:p>
+        </w:tc>
+        <w:tc>
+          <w:tcPr>
+            <w:tcW w:w="7145" w:type="dxa"/>
+            <w:vAlign w:val="center"/>
+          </w:tcPr>
+          <w:p>
+            <w:pPr>
+              <w:pStyle w:val="85"/>
+              <w:keepNext w:val="0"/>
+              <w:keepLines w:val="0"/>
+              <w:widowControl/>
+              <w:suppressLineNumbers w:val="0"/>
+              <w:pBdr>
+                <w:top w:val="none" w:color="auto" w:sz="0" w:space="0"/>
+                <w:left w:val="none" w:color="auto" w:sz="0" w:space="0"/>
+                <w:bottom w:val="none" w:color="auto" w:sz="0" w:space="0"/>
+                <w:right w:val="none" w:color="auto" w:sz="0" w:space="0"/>
+                <w:between w:val="none" w:color="auto" w:sz="0" w:space="0"/>
+              </w:pBdr>
+              <w:spacing w:before="0" w:beforeAutospacing="0" w:after="0" w:afterAutospacing="0" w:line="240" w:lineRule="auto"/>
+              <w:ind w:left="0" w:right="0"/>
+              <w:jc w:val="both"/>
+              <w:rPr>
+                <w:rFonts w:ascii="Arial" w:hAnsi="Arial" w:eastAsia="Arial" w:cs="Arial"/>
+                <w:color w:val="000000"/>
+                <w:sz w:val="20"/>
+                <w:szCs w:val="20"/>
+              </w:rPr>
+            </w:pPr>
+            <w:r>
+              <w:rPr>
+                <w:rFonts w:hint="default" w:ascii="Arial" w:hAnsi="Arial" w:eastAsia="Arial" w:cs="Arial"/>
+                <w:i/>
+                <w:iCs/>
+                <w:color w:val="000000"/>
+                <w:sz w:val="20"/>
+                <w:szCs w:val="20"/>
+                <w:lang w:val="en-US"/>
+              </w:rPr>
+              <w:t>Pgs. Division</w:t>
+            </w:r>
+            <w:r>
+              <w:rPr>
+                <w:rFonts w:hint="default" w:ascii="Arial" w:hAnsi="Arial" w:eastAsia="SimSun" w:cs="Arial"/>
+                <w:i/>
+                <w:iCs/>
+                <w:sz w:val="20"/>
+                <w:szCs w:val="20"/>
+              </w:rPr>
+              <w:t> </w:t>
+            </w:r>
+            <w:r>
+              <w:rPr>
+                <w:rFonts w:hint="default" w:ascii="Arial" w:hAnsi="Arial" w:eastAsia="SimSun" w:cs="Arial"/>
+                <w:i/>
+                <w:iCs/>
+                <w:sz w:val="20"/>
+                <w:szCs w:val="20"/>
+                <w:lang w:val="en-US"/>
+              </w:rPr>
+              <w:t xml:space="preserve">of </w:t>
+            </w:r>
+            <w:r>
+              <w:rPr>
+                <w:rFonts w:hint="default" w:ascii="Arial" w:hAnsi="Arial" w:eastAsia="SimSun" w:cs="Arial"/>
+                <w:i/>
+                <w:iCs/>
+                <w:sz w:val="20"/>
+                <w:szCs w:val="20"/>
+              </w:rPr>
+              <w:t>Head</w:t>
+            </w:r>
+            <w:r>
+              <w:rPr>
+                <w:rFonts w:hint="default" w:ascii="Arial" w:hAnsi="Arial" w:eastAsia="SimSun" w:cs="Arial"/>
+                <w:i/>
+                <w:iCs/>
+                <w:sz w:val="20"/>
+                <w:szCs w:val="20"/>
+                <w:lang w:val="en-US"/>
+              </w:rPr>
+              <w:t xml:space="preserve"> Human Capital</w:t>
+            </w:r>
+          </w:p>
+        </w:tc>
+      </w:tr>
+    </w:tbl>
     <w:p>
       <w:pPr>
         <w:spacing w:after="0"/>
@@ -429,221 +646,420 @@
         <w:t>Untuk mengikuti Pelatihan / Sertifikasi yang akan dilaksanakan pada :</w:t>
       </w:r>
     </w:p>
-    <w:p>
-      <w:pPr>
-        <w:spacing w:after="0"/>
-        <w:jc w:val="both"/>
-        <w:rPr>
-          <w:rFonts w:hint="default" w:ascii="Arial" w:hAnsi="Arial" w:eastAsia="Arial" w:cs="Arial"/>
-          <w:b/>
-          <w:bCs/>
-          <w:color w:val="000000"/>
-          <w:sz w:val="20"/>
-          <w:szCs w:val="20"/>
-          <w:lang w:val="en-US"/>
-        </w:rPr>
-      </w:pPr>
-      <w:r>
-        <w:rPr>
-          <w:rFonts w:hint="default" w:ascii="Arial" w:hAnsi="Arial" w:eastAsia="Arial" w:cs="Arial"/>
-          <w:color w:val="000000"/>
-          <w:sz w:val="20"/>
-          <w:szCs w:val="20"/>
-          <w:lang w:val="en-US"/>
-        </w:rPr>
-        <w:t>Hari/Tanggal</w:t>
-      </w:r>
-      <w:r>
-        <w:rPr>
-          <w:rFonts w:hint="default" w:ascii="Arial" w:hAnsi="Arial" w:eastAsia="Arial" w:cs="Arial"/>
-          <w:color w:val="000000"/>
-          <w:sz w:val="20"/>
-          <w:szCs w:val="20"/>
-          <w:lang w:val="en-US"/>
-        </w:rPr>
-        <w:tab/>
-      </w:r>
-      <w:r>
-        <w:rPr>
-          <w:rFonts w:hint="default" w:ascii="Arial" w:hAnsi="Arial" w:eastAsia="Arial" w:cs="Arial"/>
-          <w:color w:val="000000"/>
-          <w:sz w:val="20"/>
-          <w:szCs w:val="20"/>
-          <w:lang w:val="en-US"/>
-        </w:rPr>
-        <w:t xml:space="preserve">: </w:t>
-      </w:r>
-      <w:r>
-        <w:rPr>
-          <w:rFonts w:hint="default" w:ascii="Arial" w:hAnsi="Arial" w:eastAsia="Arial" w:cs="Arial"/>
-          <w:b/>
-          <w:bCs/>
-          <w:color w:val="000000"/>
-          <w:sz w:val="20"/>
-          <w:szCs w:val="20"/>
-          <w:lang w:val="id-ID"/>
-        </w:rPr>
-        <w:t>Hari/Tanggal</w:t>
-      </w:r>
-      <w:r>
-        <w:rPr>
-          <w:rFonts w:hint="default" w:ascii="Arial" w:hAnsi="Arial" w:eastAsia="Arial" w:cs="Arial"/>
-          <w:b/>
-          <w:bCs/>
-          <w:color w:val="000000"/>
-          <w:sz w:val="20"/>
-          <w:szCs w:val="20"/>
-          <w:lang w:val="en-US"/>
-        </w:rPr>
-        <w:tab/>
-      </w:r>
-    </w:p>
-    <w:p>
-      <w:pPr>
-        <w:spacing w:after="0"/>
-        <w:jc w:val="both"/>
-        <w:rPr>
-          <w:rFonts w:hint="default" w:ascii="Arial" w:hAnsi="Arial" w:eastAsia="Arial" w:cs="Arial"/>
-          <w:b/>
-          <w:bCs/>
-          <w:i w:val="0"/>
-          <w:iCs w:val="0"/>
-          <w:color w:val="000000"/>
-          <w:sz w:val="20"/>
-          <w:szCs w:val="20"/>
-          <w:lang w:val="id-ID"/>
-        </w:rPr>
-      </w:pPr>
-      <w:r>
-        <w:rPr>
-          <w:rFonts w:hint="default" w:ascii="Arial" w:hAnsi="Arial" w:eastAsia="Arial" w:cs="Arial"/>
-          <w:color w:val="000000"/>
-          <w:sz w:val="20"/>
-          <w:szCs w:val="20"/>
-          <w:lang w:val="en-US"/>
-        </w:rPr>
-        <w:t>Judul</w:t>
-      </w:r>
-      <w:r>
-        <w:rPr>
-          <w:rFonts w:hint="default" w:ascii="Arial" w:hAnsi="Arial" w:eastAsia="Arial" w:cs="Arial"/>
-          <w:color w:val="000000"/>
-          <w:sz w:val="20"/>
-          <w:szCs w:val="20"/>
-          <w:lang w:val="en-US"/>
-        </w:rPr>
-        <w:tab/>
-      </w:r>
-      <w:r>
-        <w:rPr>
-          <w:rFonts w:hint="default" w:ascii="Arial" w:hAnsi="Arial" w:eastAsia="Arial" w:cs="Arial"/>
-          <w:color w:val="000000"/>
-          <w:sz w:val="20"/>
-          <w:szCs w:val="20"/>
-          <w:lang w:val="en-US"/>
-        </w:rPr>
-        <w:tab/>
-      </w:r>
-      <w:r>
-        <w:rPr>
-          <w:rFonts w:hint="default" w:ascii="Arial" w:hAnsi="Arial" w:eastAsia="Arial" w:cs="Arial"/>
-          <w:color w:val="000000"/>
-          <w:sz w:val="20"/>
-          <w:szCs w:val="20"/>
-          <w:lang w:val="en-US"/>
-        </w:rPr>
-        <w:t xml:space="preserve">: </w:t>
-      </w:r>
-      <w:r>
-        <w:rPr>
-          <w:rFonts w:hint="default" w:ascii="Arial" w:hAnsi="Arial" w:eastAsia="Arial" w:cs="Arial"/>
-          <w:b/>
-          <w:bCs/>
-          <w:color w:val="000000"/>
-          <w:sz w:val="20"/>
-          <w:szCs w:val="20"/>
-          <w:lang w:val="id-ID"/>
-        </w:rPr>
-        <w:t>Judul</w:t>
-      </w:r>
-    </w:p>
-    <w:p>
-      <w:pPr>
-        <w:spacing w:after="0"/>
-        <w:jc w:val="both"/>
-        <w:rPr>
-          <w:rFonts w:hint="default" w:ascii="Arial" w:hAnsi="Arial" w:eastAsia="Arial" w:cs="Arial"/>
-          <w:color w:val="000000"/>
-          <w:sz w:val="20"/>
-          <w:szCs w:val="20"/>
-          <w:lang w:val="id-ID"/>
-        </w:rPr>
-      </w:pPr>
-      <w:r>
-        <w:rPr>
-          <w:rFonts w:hint="default" w:ascii="Arial" w:hAnsi="Arial" w:eastAsia="Arial" w:cs="Arial"/>
-          <w:color w:val="000000"/>
-          <w:sz w:val="20"/>
-          <w:szCs w:val="20"/>
-          <w:lang w:val="en-US"/>
-        </w:rPr>
-        <w:t>Tempat</w:t>
-      </w:r>
-      <w:r>
-        <w:rPr>
-          <w:rFonts w:hint="default" w:ascii="Arial" w:hAnsi="Arial" w:eastAsia="Arial" w:cs="Arial"/>
-          <w:color w:val="000000"/>
-          <w:sz w:val="20"/>
-          <w:szCs w:val="20"/>
-          <w:lang w:val="en-US"/>
-        </w:rPr>
-        <w:tab/>
-      </w:r>
-      <w:r>
-        <w:rPr>
-          <w:rFonts w:hint="default" w:ascii="Arial" w:hAnsi="Arial" w:eastAsia="Arial" w:cs="Arial"/>
-          <w:color w:val="000000"/>
-          <w:sz w:val="20"/>
-          <w:szCs w:val="20"/>
-          <w:lang w:val="en-US"/>
-        </w:rPr>
-        <w:tab/>
-      </w:r>
-      <w:r>
-        <w:rPr>
-          <w:rFonts w:hint="default" w:ascii="Arial" w:hAnsi="Arial" w:eastAsia="Arial" w:cs="Arial"/>
-          <w:color w:val="000000"/>
-          <w:sz w:val="20"/>
-          <w:szCs w:val="20"/>
-          <w:lang w:val="en-US"/>
-        </w:rPr>
-        <w:t>:</w:t>
-      </w:r>
-      <w:r>
-        <w:rPr>
-          <w:rFonts w:hint="default" w:ascii="Arial" w:hAnsi="Arial" w:eastAsia="Arial" w:cs="Arial"/>
-          <w:color w:val="000000"/>
-          <w:sz w:val="20"/>
-          <w:szCs w:val="20"/>
-          <w:lang w:val="id-ID"/>
-        </w:rPr>
-        <w:t xml:space="preserve"> </w:t>
-      </w:r>
-      <w:bookmarkStart w:id="0" w:name="_GoBack"/>
-      <w:r>
-        <w:rPr>
-          <w:rFonts w:hint="default" w:ascii="Arial" w:hAnsi="Arial" w:eastAsia="Arial" w:cs="Arial"/>
-          <w:b/>
-          <w:bCs/>
-          <w:color w:val="000000"/>
-          <w:sz w:val="20"/>
-          <w:szCs w:val="20"/>
-          <w:lang w:val="id-ID"/>
-        </w:rPr>
-        <w:t>Tempat</w:t>
-      </w:r>
-      <w:bookmarkEnd w:id="0"/>
-    </w:p>
+    <w:tbl>
+      <w:tblPr>
+        <w:tblStyle w:val="111"/>
+        <w:tblpPr w:leftFromText="180" w:rightFromText="180" w:vertAnchor="text" w:horzAnchor="margin" w:tblpX="125" w:tblpY="41"/>
+        <w:tblOverlap w:val="never"/>
+        <w:tblW w:w="8786" w:type="dxa"/>
+        <w:tblInd w:w="0" w:type="dxa"/>
+        <w:tblBorders>
+          <w:top w:val="none" w:color="auto" w:sz="0" w:space="0"/>
+          <w:left w:val="none" w:color="auto" w:sz="0" w:space="0"/>
+          <w:bottom w:val="none" w:color="auto" w:sz="0" w:space="0"/>
+          <w:right w:val="none" w:color="auto" w:sz="0" w:space="0"/>
+          <w:insideH w:val="none" w:color="auto" w:sz="0" w:space="0"/>
+          <w:insideV w:val="none" w:color="auto" w:sz="0" w:space="0"/>
+        </w:tblBorders>
+        <w:tblLayout w:type="fixed"/>
+        <w:tblCellMar>
+          <w:top w:w="0" w:type="dxa"/>
+          <w:left w:w="108" w:type="dxa"/>
+          <w:bottom w:w="0" w:type="dxa"/>
+          <w:right w:w="108" w:type="dxa"/>
+        </w:tblCellMar>
+      </w:tblPr>
+      <w:tblGrid>
+        <w:gridCol w:w="1401"/>
+        <w:gridCol w:w="240"/>
+        <w:gridCol w:w="7145"/>
+      </w:tblGrid>
+      <w:tr>
+        <w:tblPrEx>
+          <w:tblBorders>
+            <w:top w:val="none" w:color="auto" w:sz="0" w:space="0"/>
+            <w:left w:val="none" w:color="auto" w:sz="0" w:space="0"/>
+            <w:bottom w:val="none" w:color="auto" w:sz="0" w:space="0"/>
+            <w:right w:val="none" w:color="auto" w:sz="0" w:space="0"/>
+            <w:insideH w:val="none" w:color="auto" w:sz="0" w:space="0"/>
+            <w:insideV w:val="none" w:color="auto" w:sz="0" w:space="0"/>
+          </w:tblBorders>
+          <w:tblCellMar>
+            <w:top w:w="0" w:type="dxa"/>
+            <w:left w:w="108" w:type="dxa"/>
+            <w:bottom w:w="0" w:type="dxa"/>
+            <w:right w:w="108" w:type="dxa"/>
+          </w:tblCellMar>
+        </w:tblPrEx>
+        <w:trPr>
+          <w:trHeight w:val="285" w:hRule="atLeast"/>
+        </w:trPr>
+        <w:tc>
+          <w:tcPr>
+            <w:tcW w:w="1401" w:type="dxa"/>
+          </w:tcPr>
+          <w:p>
+            <w:pPr>
+              <w:widowControl w:val="0"/>
+              <w:spacing w:after="0" w:line="240" w:lineRule="auto"/>
+              <w:ind w:right="-109" w:hanging="94"/>
+              <w:jc w:val="both"/>
+              <w:rPr>
+                <w:rFonts w:hint="default" w:ascii="Arial" w:hAnsi="Arial" w:cs="Arial"/>
+                <w:sz w:val="20"/>
+                <w:szCs w:val="20"/>
+                <w:lang w:val="id-ID"/>
+              </w:rPr>
+            </w:pPr>
+            <w:r>
+              <w:rPr>
+                <w:rFonts w:hint="default" w:ascii="Arial" w:hAnsi="Arial" w:cs="Arial"/>
+                <w:sz w:val="20"/>
+                <w:szCs w:val="20"/>
+                <w:lang w:val="id-ID"/>
+              </w:rPr>
+              <w:t>Hari/Tanggal</w:t>
+            </w:r>
+          </w:p>
+        </w:tc>
+        <w:tc>
+          <w:tcPr>
+            <w:tcW w:w="240" w:type="dxa"/>
+            <w:vAlign w:val="top"/>
+          </w:tcPr>
+          <w:p>
+            <w:pPr>
+              <w:widowControl w:val="0"/>
+              <w:spacing w:after="0" w:line="240" w:lineRule="auto"/>
+              <w:ind w:left="-109" w:right="-109" w:hanging="94"/>
+              <w:jc w:val="center"/>
+              <w:rPr>
+                <w:rFonts w:hint="default" w:ascii="Arial" w:hAnsi="Arial" w:cs="Arial"/>
+                <w:sz w:val="20"/>
+                <w:szCs w:val="20"/>
+              </w:rPr>
+            </w:pPr>
+            <w:r>
+              <w:rPr>
+                <w:rFonts w:hint="default" w:ascii="Arial" w:hAnsi="Arial" w:cs="Arial"/>
+                <w:sz w:val="20"/>
+                <w:szCs w:val="20"/>
+              </w:rPr>
+              <w:t>:</w:t>
+            </w:r>
+          </w:p>
+        </w:tc>
+        <w:tc>
+          <w:tcPr>
+            <w:tcW w:w="7145" w:type="dxa"/>
+            <w:vAlign w:val="center"/>
+          </w:tcPr>
+          <w:p>
+            <w:pPr>
+              <w:widowControl w:val="0"/>
+              <w:spacing w:after="0"/>
+              <w:jc w:val="both"/>
+              <w:rPr>
+                <w:rFonts w:hint="default" w:ascii="Arial" w:hAnsi="Arial" w:eastAsia="Arial" w:cs="Arial"/>
+                <w:b/>
+                <w:bCs/>
+                <w:color w:val="000000"/>
+                <w:sz w:val="20"/>
+                <w:szCs w:val="20"/>
+                <w:lang w:val="id-ID"/>
+              </w:rPr>
+            </w:pPr>
+            <w:r>
+              <w:rPr>
+                <w:rFonts w:hint="default" w:ascii="Arial" w:hAnsi="Arial" w:eastAsia="Arial" w:cs="Arial"/>
+                <w:b/>
+                <w:bCs/>
+                <w:color w:val="000000"/>
+                <w:sz w:val="20"/>
+                <w:szCs w:val="20"/>
+                <w:lang w:val="id-ID"/>
+              </w:rPr>
+              <w:t>Batch 11 : Selasa-Rabu / 8-9 September 2026</w:t>
+            </w:r>
+          </w:p>
+          <w:p>
+            <w:pPr>
+              <w:widowControl w:val="0"/>
+              <w:spacing w:after="0"/>
+              <w:jc w:val="both"/>
+              <w:rPr>
+                <w:rFonts w:hint="default" w:ascii="Arial" w:hAnsi="Arial" w:eastAsia="Arial" w:cs="Arial"/>
+                <w:color w:val="000000"/>
+                <w:sz w:val="20"/>
+                <w:szCs w:val="20"/>
+                <w:lang w:val="en-US"/>
+              </w:rPr>
+            </w:pPr>
+            <w:r>
+              <w:rPr>
+                <w:rFonts w:hint="default" w:ascii="Arial" w:hAnsi="Arial" w:eastAsia="Arial" w:cs="Arial"/>
+                <w:b/>
+                <w:bCs/>
+                <w:color w:val="000000"/>
+                <w:sz w:val="20"/>
+                <w:szCs w:val="20"/>
+                <w:lang w:val="id-ID"/>
+              </w:rPr>
+              <w:t>Batch 12 : Kamis-Jumat / 10-11 September 2026</w:t>
+            </w:r>
+          </w:p>
+        </w:tc>
+      </w:tr>
+      <w:tr>
+        <w:tblPrEx>
+          <w:tblBorders>
+            <w:top w:val="none" w:color="auto" w:sz="0" w:space="0"/>
+            <w:left w:val="none" w:color="auto" w:sz="0" w:space="0"/>
+            <w:bottom w:val="none" w:color="auto" w:sz="0" w:space="0"/>
+            <w:right w:val="none" w:color="auto" w:sz="0" w:space="0"/>
+            <w:insideH w:val="none" w:color="auto" w:sz="0" w:space="0"/>
+            <w:insideV w:val="none" w:color="auto" w:sz="0" w:space="0"/>
+          </w:tblBorders>
+          <w:tblCellMar>
+            <w:top w:w="0" w:type="dxa"/>
+            <w:left w:w="108" w:type="dxa"/>
+            <w:bottom w:w="0" w:type="dxa"/>
+            <w:right w:w="108" w:type="dxa"/>
+          </w:tblCellMar>
+        </w:tblPrEx>
+        <w:trPr>
+          <w:trHeight w:val="255" w:hRule="atLeast"/>
+        </w:trPr>
+        <w:tc>
+          <w:tcPr>
+            <w:tcW w:w="1401" w:type="dxa"/>
+            <w:vAlign w:val="center"/>
+          </w:tcPr>
+          <w:p>
+            <w:pPr>
+              <w:widowControl w:val="0"/>
+              <w:spacing w:after="0" w:line="240" w:lineRule="auto"/>
+              <w:ind w:right="-109" w:hanging="94"/>
+              <w:jc w:val="both"/>
+              <w:rPr>
+                <w:rFonts w:hint="default" w:ascii="Arial" w:hAnsi="Arial" w:cs="Arial"/>
+                <w:sz w:val="20"/>
+                <w:szCs w:val="20"/>
+                <w:lang w:val="id-ID"/>
+              </w:rPr>
+            </w:pPr>
+            <w:r>
+              <w:rPr>
+                <w:rFonts w:hint="default" w:ascii="Arial" w:hAnsi="Arial" w:cs="Arial"/>
+                <w:sz w:val="20"/>
+                <w:szCs w:val="20"/>
+              </w:rPr>
+              <w:t>Ju</w:t>
+            </w:r>
+            <w:r>
+              <w:rPr>
+                <w:rFonts w:hint="default" w:ascii="Arial" w:hAnsi="Arial" w:cs="Arial"/>
+                <w:sz w:val="20"/>
+                <w:szCs w:val="20"/>
+                <w:lang w:val="id-ID"/>
+              </w:rPr>
+              <w:t>dul</w:t>
+            </w:r>
+          </w:p>
+        </w:tc>
+        <w:tc>
+          <w:tcPr>
+            <w:tcW w:w="240" w:type="dxa"/>
+            <w:vAlign w:val="center"/>
+          </w:tcPr>
+          <w:p>
+            <w:pPr>
+              <w:widowControl w:val="0"/>
+              <w:spacing w:after="0" w:line="240" w:lineRule="auto"/>
+              <w:ind w:left="-109" w:right="-109" w:hanging="94"/>
+              <w:jc w:val="center"/>
+              <w:rPr>
+                <w:rFonts w:hint="default" w:ascii="Arial" w:hAnsi="Arial" w:cs="Arial"/>
+                <w:sz w:val="20"/>
+                <w:szCs w:val="20"/>
+              </w:rPr>
+            </w:pPr>
+            <w:r>
+              <w:rPr>
+                <w:rFonts w:hint="default" w:ascii="Arial" w:hAnsi="Arial" w:cs="Arial"/>
+                <w:sz w:val="20"/>
+                <w:szCs w:val="20"/>
+              </w:rPr>
+              <w:t>:</w:t>
+            </w:r>
+          </w:p>
+        </w:tc>
+        <w:tc>
+          <w:tcPr>
+            <w:tcW w:w="7145" w:type="dxa"/>
+            <w:vAlign w:val="center"/>
+          </w:tcPr>
+          <w:p>
+            <w:pPr>
+              <w:pStyle w:val="85"/>
+              <w:keepNext w:val="0"/>
+              <w:keepLines w:val="0"/>
+              <w:widowControl/>
+              <w:suppressLineNumbers w:val="0"/>
+              <w:pBdr>
+                <w:top w:val="none" w:color="auto" w:sz="0" w:space="0"/>
+                <w:left w:val="none" w:color="auto" w:sz="0" w:space="0"/>
+                <w:bottom w:val="none" w:color="auto" w:sz="0" w:space="0"/>
+                <w:right w:val="none" w:color="auto" w:sz="0" w:space="0"/>
+                <w:between w:val="none" w:color="auto" w:sz="0" w:space="0"/>
+              </w:pBdr>
+              <w:spacing w:before="0" w:beforeAutospacing="0" w:after="0" w:afterAutospacing="0" w:line="240" w:lineRule="auto"/>
+              <w:ind w:left="0" w:right="0"/>
+              <w:jc w:val="both"/>
+              <w:rPr>
+                <w:rFonts w:hint="default" w:ascii="Arial" w:hAnsi="Arial" w:eastAsia="SimSun" w:cs="Arial"/>
+                <w:color w:val="000000"/>
+                <w:sz w:val="20"/>
+                <w:szCs w:val="20"/>
+                <w:lang w:val="en-US"/>
+              </w:rPr>
+            </w:pPr>
+            <w:r>
+              <w:rPr>
+                <w:rFonts w:hint="default" w:ascii="Arial" w:hAnsi="Arial" w:eastAsia="Arial" w:cs="Arial"/>
+                <w:b/>
+                <w:bCs/>
+                <w:color w:val="000000"/>
+                <w:sz w:val="20"/>
+                <w:szCs w:val="20"/>
+                <w:lang w:val="id-ID"/>
+              </w:rPr>
+              <w:t>TINS Core Program - Personal Effectiveness - Batch 11 &amp; 12</w:t>
+            </w:r>
+          </w:p>
+        </w:tc>
+      </w:tr>
+      <w:tr>
+        <w:tblPrEx>
+          <w:tblBorders>
+            <w:top w:val="none" w:color="auto" w:sz="0" w:space="0"/>
+            <w:left w:val="none" w:color="auto" w:sz="0" w:space="0"/>
+            <w:bottom w:val="none" w:color="auto" w:sz="0" w:space="0"/>
+            <w:right w:val="none" w:color="auto" w:sz="0" w:space="0"/>
+            <w:insideH w:val="none" w:color="auto" w:sz="0" w:space="0"/>
+            <w:insideV w:val="none" w:color="auto" w:sz="0" w:space="0"/>
+          </w:tblBorders>
+          <w:tblCellMar>
+            <w:top w:w="0" w:type="dxa"/>
+            <w:left w:w="108" w:type="dxa"/>
+            <w:bottom w:w="0" w:type="dxa"/>
+            <w:right w:w="108" w:type="dxa"/>
+          </w:tblCellMar>
+        </w:tblPrEx>
+        <w:trPr>
+          <w:trHeight w:val="255" w:hRule="atLeast"/>
+        </w:trPr>
+        <w:tc>
+          <w:tcPr>
+            <w:tcW w:w="1401" w:type="dxa"/>
+            <w:vAlign w:val="center"/>
+          </w:tcPr>
+          <w:p>
+            <w:pPr>
+              <w:widowControl w:val="0"/>
+              <w:spacing w:after="0" w:line="240" w:lineRule="auto"/>
+              <w:ind w:right="-109" w:hanging="94"/>
+              <w:jc w:val="both"/>
+              <w:rPr>
+                <w:rFonts w:hint="default" w:ascii="Arial" w:hAnsi="Arial" w:cs="Arial"/>
+                <w:sz w:val="20"/>
+                <w:szCs w:val="20"/>
+                <w:lang w:val="id-ID"/>
+              </w:rPr>
+            </w:pPr>
+            <w:r>
+              <w:rPr>
+                <w:rFonts w:hint="default" w:ascii="Arial" w:hAnsi="Arial" w:cs="Arial"/>
+                <w:sz w:val="20"/>
+                <w:szCs w:val="20"/>
+                <w:lang w:val="id-ID"/>
+              </w:rPr>
+              <w:t>Tempat</w:t>
+            </w:r>
+          </w:p>
+        </w:tc>
+        <w:tc>
+          <w:tcPr>
+            <w:tcW w:w="240" w:type="dxa"/>
+            <w:vAlign w:val="center"/>
+          </w:tcPr>
+          <w:p>
+            <w:pPr>
+              <w:widowControl w:val="0"/>
+              <w:spacing w:after="0" w:line="240" w:lineRule="auto"/>
+              <w:ind w:left="-109" w:leftChars="0" w:right="-109" w:rightChars="0" w:hanging="94" w:firstLineChars="0"/>
+              <w:jc w:val="center"/>
+              <w:rPr>
+                <w:rFonts w:hint="default" w:ascii="Arial" w:hAnsi="Arial" w:cs="Arial"/>
+                <w:sz w:val="20"/>
+                <w:szCs w:val="20"/>
+              </w:rPr>
+            </w:pPr>
+            <w:r>
+              <w:rPr>
+                <w:rFonts w:hint="default" w:ascii="Arial" w:hAnsi="Arial" w:cs="Arial"/>
+                <w:sz w:val="20"/>
+                <w:szCs w:val="20"/>
+              </w:rPr>
+              <w:t>:</w:t>
+            </w:r>
+          </w:p>
+        </w:tc>
+        <w:tc>
+          <w:tcPr>
+            <w:tcW w:w="7145" w:type="dxa"/>
+            <w:vAlign w:val="center"/>
+          </w:tcPr>
+          <w:p>
+            <w:pPr>
+              <w:pStyle w:val="85"/>
+              <w:keepNext w:val="0"/>
+              <w:keepLines w:val="0"/>
+              <w:widowControl/>
+              <w:suppressLineNumbers w:val="0"/>
+              <w:pBdr>
+                <w:top w:val="none" w:color="auto" w:sz="0" w:space="0"/>
+                <w:left w:val="none" w:color="auto" w:sz="0" w:space="0"/>
+                <w:bottom w:val="none" w:color="auto" w:sz="0" w:space="0"/>
+                <w:right w:val="none" w:color="auto" w:sz="0" w:space="0"/>
+                <w:between w:val="none" w:color="auto" w:sz="0" w:space="0"/>
+              </w:pBdr>
+              <w:spacing w:before="0" w:beforeAutospacing="0" w:after="0" w:afterAutospacing="0" w:line="240" w:lineRule="auto"/>
+              <w:ind w:left="0" w:right="0"/>
+              <w:jc w:val="both"/>
+              <w:rPr>
+                <w:rFonts w:ascii="Arial" w:hAnsi="Arial" w:eastAsia="Arial" w:cs="Arial"/>
+                <w:color w:val="000000"/>
+                <w:sz w:val="20"/>
+                <w:szCs w:val="20"/>
+              </w:rPr>
+            </w:pPr>
+            <w:r>
+              <w:rPr>
+                <w:rFonts w:hint="default" w:ascii="Arial" w:hAnsi="Arial" w:eastAsia="Arial" w:cs="Arial"/>
+                <w:b/>
+                <w:bCs/>
+                <w:color w:val="000000"/>
+                <w:sz w:val="20"/>
+                <w:szCs w:val="20"/>
+                <w:lang w:val="id-ID"/>
+              </w:rPr>
+              <w:t>Wisma Timah - Kundur</w:t>
+            </w:r>
+          </w:p>
+        </w:tc>
+      </w:tr>
+    </w:tbl>
     <w:p>
       <w:pPr>
         <w:spacing w:after="0" w:line="240" w:lineRule="auto"/>
@@ -920,7 +1336,7 @@
           <w:szCs w:val="20"/>
           <w:lang w:val="en-US"/>
         </w:rPr>
-        <w:t xml:space="preserve">Jika berhalangan hadir karena alasan operasional atau sedang menjalankan cuti/sakit/izin sesuai ketentuan, yang bersangkutan wajib melaporkan ke </w:t>
+        <w:t>Jika berhalangan hadir karena alasan operasional atau sedang menjalankan cuti/sakit/izin sesuai ketentuan, yang bersangkutan wajib melaporkan ke</w:t>
       </w:r>
       <w:r>
         <w:rPr>
@@ -933,7 +1349,33 @@
           <w:szCs w:val="20"/>
           <w:lang w:val="en-US"/>
         </w:rPr>
-        <w:t xml:space="preserve">Division Human Capital. </w:t>
+        <w:t xml:space="preserve"> Human Capital</w:t>
+      </w:r>
+      <w:r>
+        <w:rPr>
+          <w:rFonts w:hint="default" w:ascii="Arial" w:hAnsi="Arial" w:eastAsia="Times New Roman" w:cs="Arial"/>
+          <w:b w:val="0"/>
+          <w:bCs w:val="0"/>
+          <w:i/>
+          <w:iCs/>
+          <w:sz w:val="20"/>
+          <w:szCs w:val="20"/>
+          <w:lang w:val="id-ID"/>
+        </w:rPr>
+        <w:t xml:space="preserve"> </w:t>
+      </w:r>
+      <w:r>
+        <w:rPr>
+          <w:rFonts w:hint="default" w:ascii="Arial" w:hAnsi="Arial" w:eastAsia="Times New Roman" w:cs="Arial"/>
+          <w:b w:val="0"/>
+          <w:bCs w:val="0"/>
+          <w:i/>
+          <w:iCs/>
+          <w:sz w:val="20"/>
+          <w:szCs w:val="20"/>
+          <w:lang w:val="en-US"/>
+        </w:rPr>
+        <w:t xml:space="preserve">Division. </w:t>
       </w:r>
     </w:p>
     <w:p>
@@ -1190,7 +1632,7 @@
                 <w:szCs w:val="20"/>
                 <w:lang w:val="id-ID"/>
               </w:rPr>
-              <w:t>Agustus</w:t>
+              <w:t>September</w:t>
             </w:r>
             <w:r>
               <w:rPr>
@@ -1511,7 +1953,7 @@
         <w:tblpPr w:leftFromText="180" w:rightFromText="180" w:vertAnchor="text" w:horzAnchor="page" w:tblpX="5735" w:tblpY="116"/>
         <w:tblOverlap w:val="never"/>
         <w:tblW w:w="0" w:type="auto"/>
-        <w:tblInd w:w="221" w:type="dxa"/>
+        <w:tblInd w:w="503" w:type="dxa"/>
         <w:tblBorders>
           <w:top w:val="none" w:color="auto" w:sz="0" w:space="0"/>
           <w:left w:val="none" w:color="auto" w:sz="0" w:space="0"/>
@@ -1874,40 +2316,12 @@
                 <w:vertAlign w:val="baseline"/>
                 <w:lang w:val="id-ID"/>
               </w:rPr>
-              <w:t>Agustus</w:t>
-            </w:r>
-            <w:r>
-              <w:rPr>
-                <w:rFonts w:hint="default" w:ascii="Arial" w:hAnsi="Arial" w:cs="Arial"/>
-                <w:b/>
-                <w:bCs/>
-                <w:sz w:val="20"/>
-                <w:szCs w:val="20"/>
-                <w:vertAlign w:val="baseline"/>
-                <w:lang w:val="en-US"/>
-              </w:rPr>
-              <w:t xml:space="preserve"> 2026</w:t>
+              <w:t>September 2026</w:t>
             </w:r>
           </w:p>
         </w:tc>
       </w:tr>
     </w:tbl>
-    <w:p>
-      <w:pPr>
-        <w:spacing w:after="69" w:afterLines="29" w:line="240" w:lineRule="auto"/>
-        <w:ind w:right="28"/>
-        <w:jc w:val="both"/>
-        <w:rPr>
-          <w:rFonts w:hint="default" w:ascii="Arial" w:hAnsi="Arial" w:cs="Arial"/>
-          <w:b/>
-          <w:color w:val="000000"/>
-          <w:sz w:val="20"/>
-          <w:szCs w:val="20"/>
-          <w:shd w:val="clear" w:color="auto" w:fill="FFFFFF"/>
-          <w:lang w:val="en-US"/>
-        </w:rPr>
-      </w:pPr>
-    </w:p>
     <w:p>
       <w:pPr>
         <w:spacing w:after="69" w:afterLines="29" w:line="240" w:lineRule="auto"/>
@@ -1956,7 +2370,34 @@
         <w:adjustRightInd/>
         <w:snapToGrid/>
         <w:spacing w:after="0" w:line="360" w:lineRule="auto"/>
-        <w:jc w:val="center"/>
+        <w:jc w:val="both"/>
+        <w:textAlignment w:val="auto"/>
+        <w:rPr>
+          <w:rFonts w:hint="default" w:ascii="Arial" w:hAnsi="Arial" w:cs="Arial"/>
+          <w:b/>
+          <w:bCs/>
+          <w:sz w:val="20"/>
+          <w:szCs w:val="20"/>
+        </w:rPr>
+      </w:pPr>
+    </w:p>
+    <w:p>
+      <w:pPr>
+        <w:keepNext w:val="0"/>
+        <w:keepLines w:val="0"/>
+        <w:pageBreakBefore w:val="0"/>
+        <w:widowControl/>
+        <w:kinsoku/>
+        <w:wordWrap/>
+        <w:overflowPunct/>
+        <w:topLinePunct w:val="0"/>
+        <w:autoSpaceDE/>
+        <w:autoSpaceDN/>
+        <w:bidi w:val="0"/>
+        <w:adjustRightInd/>
+        <w:snapToGrid/>
+        <w:spacing w:after="0" w:line="360" w:lineRule="auto"/>
+        <w:jc w:val="both"/>
         <w:textAlignment w:val="auto"/>
         <w:rPr>
           <w:rFonts w:hint="default" w:ascii="Arial" w:hAnsi="Arial" w:cs="Arial"/>
@@ -2058,7 +2499,7 @@
           <w:szCs w:val="20"/>
           <w:lang w:val="id-ID"/>
         </w:rPr>
-        <w:t>Judul</w:t>
+        <w:t xml:space="preserve">TINS Core Program - Personal Effectiveness - Batch 11 </w:t>
       </w:r>
     </w:p>
     <w:tbl>
@@ -2083,10 +2524,10 @@
         </w:tblCellMar>
       </w:tblPr>
       <w:tblGrid>
-        <w:gridCol w:w="599"/>
-        <w:gridCol w:w="2424"/>
-        <w:gridCol w:w="1343"/>
-        <w:gridCol w:w="4722"/>
+        <w:gridCol w:w="619"/>
+        <w:gridCol w:w="3293"/>
+        <w:gridCol w:w="1585"/>
+        <w:gridCol w:w="3887"/>
       </w:tblGrid>
       <w:tr>
         <w:tblPrEx>
@@ -2098,19 +2539,13 @@
             <w:insideH w:val="none" w:color="auto" w:sz="0" w:space="0"/>
             <w:insideV w:val="none" w:color="auto" w:sz="0" w:space="0"/>
           </w:tblBorders>
-          <w:tblCellMar>
-            <w:top w:w="0" w:type="dxa"/>
-            <w:left w:w="108" w:type="dxa"/>
-            <w:bottom w:w="0" w:type="dxa"/>
-            <w:right w:w="108" w:type="dxa"/>
-          </w:tblCellMar>
         </w:tblPrEx>
         <w:trPr>
-          <w:trHeight w:val="23" w:hRule="atLeast"/>
+          <w:trHeight w:val="90" w:hRule="atLeast"/>
         </w:trPr>
         <w:tc>
           <w:tcPr>
-            <w:tcW w:w="599" w:type="dxa"/>
+            <w:tcW w:w="619" w:type="dxa"/>
             <w:tcBorders>
               <w:top w:val="single" w:color="000000" w:sz="2" w:space="0"/>
               <w:left w:val="single" w:color="000000" w:sz="2" w:space="0"/>
@@ -2194,7 +2629,7 @@
         </w:tc>
         <w:tc>
           <w:tcPr>
-            <w:tcW w:w="2424" w:type="dxa"/>
+            <w:tcW w:w="3293" w:type="dxa"/>
             <w:tcBorders>
               <w:top w:val="single" w:color="000000" w:sz="2" w:space="0"/>
               <w:left w:val="single" w:color="000000" w:sz="2" w:space="0"/>
@@ -2263,7 +2698,7 @@
         </w:tc>
         <w:tc>
           <w:tcPr>
-            <w:tcW w:w="1343" w:type="dxa"/>
+            <w:tcW w:w="1585" w:type="dxa"/>
             <w:tcBorders>
               <w:top w:val="single" w:color="000000" w:sz="2" w:space="0"/>
               <w:left w:val="single" w:color="000000" w:sz="2" w:space="0"/>
@@ -2334,7 +2769,7 @@
         </w:tc>
         <w:tc>
           <w:tcPr>
-            <w:tcW w:w="4722" w:type="dxa"/>
+            <w:tcW w:w="3887" w:type="dxa"/>
             <w:tcBorders>
               <w:top w:val="single" w:color="000000" w:sz="2" w:space="0"/>
               <w:left w:val="single" w:color="000000" w:sz="2" w:space="0"/>
@@ -2426,7 +2861,7 @@
         </w:trPr>
         <w:tc>
           <w:tcPr>
-            <w:tcW w:w="599" w:type="dxa"/>
+            <w:tcW w:w="619" w:type="dxa"/>
             <w:tcBorders>
               <w:top w:val="single" w:color="000000" w:sz="2" w:space="0"/>
               <w:left w:val="single" w:color="000000" w:sz="2" w:space="0"/>
@@ -2473,11 +2908,18 @@
                 <w:lang w:val="en-US" w:eastAsia="zh-CN" w:bidi="ar"/>
               </w:rPr>
             </w:pPr>
+            <w:r>
+              <w:rPr>
+                <w:rFonts w:ascii="Arial" w:hAnsi="Arial"/>
+                <w:sz w:val="20"/>
+              </w:rPr>
+              <w:t>1</w:t>
+            </w:r>
           </w:p>
         </w:tc>
         <w:tc>
           <w:tcPr>
-            <w:tcW w:w="2424" w:type="dxa"/>
+            <w:tcW w:w="3293" w:type="dxa"/>
             <w:tcBorders>
               <w:top w:val="single" w:color="000000" w:sz="2" w:space="0"/>
               <w:left w:val="single" w:color="000000" w:sz="2" w:space="0"/>
@@ -2525,11 +2967,18 @@
                 <w:lang w:val="en-US" w:eastAsia="zh-CN" w:bidi="ar"/>
               </w:rPr>
             </w:pPr>
+            <w:r>
+              <w:rPr>
+                <w:rFonts w:ascii="Arial" w:hAnsi="Arial"/>
+                <w:sz w:val="20"/>
+              </w:rPr>
+              <w:t>Agusviansyah</w:t>
+            </w:r>
           </w:p>
         </w:tc>
         <w:tc>
           <w:tcPr>
-            <w:tcW w:w="1343" w:type="dxa"/>
+            <w:tcW w:w="1585" w:type="dxa"/>
             <w:tcBorders>
               <w:top w:val="single" w:color="000000" w:sz="2" w:space="0"/>
               <w:left w:val="single" w:color="000000" w:sz="2" w:space="0"/>
@@ -2577,11 +3026,18 @@
                 <w:lang w:val="en-US" w:eastAsia="zh-CN" w:bidi="ar"/>
               </w:rPr>
             </w:pPr>
+            <w:r>
+              <w:rPr>
+                <w:rFonts w:ascii="Arial" w:hAnsi="Arial"/>
+                <w:sz w:val="20"/>
+              </w:rPr>
+              <w:t>20944009</w:t>
+            </w:r>
           </w:p>
         </w:tc>
         <w:tc>
           <w:tcPr>
-            <w:tcW w:w="4722" w:type="dxa"/>
+            <w:tcW w:w="3887" w:type="dxa"/>
             <w:tcBorders>
               <w:top w:val="single" w:color="000000" w:sz="2" w:space="0"/>
               <w:left w:val="single" w:color="000000" w:sz="2" w:space="0"/>
@@ -2629,6 +3085,13 @@
                 <w:lang w:val="en-US" w:eastAsia="zh-CN" w:bidi="ar"/>
               </w:rPr>
             </w:pPr>
+            <w:r>
+              <w:rPr>
+                <w:rFonts w:ascii="Arial" w:hAnsi="Arial"/>
+                <w:sz w:val="20"/>
+              </w:rPr>
+              <w:t>Division of Area Kundur</w:t>
+            </w:r>
           </w:p>
         </w:tc>
       </w:tr>
@@ -2654,7 +3117,7 @@
         </w:trPr>
         <w:tc>
           <w:tcPr>
-            <w:tcW w:w="599" w:type="dxa"/>
+            <w:tcW w:w="619" w:type="dxa"/>
             <w:tcBorders>
               <w:top w:val="single" w:color="000000" w:sz="2" w:space="0"/>
               <w:left w:val="single" w:color="000000" w:sz="2" w:space="0"/>
@@ -2701,11 +3164,18 @@
                 <w:lang w:val="en-US" w:eastAsia="zh-CN" w:bidi="ar"/>
               </w:rPr>
             </w:pPr>
+            <w:r>
+              <w:rPr>
+                <w:rFonts w:ascii="Arial" w:hAnsi="Arial"/>
+                <w:sz w:val="20"/>
+              </w:rPr>
+              <w:t>2</w:t>
+            </w:r>
           </w:p>
         </w:tc>
         <w:tc>
           <w:tcPr>
-            <w:tcW w:w="2424" w:type="dxa"/>
+            <w:tcW w:w="3293" w:type="dxa"/>
             <w:tcBorders>
               <w:top w:val="single" w:color="000000" w:sz="2" w:space="0"/>
               <w:left w:val="single" w:color="000000" w:sz="2" w:space="0"/>
@@ -2753,11 +3223,18 @@
                 <w:lang w:val="en-US" w:eastAsia="zh-CN" w:bidi="ar"/>
               </w:rPr>
             </w:pPr>
+            <w:r>
+              <w:rPr>
+                <w:rFonts w:ascii="Arial" w:hAnsi="Arial"/>
+                <w:sz w:val="20"/>
+              </w:rPr>
+              <w:t>Ahmad Suhadi Putra</w:t>
+            </w:r>
           </w:p>
         </w:tc>
         <w:tc>
           <w:tcPr>
-            <w:tcW w:w="1343" w:type="dxa"/>
+            <w:tcW w:w="1585" w:type="dxa"/>
             <w:tcBorders>
               <w:top w:val="single" w:color="000000" w:sz="2" w:space="0"/>
               <w:left w:val="single" w:color="000000" w:sz="2" w:space="0"/>
@@ -2805,11 +3282,18 @@
                 <w:lang w:val="en-US" w:eastAsia="zh-CN" w:bidi="ar"/>
               </w:rPr>
             </w:pPr>
+            <w:r>
+              <w:rPr>
+                <w:rFonts w:ascii="Arial" w:hAnsi="Arial"/>
+                <w:sz w:val="20"/>
+              </w:rPr>
+              <w:t>21229305</w:t>
+            </w:r>
           </w:p>
         </w:tc>
         <w:tc>
           <w:tcPr>
-            <w:tcW w:w="4722" w:type="dxa"/>
+            <w:tcW w:w="3887" w:type="dxa"/>
             <w:tcBorders>
               <w:top w:val="single" w:color="000000" w:sz="2" w:space="0"/>
               <w:left w:val="single" w:color="000000" w:sz="2" w:space="0"/>
@@ -2857,6 +3341,13 @@
                 <w:lang w:val="en-US" w:eastAsia="zh-CN" w:bidi="ar"/>
               </w:rPr>
             </w:pPr>
+            <w:r>
+              <w:rPr>
+                <w:rFonts w:ascii="Arial" w:hAnsi="Arial"/>
+                <w:sz w:val="20"/>
+              </w:rPr>
+              <w:t>Division of Area Kundur</w:t>
+            </w:r>
           </w:p>
         </w:tc>
       </w:tr>
@@ -2882,7 +3373,7 @@
         </w:trPr>
         <w:tc>
           <w:tcPr>
-            <w:tcW w:w="599" w:type="dxa"/>
+            <w:tcW w:w="619" w:type="dxa"/>
             <w:tcBorders>
               <w:top w:val="single" w:color="000000" w:sz="2" w:space="0"/>
               <w:left w:val="single" w:color="000000" w:sz="2" w:space="0"/>
@@ -2929,11 +3420,18 @@
                 <w:lang w:val="en-US" w:eastAsia="zh-CN" w:bidi="ar"/>
               </w:rPr>
             </w:pPr>
+            <w:r>
+              <w:rPr>
+                <w:rFonts w:ascii="Arial" w:hAnsi="Arial"/>
+                <w:sz w:val="20"/>
+              </w:rPr>
+              <w:t>3</w:t>
+            </w:r>
           </w:p>
         </w:tc>
         <w:tc>
           <w:tcPr>
-            <w:tcW w:w="2424" w:type="dxa"/>
+            <w:tcW w:w="3293" w:type="dxa"/>
             <w:tcBorders>
               <w:top w:val="single" w:color="000000" w:sz="2" w:space="0"/>
               <w:left w:val="single" w:color="000000" w:sz="2" w:space="0"/>
@@ -2981,11 +3479,18 @@
                 <w:lang w:val="en-US" w:eastAsia="zh-CN" w:bidi="ar"/>
               </w:rPr>
             </w:pPr>
+            <w:r>
+              <w:rPr>
+                <w:rFonts w:ascii="Arial" w:hAnsi="Arial"/>
+                <w:sz w:val="20"/>
+              </w:rPr>
+              <w:t>Andi Setiawan</w:t>
+            </w:r>
           </w:p>
         </w:tc>
         <w:tc>
           <w:tcPr>
-            <w:tcW w:w="1343" w:type="dxa"/>
+            <w:tcW w:w="1585" w:type="dxa"/>
             <w:tcBorders>
               <w:top w:val="single" w:color="000000" w:sz="2" w:space="0"/>
               <w:left w:val="single" w:color="000000" w:sz="2" w:space="0"/>
@@ -3033,11 +3538,18 @@
                 <w:lang w:val="en-US" w:eastAsia="zh-CN" w:bidi="ar"/>
               </w:rPr>
             </w:pPr>
+            <w:r>
+              <w:rPr>
+                <w:rFonts w:ascii="Arial" w:hAnsi="Arial"/>
+                <w:sz w:val="20"/>
+              </w:rPr>
+              <w:t>20086725</w:t>
+            </w:r>
           </w:p>
         </w:tc>
         <w:tc>
           <w:tcPr>
-            <w:tcW w:w="4722" w:type="dxa"/>
+            <w:tcW w:w="3887" w:type="dxa"/>
             <w:tcBorders>
               <w:top w:val="single" w:color="000000" w:sz="2" w:space="0"/>
               <w:left w:val="single" w:color="000000" w:sz="2" w:space="0"/>
@@ -3085,6 +3597,13 @@
                 <w:lang w:val="en-US" w:eastAsia="zh-CN" w:bidi="ar"/>
               </w:rPr>
             </w:pPr>
+            <w:r>
+              <w:rPr>
+                <w:rFonts w:ascii="Arial" w:hAnsi="Arial"/>
+                <w:sz w:val="20"/>
+              </w:rPr>
+              <w:t>Division of Area Kundur</w:t>
+            </w:r>
           </w:p>
         </w:tc>
       </w:tr>
@@ -3110,7 +3629,7 @@
         </w:trPr>
         <w:tc>
           <w:tcPr>
-            <w:tcW w:w="599" w:type="dxa"/>
+            <w:tcW w:w="619" w:type="dxa"/>
             <w:tcBorders>
               <w:top w:val="single" w:color="000000" w:sz="2" w:space="0"/>
               <w:left w:val="single" w:color="000000" w:sz="2" w:space="0"/>
@@ -3157,11 +3676,18 @@
                 <w:lang w:val="en-US" w:eastAsia="zh-CN" w:bidi="ar"/>
               </w:rPr>
             </w:pPr>
+            <w:r>
+              <w:rPr>
+                <w:rFonts w:ascii="Arial" w:hAnsi="Arial"/>
+                <w:sz w:val="20"/>
+              </w:rPr>
+              <w:t>4</w:t>
+            </w:r>
           </w:p>
         </w:tc>
         <w:tc>
           <w:tcPr>
-            <w:tcW w:w="2424" w:type="dxa"/>
+            <w:tcW w:w="3293" w:type="dxa"/>
             <w:tcBorders>
               <w:top w:val="single" w:color="000000" w:sz="2" w:space="0"/>
               <w:left w:val="single" w:color="000000" w:sz="2" w:space="0"/>
@@ -3209,11 +3735,18 @@
                 <w:lang w:val="en-US" w:eastAsia="zh-CN" w:bidi="ar"/>
               </w:rPr>
             </w:pPr>
+            <w:r>
+              <w:rPr>
+                <w:rFonts w:ascii="Arial" w:hAnsi="Arial"/>
+                <w:sz w:val="20"/>
+              </w:rPr>
+              <w:t>Angger Hadi Setiawan</w:t>
+            </w:r>
           </w:p>
         </w:tc>
         <w:tc>
           <w:tcPr>
-            <w:tcW w:w="1343" w:type="dxa"/>
+            <w:tcW w:w="1585" w:type="dxa"/>
             <w:tcBorders>
               <w:top w:val="single" w:color="000000" w:sz="2" w:space="0"/>
               <w:left w:val="single" w:color="000000" w:sz="2" w:space="0"/>
@@ -3261,11 +3794,18 @@
                 <w:lang w:val="en-US" w:eastAsia="zh-CN" w:bidi="ar"/>
               </w:rPr>
             </w:pPr>
+            <w:r>
+              <w:rPr>
+                <w:rFonts w:ascii="Arial" w:hAnsi="Arial"/>
+                <w:sz w:val="20"/>
+              </w:rPr>
+              <w:t>21230204</w:t>
+            </w:r>
           </w:p>
         </w:tc>
         <w:tc>
           <w:tcPr>
-            <w:tcW w:w="4722" w:type="dxa"/>
+            <w:tcW w:w="3887" w:type="dxa"/>
             <w:tcBorders>
               <w:top w:val="single" w:color="000000" w:sz="2" w:space="0"/>
               <w:left w:val="single" w:color="000000" w:sz="2" w:space="0"/>
@@ -3313,6 +3853,13 @@
                 <w:lang w:val="en-US" w:eastAsia="zh-CN" w:bidi="ar"/>
               </w:rPr>
             </w:pPr>
+            <w:r>
+              <w:rPr>
+                <w:rFonts w:ascii="Arial" w:hAnsi="Arial"/>
+                <w:sz w:val="20"/>
+              </w:rPr>
+              <w:t>Division of Area Kundur</w:t>
+            </w:r>
           </w:p>
         </w:tc>
       </w:tr>
@@ -3338,7 +3885,7 @@
         </w:trPr>
         <w:tc>
           <w:tcPr>
-            <w:tcW w:w="599" w:type="dxa"/>
+            <w:tcW w:w="619" w:type="dxa"/>
             <w:tcBorders>
               <w:top w:val="single" w:color="000000" w:sz="2" w:space="0"/>
               <w:left w:val="single" w:color="000000" w:sz="2" w:space="0"/>
@@ -3385,11 +3932,18 @@
                 <w:lang w:val="en-US" w:eastAsia="zh-CN" w:bidi="ar"/>
               </w:rPr>
             </w:pPr>
+            <w:r>
+              <w:rPr>
+                <w:rFonts w:ascii="Arial" w:hAnsi="Arial"/>
+                <w:sz w:val="20"/>
+              </w:rPr>
+              <w:t>5</w:t>
+            </w:r>
           </w:p>
         </w:tc>
         <w:tc>
           <w:tcPr>
-            <w:tcW w:w="2424" w:type="dxa"/>
+            <w:tcW w:w="3293" w:type="dxa"/>
             <w:tcBorders>
               <w:top w:val="single" w:color="000000" w:sz="2" w:space="0"/>
               <w:left w:val="single" w:color="000000" w:sz="2" w:space="0"/>
@@ -3437,11 +3991,18 @@
                 <w:lang w:val="en-US" w:eastAsia="zh-CN" w:bidi="ar"/>
               </w:rPr>
             </w:pPr>
+            <w:r>
+              <w:rPr>
+                <w:rFonts w:ascii="Arial" w:hAnsi="Arial"/>
+                <w:sz w:val="20"/>
+              </w:rPr>
+              <w:t>Azri B Azali</w:t>
+            </w:r>
           </w:p>
         </w:tc>
         <w:tc>
           <w:tcPr>
-            <w:tcW w:w="1343" w:type="dxa"/>
+            <w:tcW w:w="1585" w:type="dxa"/>
             <w:tcBorders>
               <w:top w:val="single" w:color="000000" w:sz="2" w:space="0"/>
               <w:left w:val="single" w:color="000000" w:sz="2" w:space="0"/>
@@ -3489,11 +4050,18 @@
                 <w:lang w:val="en-US" w:eastAsia="zh-CN" w:bidi="ar"/>
               </w:rPr>
             </w:pPr>
+            <w:r>
+              <w:rPr>
+                <w:rFonts w:ascii="Arial" w:hAnsi="Arial"/>
+                <w:sz w:val="20"/>
+              </w:rPr>
+              <w:t>21350153</w:t>
+            </w:r>
           </w:p>
         </w:tc>
         <w:tc>
           <w:tcPr>
-            <w:tcW w:w="4722" w:type="dxa"/>
+            <w:tcW w:w="3887" w:type="dxa"/>
             <w:tcBorders>
               <w:top w:val="single" w:color="000000" w:sz="2" w:space="0"/>
               <w:left w:val="single" w:color="000000" w:sz="2" w:space="0"/>
@@ -3541,6 +4109,13 @@
                 <w:lang w:val="en-US" w:eastAsia="zh-CN" w:bidi="ar"/>
               </w:rPr>
             </w:pPr>
+            <w:r>
+              <w:rPr>
+                <w:rFonts w:ascii="Arial" w:hAnsi="Arial"/>
+                <w:sz w:val="20"/>
+              </w:rPr>
+              <w:t>Division of Area Kundur</w:t>
+            </w:r>
           </w:p>
         </w:tc>
       </w:tr>
@@ -3566,7 +4141,7 @@
         </w:trPr>
         <w:tc>
           <w:tcPr>
-            <w:tcW w:w="599" w:type="dxa"/>
+            <w:tcW w:w="619" w:type="dxa"/>
             <w:tcBorders>
               <w:top w:val="single" w:color="000000" w:sz="2" w:space="0"/>
               <w:left w:val="single" w:color="000000" w:sz="2" w:space="0"/>
@@ -3613,11 +4188,18 @@
                 <w:lang w:val="en-US" w:eastAsia="zh-CN" w:bidi="ar"/>
               </w:rPr>
             </w:pPr>
+            <w:r>
+              <w:rPr>
+                <w:rFonts w:ascii="Arial" w:hAnsi="Arial"/>
+                <w:sz w:val="20"/>
+              </w:rPr>
+              <w:t>6</w:t>
+            </w:r>
           </w:p>
         </w:tc>
         <w:tc>
           <w:tcPr>
-            <w:tcW w:w="2424" w:type="dxa"/>
+            <w:tcW w:w="3293" w:type="dxa"/>
             <w:tcBorders>
               <w:top w:val="single" w:color="000000" w:sz="2" w:space="0"/>
               <w:left w:val="single" w:color="000000" w:sz="2" w:space="0"/>
@@ -3665,11 +4247,18 @@
                 <w:lang w:val="en-US" w:eastAsia="zh-CN" w:bidi="ar"/>
               </w:rPr>
             </w:pPr>
+            <w:r>
+              <w:rPr>
+                <w:rFonts w:ascii="Arial" w:hAnsi="Arial"/>
+                <w:sz w:val="20"/>
+              </w:rPr>
+              <w:t>Dedi Hermansyah</w:t>
+            </w:r>
           </w:p>
         </w:tc>
         <w:tc>
           <w:tcPr>
-            <w:tcW w:w="1343" w:type="dxa"/>
+            <w:tcW w:w="1585" w:type="dxa"/>
             <w:tcBorders>
               <w:top w:val="single" w:color="000000" w:sz="2" w:space="0"/>
               <w:left w:val="single" w:color="000000" w:sz="2" w:space="0"/>
@@ -3717,11 +4306,18 @@
                 <w:lang w:val="en-US" w:eastAsia="zh-CN" w:bidi="ar"/>
               </w:rPr>
             </w:pPr>
+            <w:r>
+              <w:rPr>
+                <w:rFonts w:ascii="Arial" w:hAnsi="Arial"/>
+                <w:sz w:val="20"/>
+              </w:rPr>
+              <w:t>21233405</w:t>
+            </w:r>
           </w:p>
         </w:tc>
         <w:tc>
           <w:tcPr>
-            <w:tcW w:w="4722" w:type="dxa"/>
+            <w:tcW w:w="3887" w:type="dxa"/>
             <w:tcBorders>
               <w:top w:val="single" w:color="000000" w:sz="2" w:space="0"/>
               <w:left w:val="single" w:color="000000" w:sz="2" w:space="0"/>
@@ -3769,6 +4365,13 @@
                 <w:lang w:val="en-US" w:eastAsia="zh-CN" w:bidi="ar"/>
               </w:rPr>
             </w:pPr>
+            <w:r>
+              <w:rPr>
+                <w:rFonts w:ascii="Arial" w:hAnsi="Arial"/>
+                <w:sz w:val="20"/>
+              </w:rPr>
+              <w:t>Division of Area Kundur</w:t>
+            </w:r>
           </w:p>
         </w:tc>
       </w:tr>
@@ -3794,7 +4397,7 @@
         </w:trPr>
         <w:tc>
           <w:tcPr>
-            <w:tcW w:w="599" w:type="dxa"/>
+            <w:tcW w:w="619" w:type="dxa"/>
             <w:tcBorders>
               <w:top w:val="single" w:color="000000" w:sz="2" w:space="0"/>
               <w:left w:val="single" w:color="000000" w:sz="2" w:space="0"/>
@@ -3841,11 +4444,18 @@
                 <w:lang w:val="en-US" w:eastAsia="zh-CN" w:bidi="ar"/>
               </w:rPr>
             </w:pPr>
+            <w:r>
+              <w:rPr>
+                <w:rFonts w:ascii="Arial" w:hAnsi="Arial"/>
+                <w:sz w:val="20"/>
+              </w:rPr>
+              <w:t>7</w:t>
+            </w:r>
           </w:p>
         </w:tc>
         <w:tc>
           <w:tcPr>
-            <w:tcW w:w="2424" w:type="dxa"/>
+            <w:tcW w:w="3293" w:type="dxa"/>
             <w:tcBorders>
               <w:top w:val="single" w:color="000000" w:sz="2" w:space="0"/>
               <w:left w:val="single" w:color="000000" w:sz="2" w:space="0"/>
@@ -3893,11 +4503,18 @@
                 <w:lang w:val="en-US" w:eastAsia="zh-CN" w:bidi="ar"/>
               </w:rPr>
             </w:pPr>
+            <w:r>
+              <w:rPr>
+                <w:rFonts w:ascii="Arial" w:hAnsi="Arial"/>
+                <w:sz w:val="20"/>
+              </w:rPr>
+              <w:t>Edi Gunawan</w:t>
+            </w:r>
           </w:p>
         </w:tc>
         <w:tc>
           <w:tcPr>
-            <w:tcW w:w="1343" w:type="dxa"/>
+            <w:tcW w:w="1585" w:type="dxa"/>
             <w:tcBorders>
               <w:top w:val="single" w:color="000000" w:sz="2" w:space="0"/>
               <w:left w:val="single" w:color="000000" w:sz="2" w:space="0"/>
@@ -3945,11 +4562,18 @@
                 <w:lang w:val="en-US" w:eastAsia="zh-CN" w:bidi="ar"/>
               </w:rPr>
             </w:pPr>
+            <w:r>
+              <w:rPr>
+                <w:rFonts w:ascii="Arial" w:hAnsi="Arial"/>
+                <w:sz w:val="20"/>
+              </w:rPr>
+              <w:t>21303180</w:t>
+            </w:r>
           </w:p>
         </w:tc>
         <w:tc>
           <w:tcPr>
-            <w:tcW w:w="4722" w:type="dxa"/>
+            <w:tcW w:w="3887" w:type="dxa"/>
             <w:tcBorders>
               <w:top w:val="single" w:color="000000" w:sz="2" w:space="0"/>
               <w:left w:val="single" w:color="000000" w:sz="2" w:space="0"/>
@@ -3997,6 +4621,13 @@
                 <w:lang w:val="en-US" w:eastAsia="zh-CN" w:bidi="ar"/>
               </w:rPr>
             </w:pPr>
+            <w:r>
+              <w:rPr>
+                <w:rFonts w:ascii="Arial" w:hAnsi="Arial"/>
+                <w:sz w:val="20"/>
+              </w:rPr>
+              <w:t>Division of Area Kundur</w:t>
+            </w:r>
           </w:p>
         </w:tc>
       </w:tr>
@@ -4022,7 +4653,7 @@
         </w:trPr>
         <w:tc>
           <w:tcPr>
-            <w:tcW w:w="599" w:type="dxa"/>
+            <w:tcW w:w="619" w:type="dxa"/>
             <w:tcBorders>
               <w:top w:val="single" w:color="000000" w:sz="2" w:space="0"/>
               <w:left w:val="single" w:color="000000" w:sz="2" w:space="0"/>
@@ -4069,11 +4700,18 @@
                 <w:lang w:val="en-US" w:eastAsia="zh-CN" w:bidi="ar"/>
               </w:rPr>
             </w:pPr>
+            <w:r>
+              <w:rPr>
+                <w:rFonts w:ascii="Arial" w:hAnsi="Arial"/>
+                <w:sz w:val="20"/>
+              </w:rPr>
+              <w:t>8</w:t>
+            </w:r>
           </w:p>
         </w:tc>
         <w:tc>
           <w:tcPr>
-            <w:tcW w:w="2424" w:type="dxa"/>
+            <w:tcW w:w="3293" w:type="dxa"/>
             <w:tcBorders>
               <w:top w:val="single" w:color="000000" w:sz="2" w:space="0"/>
               <w:left w:val="single" w:color="000000" w:sz="2" w:space="0"/>
@@ -4121,11 +4759,18 @@
                 <w:lang w:val="en-US" w:eastAsia="zh-CN" w:bidi="ar"/>
               </w:rPr>
             </w:pPr>
+            <w:r>
+              <w:rPr>
+                <w:rFonts w:ascii="Arial" w:hAnsi="Arial"/>
+                <w:sz w:val="20"/>
+              </w:rPr>
+              <w:t>Efwin Virgiawan</w:t>
+            </w:r>
           </w:p>
         </w:tc>
         <w:tc>
           <w:tcPr>
-            <w:tcW w:w="1343" w:type="dxa"/>
+            <w:tcW w:w="1585" w:type="dxa"/>
             <w:tcBorders>
               <w:top w:val="single" w:color="000000" w:sz="2" w:space="0"/>
               <w:left w:val="single" w:color="000000" w:sz="2" w:space="0"/>
@@ -4173,11 +4818,18 @@
                 <w:lang w:val="en-US" w:eastAsia="zh-CN" w:bidi="ar"/>
               </w:rPr>
             </w:pPr>
+            <w:r>
+              <w:rPr>
+                <w:rFonts w:ascii="Arial" w:hAnsi="Arial"/>
+                <w:sz w:val="20"/>
+              </w:rPr>
+              <w:t>21303197</w:t>
+            </w:r>
           </w:p>
         </w:tc>
         <w:tc>
           <w:tcPr>
-            <w:tcW w:w="4722" w:type="dxa"/>
+            <w:tcW w:w="3887" w:type="dxa"/>
             <w:tcBorders>
               <w:top w:val="single" w:color="000000" w:sz="2" w:space="0"/>
               <w:left w:val="single" w:color="000000" w:sz="2" w:space="0"/>
@@ -4225,6 +4877,13 @@
                 <w:lang w:val="en-US" w:eastAsia="zh-CN" w:bidi="ar"/>
               </w:rPr>
             </w:pPr>
+            <w:r>
+              <w:rPr>
+                <w:rFonts w:ascii="Arial" w:hAnsi="Arial"/>
+                <w:sz w:val="20"/>
+              </w:rPr>
+              <w:t>Division of Area Kundur</w:t>
+            </w:r>
           </w:p>
         </w:tc>
       </w:tr>
@@ -4250,7 +4909,7 @@
         </w:trPr>
         <w:tc>
           <w:tcPr>
-            <w:tcW w:w="599" w:type="dxa"/>
+            <w:tcW w:w="619" w:type="dxa"/>
             <w:tcBorders>
               <w:top w:val="single" w:color="000000" w:sz="2" w:space="0"/>
               <w:left w:val="single" w:color="000000" w:sz="2" w:space="0"/>
@@ -4297,11 +4956,18 @@
                 <w:lang w:val="en-US" w:eastAsia="zh-CN" w:bidi="ar"/>
               </w:rPr>
             </w:pPr>
+            <w:r>
+              <w:rPr>
+                <w:rFonts w:ascii="Arial" w:hAnsi="Arial"/>
+                <w:sz w:val="20"/>
+              </w:rPr>
+              <w:t>9</w:t>
+            </w:r>
           </w:p>
         </w:tc>
         <w:tc>
           <w:tcPr>
-            <w:tcW w:w="2424" w:type="dxa"/>
+            <w:tcW w:w="3293" w:type="dxa"/>
             <w:tcBorders>
               <w:top w:val="single" w:color="000000" w:sz="2" w:space="0"/>
               <w:left w:val="single" w:color="000000" w:sz="2" w:space="0"/>
@@ -4349,11 +5015,18 @@
                 <w:lang w:val="en-US" w:eastAsia="zh-CN" w:bidi="ar"/>
               </w:rPr>
             </w:pPr>
+            <w:r>
+              <w:rPr>
+                <w:rFonts w:ascii="Arial" w:hAnsi="Arial"/>
+                <w:sz w:val="20"/>
+              </w:rPr>
+              <w:t>Gusdianto Kurniawan</w:t>
+            </w:r>
           </w:p>
         </w:tc>
         <w:tc>
           <w:tcPr>
-            <w:tcW w:w="1343" w:type="dxa"/>
+            <w:tcW w:w="1585" w:type="dxa"/>
             <w:tcBorders>
               <w:top w:val="single" w:color="000000" w:sz="2" w:space="0"/>
               <w:left w:val="single" w:color="000000" w:sz="2" w:space="0"/>
@@ -4401,11 +5074,18 @@
                 <w:lang w:val="en-US" w:eastAsia="zh-CN" w:bidi="ar"/>
               </w:rPr>
             </w:pPr>
+            <w:r>
+              <w:rPr>
+                <w:rFonts w:ascii="Arial" w:hAnsi="Arial"/>
+                <w:sz w:val="20"/>
+              </w:rPr>
+              <w:t>21306181</w:t>
+            </w:r>
           </w:p>
         </w:tc>
         <w:tc>
           <w:tcPr>
-            <w:tcW w:w="4722" w:type="dxa"/>
+            <w:tcW w:w="3887" w:type="dxa"/>
             <w:tcBorders>
               <w:top w:val="single" w:color="000000" w:sz="2" w:space="0"/>
               <w:left w:val="single" w:color="000000" w:sz="2" w:space="0"/>
@@ -4453,6 +5133,13 @@
                 <w:lang w:val="en-US" w:eastAsia="zh-CN" w:bidi="ar"/>
               </w:rPr>
             </w:pPr>
+            <w:r>
+              <w:rPr>
+                <w:rFonts w:ascii="Arial" w:hAnsi="Arial"/>
+                <w:sz w:val="20"/>
+              </w:rPr>
+              <w:t>Division of Area Kundur</w:t>
+            </w:r>
           </w:p>
         </w:tc>
       </w:tr>
@@ -4478,7 +5165,7 @@
         </w:trPr>
         <w:tc>
           <w:tcPr>
-            <w:tcW w:w="599" w:type="dxa"/>
+            <w:tcW w:w="619" w:type="dxa"/>
             <w:tcBorders>
               <w:top w:val="single" w:color="000000" w:sz="2" w:space="0"/>
               <w:left w:val="single" w:color="000000" w:sz="2" w:space="0"/>
@@ -4525,11 +5212,18 @@
                 <w:lang w:val="en-US" w:eastAsia="zh-CN" w:bidi="ar"/>
               </w:rPr>
             </w:pPr>
+            <w:r>
+              <w:rPr>
+                <w:rFonts w:ascii="Arial" w:hAnsi="Arial"/>
+                <w:sz w:val="20"/>
+              </w:rPr>
+              <w:t>10</w:t>
+            </w:r>
           </w:p>
         </w:tc>
         <w:tc>
           <w:tcPr>
-            <w:tcW w:w="2424" w:type="dxa"/>
+            <w:tcW w:w="3293" w:type="dxa"/>
             <w:tcBorders>
               <w:top w:val="single" w:color="000000" w:sz="2" w:space="0"/>
               <w:left w:val="single" w:color="000000" w:sz="2" w:space="0"/>
@@ -4577,11 +5271,18 @@
                 <w:lang w:val="en-US" w:eastAsia="zh-CN" w:bidi="ar"/>
               </w:rPr>
             </w:pPr>
+            <w:r>
+              <w:rPr>
+                <w:rFonts w:ascii="Arial" w:hAnsi="Arial"/>
+                <w:sz w:val="20"/>
+              </w:rPr>
+              <w:t>Hariyanto B Pardi</w:t>
+            </w:r>
           </w:p>
         </w:tc>
         <w:tc>
           <w:tcPr>
-            <w:tcW w:w="1343" w:type="dxa"/>
+            <w:tcW w:w="1585" w:type="dxa"/>
             <w:tcBorders>
               <w:top w:val="single" w:color="000000" w:sz="2" w:space="0"/>
               <w:left w:val="single" w:color="000000" w:sz="2" w:space="0"/>
@@ -4629,11 +5330,18 @@
                 <w:lang w:val="en-US" w:eastAsia="zh-CN" w:bidi="ar"/>
               </w:rPr>
             </w:pPr>
+            <w:r>
+              <w:rPr>
+                <w:rFonts w:ascii="Arial" w:hAnsi="Arial"/>
+                <w:sz w:val="20"/>
+              </w:rPr>
+              <w:t>21350504</w:t>
+            </w:r>
           </w:p>
         </w:tc>
         <w:tc>
           <w:tcPr>
-            <w:tcW w:w="4722" w:type="dxa"/>
+            <w:tcW w:w="3887" w:type="dxa"/>
             <w:tcBorders>
               <w:top w:val="single" w:color="000000" w:sz="2" w:space="0"/>
               <w:left w:val="single" w:color="000000" w:sz="2" w:space="0"/>
@@ -4681,6 +5389,13 @@
                 <w:lang w:val="en-US" w:eastAsia="zh-CN" w:bidi="ar"/>
               </w:rPr>
             </w:pPr>
+            <w:r>
+              <w:rPr>
+                <w:rFonts w:ascii="Arial" w:hAnsi="Arial"/>
+                <w:sz w:val="20"/>
+              </w:rPr>
+              <w:t>Division of Area Kundur</w:t>
+            </w:r>
           </w:p>
         </w:tc>
       </w:tr>
@@ -4706,7 +5421,7 @@
         </w:trPr>
         <w:tc>
           <w:tcPr>
-            <w:tcW w:w="599" w:type="dxa"/>
+            <w:tcW w:w="619" w:type="dxa"/>
             <w:tcBorders>
               <w:top w:val="single" w:color="000000" w:sz="2" w:space="0"/>
               <w:left w:val="single" w:color="000000" w:sz="2" w:space="0"/>
@@ -4753,11 +5468,18 @@
                 <w:lang w:val="en-US" w:eastAsia="zh-CN" w:bidi="ar"/>
               </w:rPr>
             </w:pPr>
+            <w:r>
+              <w:rPr>
+                <w:rFonts w:ascii="Arial" w:hAnsi="Arial"/>
+                <w:sz w:val="20"/>
+              </w:rPr>
+              <w:t>11</w:t>
+            </w:r>
           </w:p>
         </w:tc>
         <w:tc>
           <w:tcPr>
-            <w:tcW w:w="2424" w:type="dxa"/>
+            <w:tcW w:w="3293" w:type="dxa"/>
             <w:tcBorders>
               <w:top w:val="single" w:color="000000" w:sz="2" w:space="0"/>
               <w:left w:val="single" w:color="000000" w:sz="2" w:space="0"/>
@@ -4805,11 +5527,18 @@
                 <w:lang w:val="en-US" w:eastAsia="zh-CN" w:bidi="ar"/>
               </w:rPr>
             </w:pPr>
+            <w:r>
+              <w:rPr>
+                <w:rFonts w:ascii="Arial" w:hAnsi="Arial"/>
+                <w:sz w:val="20"/>
+              </w:rPr>
+              <w:t>Hendera</w:t>
+            </w:r>
           </w:p>
         </w:tc>
         <w:tc>
           <w:tcPr>
-            <w:tcW w:w="1343" w:type="dxa"/>
+            <w:tcW w:w="1585" w:type="dxa"/>
             <w:tcBorders>
               <w:top w:val="single" w:color="000000" w:sz="2" w:space="0"/>
               <w:left w:val="single" w:color="000000" w:sz="2" w:space="0"/>
@@ -4857,11 +5586,18 @@
                 <w:lang w:val="en-US" w:eastAsia="zh-CN" w:bidi="ar"/>
               </w:rPr>
             </w:pPr>
+            <w:r>
+              <w:rPr>
+                <w:rFonts w:ascii="Arial" w:hAnsi="Arial"/>
+                <w:sz w:val="20"/>
+              </w:rPr>
+              <w:t>21235801</w:t>
+            </w:r>
           </w:p>
         </w:tc>
         <w:tc>
           <w:tcPr>
-            <w:tcW w:w="4722" w:type="dxa"/>
+            <w:tcW w:w="3887" w:type="dxa"/>
             <w:tcBorders>
               <w:top w:val="single" w:color="000000" w:sz="2" w:space="0"/>
               <w:left w:val="single" w:color="000000" w:sz="2" w:space="0"/>
@@ -4909,14 +5645,5473 @@
                 <w:lang w:val="en-US" w:eastAsia="zh-CN" w:bidi="ar"/>
               </w:rPr>
             </w:pPr>
+            <w:r>
+              <w:rPr>
+                <w:rFonts w:ascii="Arial" w:hAnsi="Arial"/>
+                <w:sz w:val="20"/>
+              </w:rPr>
+              <w:t>Division of Area Kundur</w:t>
+            </w:r>
+          </w:p>
+        </w:tc>
+      </w:tr>
+      <w:tr>
+        <w:tblPrEx>
+          <w:tblBorders>
+            <w:top w:val="none" w:color="auto" w:sz="0" w:space="0"/>
+            <w:left w:val="none" w:color="auto" w:sz="0" w:space="0"/>
+            <w:bottom w:val="none" w:color="auto" w:sz="0" w:space="0"/>
+            <w:right w:val="none" w:color="auto" w:sz="0" w:space="0"/>
+            <w:insideH w:val="none" w:color="auto" w:sz="0" w:space="0"/>
+            <w:insideV w:val="none" w:color="auto" w:sz="0" w:space="0"/>
+          </w:tblBorders>
+          <w:tblCellMar>
+            <w:top w:w="0" w:type="dxa"/>
+            <w:left w:w="108" w:type="dxa"/>
+            <w:bottom w:w="0" w:type="dxa"/>
+            <w:right w:w="108" w:type="dxa"/>
+          </w:tblCellMar>
+        </w:tblPrEx>
+        <w:trPr>
+          <w:trHeight w:val="23" w:hRule="atLeast"/>
+        </w:trPr>
+        <w:tc>
+          <w:tcPr>
+            <w:tcW w:w="619" w:type="dxa"/>
+            <w:tcBorders>
+              <w:top w:val="single" w:color="000000" w:sz="2" w:space="0"/>
+              <w:left w:val="single" w:color="000000" w:sz="2" w:space="0"/>
+              <w:bottom w:val="single" w:color="000000" w:sz="2" w:space="0"/>
+              <w:right w:val="single" w:color="000000" w:sz="2" w:space="0"/>
+            </w:tcBorders>
+            <w:noWrap/>
+            <w:tcMar>
+              <w:top w:w="57" w:type="dxa"/>
+              <w:left w:w="108" w:type="dxa"/>
+              <w:bottom w:w="57" w:type="dxa"/>
+              <w:right w:w="108" w:type="dxa"/>
+            </w:tcMar>
+            <w:vAlign w:val="center"/>
+          </w:tcPr>
+          <w:p>
+            <w:pPr>
+              <w:keepNext w:val="0"/>
+              <w:keepLines w:val="0"/>
+              <w:pageBreakBefore w:val="0"/>
+              <w:widowControl/>
+              <w:suppressLineNumbers w:val="0"/>
+              <w:kinsoku/>
+              <w:wordWrap/>
+              <w:overflowPunct/>
+              <w:topLinePunct w:val="0"/>
+              <w:autoSpaceDE/>
+              <w:autoSpaceDN/>
+              <w:bidi w:val="0"/>
+              <w:adjustRightInd/>
+              <w:snapToGrid/>
+              <w:spacing w:after="0" w:line="240" w:lineRule="auto"/>
+              <w:jc w:val="center"/>
+              <w:textAlignment w:val="center"/>
+              <w:rPr>
+                <w:rFonts w:hint="default" w:ascii="Arial" w:hAnsi="Arial" w:eastAsia="SimSun" w:cs="Arial"/>
+                <w:i w:val="0"/>
+                <w:iCs w:val="0"/>
+                <w:color w:val="000000"/>
+                <w:kern w:val="0"/>
+                <w:sz w:val="20"/>
+                <w:szCs w:val="20"/>
+                <w:u w:val="none"/>
+                <w:lang w:val="en-US" w:eastAsia="zh-CN" w:bidi="ar"/>
+              </w:rPr>
+            </w:pPr>
+            <w:r>
+              <w:rPr>
+                <w:rFonts w:ascii="Arial" w:hAnsi="Arial"/>
+                <w:sz w:val="20"/>
+              </w:rPr>
+              <w:t>12</w:t>
+            </w:r>
+          </w:p>
+        </w:tc>
+        <w:tc>
+          <w:tcPr>
+            <w:tcW w:w="3293" w:type="dxa"/>
+            <w:tcBorders>
+              <w:top w:val="single" w:color="000000" w:sz="2" w:space="0"/>
+              <w:left w:val="single" w:color="000000" w:sz="2" w:space="0"/>
+              <w:bottom w:val="single" w:color="000000" w:sz="2" w:space="0"/>
+              <w:right w:val="single" w:color="000000" w:sz="2" w:space="0"/>
+            </w:tcBorders>
+            <w:noWrap/>
+            <w:tcMar>
+              <w:top w:w="57" w:type="dxa"/>
+              <w:left w:w="108" w:type="dxa"/>
+              <w:bottom w:w="57" w:type="dxa"/>
+              <w:right w:w="108" w:type="dxa"/>
+            </w:tcMar>
+            <w:vAlign w:val="center"/>
+          </w:tcPr>
+          <w:p>
+            <w:pPr>
+              <w:keepNext w:val="0"/>
+              <w:keepLines w:val="0"/>
+              <w:pageBreakBefore w:val="0"/>
+              <w:widowControl/>
+              <w:suppressLineNumbers w:val="0"/>
+              <w:kinsoku/>
+              <w:wordWrap/>
+              <w:overflowPunct/>
+              <w:topLinePunct w:val="0"/>
+              <w:autoSpaceDE/>
+              <w:autoSpaceDN/>
+              <w:bidi w:val="0"/>
+              <w:adjustRightInd/>
+              <w:snapToGrid/>
+              <w:spacing w:after="0" w:line="240" w:lineRule="auto"/>
+              <w:ind w:right="0" w:rightChars="0"/>
+              <w:jc w:val="left"/>
+              <w:textAlignment w:val="bottom"/>
+              <w:rPr>
+                <w:rFonts w:hint="default" w:ascii="Arial" w:hAnsi="Arial" w:eastAsia="SimSun" w:cs="Arial"/>
+                <w:i w:val="0"/>
+                <w:iCs w:val="0"/>
+                <w:color w:val="auto"/>
+                <w:kern w:val="0"/>
+                <w:sz w:val="20"/>
+                <w:szCs w:val="20"/>
+                <w:u w:val="none"/>
+                <w:lang w:val="en-US" w:eastAsia="zh-CN" w:bidi="ar"/>
+              </w:rPr>
+            </w:pPr>
+            <w:r>
+              <w:rPr>
+                <w:rFonts w:ascii="Arial" w:hAnsi="Arial"/>
+                <w:sz w:val="20"/>
+              </w:rPr>
+              <w:t>Herdiansyah B Umar</w:t>
+            </w:r>
+          </w:p>
+        </w:tc>
+        <w:tc>
+          <w:tcPr>
+            <w:tcW w:w="1585" w:type="dxa"/>
+            <w:tcBorders>
+              <w:top w:val="single" w:color="000000" w:sz="2" w:space="0"/>
+              <w:left w:val="single" w:color="000000" w:sz="2" w:space="0"/>
+              <w:bottom w:val="single" w:color="000000" w:sz="2" w:space="0"/>
+              <w:right w:val="single" w:color="000000" w:sz="2" w:space="0"/>
+            </w:tcBorders>
+            <w:noWrap/>
+            <w:tcMar>
+              <w:top w:w="57" w:type="dxa"/>
+              <w:left w:w="108" w:type="dxa"/>
+              <w:bottom w:w="57" w:type="dxa"/>
+              <w:right w:w="108" w:type="dxa"/>
+            </w:tcMar>
+            <w:vAlign w:val="center"/>
+          </w:tcPr>
+          <w:p>
+            <w:pPr>
+              <w:keepNext w:val="0"/>
+              <w:keepLines w:val="0"/>
+              <w:pageBreakBefore w:val="0"/>
+              <w:widowControl/>
+              <w:suppressLineNumbers w:val="0"/>
+              <w:kinsoku/>
+              <w:wordWrap/>
+              <w:overflowPunct/>
+              <w:topLinePunct w:val="0"/>
+              <w:autoSpaceDE/>
+              <w:autoSpaceDN/>
+              <w:bidi w:val="0"/>
+              <w:adjustRightInd/>
+              <w:snapToGrid/>
+              <w:spacing w:after="0" w:line="240" w:lineRule="auto"/>
+              <w:ind w:right="0" w:rightChars="0"/>
+              <w:jc w:val="center"/>
+              <w:textAlignment w:val="bottom"/>
+              <w:rPr>
+                <w:rFonts w:hint="default" w:ascii="Arial" w:hAnsi="Arial" w:eastAsia="SimSun" w:cs="Arial"/>
+                <w:i w:val="0"/>
+                <w:iCs w:val="0"/>
+                <w:color w:val="auto"/>
+                <w:kern w:val="0"/>
+                <w:sz w:val="20"/>
+                <w:szCs w:val="20"/>
+                <w:u w:val="none"/>
+                <w:lang w:val="en-US" w:eastAsia="zh-CN" w:bidi="ar"/>
+              </w:rPr>
+            </w:pPr>
+            <w:r>
+              <w:rPr>
+                <w:rFonts w:ascii="Arial" w:hAnsi="Arial"/>
+                <w:sz w:val="20"/>
+              </w:rPr>
+              <w:t>21236101</w:t>
+            </w:r>
+          </w:p>
+        </w:tc>
+        <w:tc>
+          <w:tcPr>
+            <w:tcW w:w="3887" w:type="dxa"/>
+            <w:tcBorders>
+              <w:top w:val="single" w:color="000000" w:sz="2" w:space="0"/>
+              <w:left w:val="single" w:color="000000" w:sz="2" w:space="0"/>
+              <w:bottom w:val="single" w:color="000000" w:sz="2" w:space="0"/>
+              <w:right w:val="single" w:color="000000" w:sz="2" w:space="0"/>
+            </w:tcBorders>
+            <w:noWrap/>
+            <w:tcMar>
+              <w:top w:w="57" w:type="dxa"/>
+              <w:left w:w="108" w:type="dxa"/>
+              <w:bottom w:w="57" w:type="dxa"/>
+              <w:right w:w="108" w:type="dxa"/>
+            </w:tcMar>
+            <w:vAlign w:val="center"/>
+          </w:tcPr>
+          <w:p>
+            <w:pPr>
+              <w:keepNext w:val="0"/>
+              <w:keepLines w:val="0"/>
+              <w:pageBreakBefore w:val="0"/>
+              <w:widowControl/>
+              <w:suppressLineNumbers w:val="0"/>
+              <w:kinsoku/>
+              <w:wordWrap/>
+              <w:overflowPunct/>
+              <w:topLinePunct w:val="0"/>
+              <w:autoSpaceDE/>
+              <w:autoSpaceDN/>
+              <w:bidi w:val="0"/>
+              <w:adjustRightInd/>
+              <w:snapToGrid/>
+              <w:spacing w:after="0" w:line="240" w:lineRule="auto"/>
+              <w:ind w:right="0" w:rightChars="0"/>
+              <w:jc w:val="center"/>
+              <w:textAlignment w:val="bottom"/>
+              <w:rPr>
+                <w:rFonts w:hint="default" w:ascii="Arial" w:hAnsi="Arial" w:eastAsia="SimSun" w:cs="Arial"/>
+                <w:i w:val="0"/>
+                <w:iCs w:val="0"/>
+                <w:color w:val="auto"/>
+                <w:kern w:val="0"/>
+                <w:sz w:val="20"/>
+                <w:szCs w:val="20"/>
+                <w:u w:val="none"/>
+                <w:lang w:val="en-US" w:eastAsia="zh-CN" w:bidi="ar"/>
+              </w:rPr>
+            </w:pPr>
+            <w:r>
+              <w:rPr>
+                <w:rFonts w:ascii="Arial" w:hAnsi="Arial"/>
+                <w:sz w:val="20"/>
+              </w:rPr>
+              <w:t>Division of Area Kundur</w:t>
+            </w:r>
+          </w:p>
+        </w:tc>
+      </w:tr>
+      <w:tr>
+        <w:tblPrEx>
+          <w:tblBorders>
+            <w:top w:val="none" w:color="auto" w:sz="0" w:space="0"/>
+            <w:left w:val="none" w:color="auto" w:sz="0" w:space="0"/>
+            <w:bottom w:val="none" w:color="auto" w:sz="0" w:space="0"/>
+            <w:right w:val="none" w:color="auto" w:sz="0" w:space="0"/>
+            <w:insideH w:val="none" w:color="auto" w:sz="0" w:space="0"/>
+            <w:insideV w:val="none" w:color="auto" w:sz="0" w:space="0"/>
+          </w:tblBorders>
+          <w:tblCellMar>
+            <w:top w:w="0" w:type="dxa"/>
+            <w:left w:w="108" w:type="dxa"/>
+            <w:bottom w:w="0" w:type="dxa"/>
+            <w:right w:w="108" w:type="dxa"/>
+          </w:tblCellMar>
+        </w:tblPrEx>
+        <w:trPr>
+          <w:trHeight w:val="23" w:hRule="atLeast"/>
+        </w:trPr>
+        <w:tc>
+          <w:tcPr>
+            <w:tcW w:w="619" w:type="dxa"/>
+            <w:tcBorders>
+              <w:top w:val="single" w:color="000000" w:sz="2" w:space="0"/>
+              <w:left w:val="single" w:color="000000" w:sz="2" w:space="0"/>
+              <w:bottom w:val="single" w:color="000000" w:sz="2" w:space="0"/>
+              <w:right w:val="single" w:color="000000" w:sz="2" w:space="0"/>
+            </w:tcBorders>
+            <w:noWrap/>
+            <w:tcMar>
+              <w:top w:w="57" w:type="dxa"/>
+              <w:left w:w="108" w:type="dxa"/>
+              <w:bottom w:w="57" w:type="dxa"/>
+              <w:right w:w="108" w:type="dxa"/>
+            </w:tcMar>
+            <w:vAlign w:val="center"/>
+          </w:tcPr>
+          <w:p>
+            <w:pPr>
+              <w:keepNext w:val="0"/>
+              <w:keepLines w:val="0"/>
+              <w:pageBreakBefore w:val="0"/>
+              <w:widowControl/>
+              <w:suppressLineNumbers w:val="0"/>
+              <w:kinsoku/>
+              <w:wordWrap/>
+              <w:overflowPunct/>
+              <w:topLinePunct w:val="0"/>
+              <w:autoSpaceDE/>
+              <w:autoSpaceDN/>
+              <w:bidi w:val="0"/>
+              <w:adjustRightInd/>
+              <w:snapToGrid/>
+              <w:spacing w:after="0" w:line="240" w:lineRule="auto"/>
+              <w:jc w:val="center"/>
+              <w:textAlignment w:val="center"/>
+              <w:rPr>
+                <w:rFonts w:hint="default" w:ascii="Arial" w:hAnsi="Arial" w:eastAsia="SimSun" w:cs="Arial"/>
+                <w:i w:val="0"/>
+                <w:iCs w:val="0"/>
+                <w:color w:val="000000"/>
+                <w:kern w:val="0"/>
+                <w:sz w:val="20"/>
+                <w:szCs w:val="20"/>
+                <w:u w:val="none"/>
+                <w:lang w:val="en-US" w:eastAsia="zh-CN" w:bidi="ar"/>
+              </w:rPr>
+            </w:pPr>
+            <w:r>
+              <w:rPr>
+                <w:rFonts w:ascii="Arial" w:hAnsi="Arial"/>
+                <w:sz w:val="20"/>
+              </w:rPr>
+              <w:t>13</w:t>
+            </w:r>
+          </w:p>
+        </w:tc>
+        <w:tc>
+          <w:tcPr>
+            <w:tcW w:w="3293" w:type="dxa"/>
+            <w:tcBorders>
+              <w:top w:val="single" w:color="000000" w:sz="2" w:space="0"/>
+              <w:left w:val="single" w:color="000000" w:sz="2" w:space="0"/>
+              <w:bottom w:val="single" w:color="000000" w:sz="2" w:space="0"/>
+              <w:right w:val="single" w:color="000000" w:sz="2" w:space="0"/>
+            </w:tcBorders>
+            <w:noWrap/>
+            <w:tcMar>
+              <w:top w:w="57" w:type="dxa"/>
+              <w:left w:w="108" w:type="dxa"/>
+              <w:bottom w:w="57" w:type="dxa"/>
+              <w:right w:w="108" w:type="dxa"/>
+            </w:tcMar>
+            <w:vAlign w:val="center"/>
+          </w:tcPr>
+          <w:p>
+            <w:pPr>
+              <w:keepNext w:val="0"/>
+              <w:keepLines w:val="0"/>
+              <w:pageBreakBefore w:val="0"/>
+              <w:widowControl/>
+              <w:suppressLineNumbers w:val="0"/>
+              <w:kinsoku/>
+              <w:wordWrap/>
+              <w:overflowPunct/>
+              <w:topLinePunct w:val="0"/>
+              <w:autoSpaceDE/>
+              <w:autoSpaceDN/>
+              <w:bidi w:val="0"/>
+              <w:adjustRightInd/>
+              <w:snapToGrid/>
+              <w:spacing w:after="0" w:line="240" w:lineRule="auto"/>
+              <w:ind w:right="0" w:rightChars="0"/>
+              <w:jc w:val="left"/>
+              <w:textAlignment w:val="bottom"/>
+              <w:rPr>
+                <w:rFonts w:hint="default" w:ascii="Arial" w:hAnsi="Arial" w:eastAsia="SimSun" w:cs="Arial"/>
+                <w:i w:val="0"/>
+                <w:iCs w:val="0"/>
+                <w:color w:val="auto"/>
+                <w:kern w:val="0"/>
+                <w:sz w:val="20"/>
+                <w:szCs w:val="20"/>
+                <w:u w:val="none"/>
+                <w:lang w:val="en-US" w:eastAsia="zh-CN" w:bidi="ar"/>
+              </w:rPr>
+            </w:pPr>
+            <w:r>
+              <w:rPr>
+                <w:rFonts w:ascii="Arial" w:hAnsi="Arial"/>
+                <w:sz w:val="20"/>
+              </w:rPr>
+              <w:t>Insan Mustafa</w:t>
+            </w:r>
+          </w:p>
+        </w:tc>
+        <w:tc>
+          <w:tcPr>
+            <w:tcW w:w="1585" w:type="dxa"/>
+            <w:tcBorders>
+              <w:top w:val="single" w:color="000000" w:sz="2" w:space="0"/>
+              <w:left w:val="single" w:color="000000" w:sz="2" w:space="0"/>
+              <w:bottom w:val="single" w:color="000000" w:sz="2" w:space="0"/>
+              <w:right w:val="single" w:color="000000" w:sz="2" w:space="0"/>
+            </w:tcBorders>
+            <w:noWrap/>
+            <w:tcMar>
+              <w:top w:w="57" w:type="dxa"/>
+              <w:left w:w="108" w:type="dxa"/>
+              <w:bottom w:w="57" w:type="dxa"/>
+              <w:right w:w="108" w:type="dxa"/>
+            </w:tcMar>
+            <w:vAlign w:val="center"/>
+          </w:tcPr>
+          <w:p>
+            <w:pPr>
+              <w:keepNext w:val="0"/>
+              <w:keepLines w:val="0"/>
+              <w:pageBreakBefore w:val="0"/>
+              <w:widowControl/>
+              <w:suppressLineNumbers w:val="0"/>
+              <w:kinsoku/>
+              <w:wordWrap/>
+              <w:overflowPunct/>
+              <w:topLinePunct w:val="0"/>
+              <w:autoSpaceDE/>
+              <w:autoSpaceDN/>
+              <w:bidi w:val="0"/>
+              <w:adjustRightInd/>
+              <w:snapToGrid/>
+              <w:spacing w:after="0" w:line="240" w:lineRule="auto"/>
+              <w:ind w:right="0" w:rightChars="0"/>
+              <w:jc w:val="center"/>
+              <w:textAlignment w:val="bottom"/>
+              <w:rPr>
+                <w:rFonts w:hint="default" w:ascii="Arial" w:hAnsi="Arial" w:eastAsia="SimSun" w:cs="Arial"/>
+                <w:i w:val="0"/>
+                <w:iCs w:val="0"/>
+                <w:color w:val="auto"/>
+                <w:kern w:val="0"/>
+                <w:sz w:val="20"/>
+                <w:szCs w:val="20"/>
+                <w:u w:val="none"/>
+                <w:lang w:val="en-US" w:eastAsia="zh-CN" w:bidi="ar"/>
+              </w:rPr>
+            </w:pPr>
+            <w:r>
+              <w:rPr>
+                <w:rFonts w:ascii="Arial" w:hAnsi="Arial"/>
+                <w:sz w:val="20"/>
+              </w:rPr>
+              <w:t>20087470</w:t>
+            </w:r>
+          </w:p>
+        </w:tc>
+        <w:tc>
+          <w:tcPr>
+            <w:tcW w:w="3887" w:type="dxa"/>
+            <w:tcBorders>
+              <w:top w:val="single" w:color="000000" w:sz="2" w:space="0"/>
+              <w:left w:val="single" w:color="000000" w:sz="2" w:space="0"/>
+              <w:bottom w:val="single" w:color="000000" w:sz="2" w:space="0"/>
+              <w:right w:val="single" w:color="000000" w:sz="2" w:space="0"/>
+            </w:tcBorders>
+            <w:noWrap/>
+            <w:tcMar>
+              <w:top w:w="57" w:type="dxa"/>
+              <w:left w:w="108" w:type="dxa"/>
+              <w:bottom w:w="57" w:type="dxa"/>
+              <w:right w:w="108" w:type="dxa"/>
+            </w:tcMar>
+            <w:vAlign w:val="center"/>
+          </w:tcPr>
+          <w:p>
+            <w:pPr>
+              <w:keepNext w:val="0"/>
+              <w:keepLines w:val="0"/>
+              <w:pageBreakBefore w:val="0"/>
+              <w:widowControl/>
+              <w:suppressLineNumbers w:val="0"/>
+              <w:kinsoku/>
+              <w:wordWrap/>
+              <w:overflowPunct/>
+              <w:topLinePunct w:val="0"/>
+              <w:autoSpaceDE/>
+              <w:autoSpaceDN/>
+              <w:bidi w:val="0"/>
+              <w:adjustRightInd/>
+              <w:snapToGrid/>
+              <w:spacing w:after="0" w:line="240" w:lineRule="auto"/>
+              <w:ind w:right="0" w:rightChars="0"/>
+              <w:jc w:val="center"/>
+              <w:textAlignment w:val="bottom"/>
+              <w:rPr>
+                <w:rFonts w:hint="default" w:ascii="Arial" w:hAnsi="Arial" w:eastAsia="SimSun" w:cs="Arial"/>
+                <w:i w:val="0"/>
+                <w:iCs w:val="0"/>
+                <w:color w:val="auto"/>
+                <w:kern w:val="0"/>
+                <w:sz w:val="20"/>
+                <w:szCs w:val="20"/>
+                <w:u w:val="none"/>
+                <w:lang w:val="en-US" w:eastAsia="zh-CN" w:bidi="ar"/>
+              </w:rPr>
+            </w:pPr>
+            <w:r>
+              <w:rPr>
+                <w:rFonts w:ascii="Arial" w:hAnsi="Arial"/>
+                <w:sz w:val="20"/>
+              </w:rPr>
+              <w:t>Division of Area Kundur</w:t>
+            </w:r>
+          </w:p>
+        </w:tc>
+      </w:tr>
+      <w:tr>
+        <w:tblPrEx>
+          <w:tblBorders>
+            <w:top w:val="none" w:color="auto" w:sz="0" w:space="0"/>
+            <w:left w:val="none" w:color="auto" w:sz="0" w:space="0"/>
+            <w:bottom w:val="none" w:color="auto" w:sz="0" w:space="0"/>
+            <w:right w:val="none" w:color="auto" w:sz="0" w:space="0"/>
+            <w:insideH w:val="none" w:color="auto" w:sz="0" w:space="0"/>
+            <w:insideV w:val="none" w:color="auto" w:sz="0" w:space="0"/>
+          </w:tblBorders>
+          <w:tblCellMar>
+            <w:top w:w="0" w:type="dxa"/>
+            <w:left w:w="108" w:type="dxa"/>
+            <w:bottom w:w="0" w:type="dxa"/>
+            <w:right w:w="108" w:type="dxa"/>
+          </w:tblCellMar>
+        </w:tblPrEx>
+        <w:trPr>
+          <w:trHeight w:val="23" w:hRule="atLeast"/>
+        </w:trPr>
+        <w:tc>
+          <w:tcPr>
+            <w:tcW w:w="619" w:type="dxa"/>
+            <w:tcBorders>
+              <w:top w:val="single" w:color="000000" w:sz="2" w:space="0"/>
+              <w:left w:val="single" w:color="000000" w:sz="2" w:space="0"/>
+              <w:bottom w:val="single" w:color="000000" w:sz="2" w:space="0"/>
+              <w:right w:val="single" w:color="000000" w:sz="2" w:space="0"/>
+            </w:tcBorders>
+            <w:noWrap/>
+            <w:tcMar>
+              <w:top w:w="57" w:type="dxa"/>
+              <w:left w:w="108" w:type="dxa"/>
+              <w:bottom w:w="57" w:type="dxa"/>
+              <w:right w:w="108" w:type="dxa"/>
+            </w:tcMar>
+            <w:vAlign w:val="center"/>
+          </w:tcPr>
+          <w:p>
+            <w:pPr>
+              <w:keepNext w:val="0"/>
+              <w:keepLines w:val="0"/>
+              <w:pageBreakBefore w:val="0"/>
+              <w:widowControl/>
+              <w:suppressLineNumbers w:val="0"/>
+              <w:kinsoku/>
+              <w:wordWrap/>
+              <w:overflowPunct/>
+              <w:topLinePunct w:val="0"/>
+              <w:autoSpaceDE/>
+              <w:autoSpaceDN/>
+              <w:bidi w:val="0"/>
+              <w:adjustRightInd/>
+              <w:snapToGrid/>
+              <w:spacing w:after="0" w:line="240" w:lineRule="auto"/>
+              <w:jc w:val="center"/>
+              <w:textAlignment w:val="center"/>
+              <w:rPr>
+                <w:rFonts w:hint="default" w:ascii="Arial" w:hAnsi="Arial" w:eastAsia="SimSun" w:cs="Arial"/>
+                <w:i w:val="0"/>
+                <w:iCs w:val="0"/>
+                <w:color w:val="000000"/>
+                <w:kern w:val="0"/>
+                <w:sz w:val="20"/>
+                <w:szCs w:val="20"/>
+                <w:u w:val="none"/>
+                <w:lang w:val="en-US" w:eastAsia="zh-CN" w:bidi="ar"/>
+              </w:rPr>
+            </w:pPr>
+            <w:r>
+              <w:rPr>
+                <w:rFonts w:ascii="Arial" w:hAnsi="Arial"/>
+                <w:sz w:val="20"/>
+              </w:rPr>
+              <w:t>14</w:t>
+            </w:r>
+          </w:p>
+        </w:tc>
+        <w:tc>
+          <w:tcPr>
+            <w:tcW w:w="3293" w:type="dxa"/>
+            <w:tcBorders>
+              <w:top w:val="single" w:color="000000" w:sz="2" w:space="0"/>
+              <w:left w:val="single" w:color="000000" w:sz="2" w:space="0"/>
+              <w:bottom w:val="single" w:color="000000" w:sz="2" w:space="0"/>
+              <w:right w:val="single" w:color="000000" w:sz="2" w:space="0"/>
+            </w:tcBorders>
+            <w:noWrap/>
+            <w:tcMar>
+              <w:top w:w="57" w:type="dxa"/>
+              <w:left w:w="108" w:type="dxa"/>
+              <w:bottom w:w="57" w:type="dxa"/>
+              <w:right w:w="108" w:type="dxa"/>
+            </w:tcMar>
+            <w:vAlign w:val="center"/>
+          </w:tcPr>
+          <w:p>
+            <w:pPr>
+              <w:keepNext w:val="0"/>
+              <w:keepLines w:val="0"/>
+              <w:pageBreakBefore w:val="0"/>
+              <w:widowControl/>
+              <w:suppressLineNumbers w:val="0"/>
+              <w:kinsoku/>
+              <w:wordWrap/>
+              <w:overflowPunct/>
+              <w:topLinePunct w:val="0"/>
+              <w:autoSpaceDE/>
+              <w:autoSpaceDN/>
+              <w:bidi w:val="0"/>
+              <w:adjustRightInd/>
+              <w:snapToGrid/>
+              <w:spacing w:after="0" w:line="240" w:lineRule="auto"/>
+              <w:ind w:right="0" w:rightChars="0"/>
+              <w:jc w:val="left"/>
+              <w:textAlignment w:val="bottom"/>
+              <w:rPr>
+                <w:rFonts w:hint="default" w:ascii="Arial" w:hAnsi="Arial" w:eastAsia="SimSun" w:cs="Arial"/>
+                <w:i w:val="0"/>
+                <w:iCs w:val="0"/>
+                <w:color w:val="auto"/>
+                <w:kern w:val="0"/>
+                <w:sz w:val="20"/>
+                <w:szCs w:val="20"/>
+                <w:u w:val="none"/>
+                <w:lang w:val="en-US" w:eastAsia="zh-CN" w:bidi="ar"/>
+              </w:rPr>
+            </w:pPr>
+            <w:r>
+              <w:rPr>
+                <w:rFonts w:ascii="Arial" w:hAnsi="Arial"/>
+                <w:sz w:val="20"/>
+              </w:rPr>
+              <w:t>Munandar</w:t>
+            </w:r>
+          </w:p>
+        </w:tc>
+        <w:tc>
+          <w:tcPr>
+            <w:tcW w:w="1585" w:type="dxa"/>
+            <w:tcBorders>
+              <w:top w:val="single" w:color="000000" w:sz="2" w:space="0"/>
+              <w:left w:val="single" w:color="000000" w:sz="2" w:space="0"/>
+              <w:bottom w:val="single" w:color="000000" w:sz="2" w:space="0"/>
+              <w:right w:val="single" w:color="000000" w:sz="2" w:space="0"/>
+            </w:tcBorders>
+            <w:noWrap/>
+            <w:tcMar>
+              <w:top w:w="57" w:type="dxa"/>
+              <w:left w:w="108" w:type="dxa"/>
+              <w:bottom w:w="57" w:type="dxa"/>
+              <w:right w:w="108" w:type="dxa"/>
+            </w:tcMar>
+            <w:vAlign w:val="center"/>
+          </w:tcPr>
+          <w:p>
+            <w:pPr>
+              <w:keepNext w:val="0"/>
+              <w:keepLines w:val="0"/>
+              <w:pageBreakBefore w:val="0"/>
+              <w:widowControl/>
+              <w:suppressLineNumbers w:val="0"/>
+              <w:kinsoku/>
+              <w:wordWrap/>
+              <w:overflowPunct/>
+              <w:topLinePunct w:val="0"/>
+              <w:autoSpaceDE/>
+              <w:autoSpaceDN/>
+              <w:bidi w:val="0"/>
+              <w:adjustRightInd/>
+              <w:snapToGrid/>
+              <w:spacing w:after="0" w:line="240" w:lineRule="auto"/>
+              <w:ind w:right="0" w:rightChars="0"/>
+              <w:jc w:val="center"/>
+              <w:textAlignment w:val="bottom"/>
+              <w:rPr>
+                <w:rFonts w:hint="default" w:ascii="Arial" w:hAnsi="Arial" w:eastAsia="SimSun" w:cs="Arial"/>
+                <w:i w:val="0"/>
+                <w:iCs w:val="0"/>
+                <w:color w:val="auto"/>
+                <w:kern w:val="0"/>
+                <w:sz w:val="20"/>
+                <w:szCs w:val="20"/>
+                <w:u w:val="none"/>
+                <w:lang w:val="en-US" w:eastAsia="zh-CN" w:bidi="ar"/>
+              </w:rPr>
+            </w:pPr>
+            <w:r>
+              <w:rPr>
+                <w:rFonts w:ascii="Arial" w:hAnsi="Arial"/>
+                <w:sz w:val="20"/>
+              </w:rPr>
+              <w:t>20087951</w:t>
+            </w:r>
+          </w:p>
+        </w:tc>
+        <w:tc>
+          <w:tcPr>
+            <w:tcW w:w="3887" w:type="dxa"/>
+            <w:tcBorders>
+              <w:top w:val="single" w:color="000000" w:sz="2" w:space="0"/>
+              <w:left w:val="single" w:color="000000" w:sz="2" w:space="0"/>
+              <w:bottom w:val="single" w:color="000000" w:sz="2" w:space="0"/>
+              <w:right w:val="single" w:color="000000" w:sz="2" w:space="0"/>
+            </w:tcBorders>
+            <w:noWrap/>
+            <w:tcMar>
+              <w:top w:w="57" w:type="dxa"/>
+              <w:left w:w="108" w:type="dxa"/>
+              <w:bottom w:w="57" w:type="dxa"/>
+              <w:right w:w="108" w:type="dxa"/>
+            </w:tcMar>
+            <w:vAlign w:val="center"/>
+          </w:tcPr>
+          <w:p>
+            <w:pPr>
+              <w:keepNext w:val="0"/>
+              <w:keepLines w:val="0"/>
+              <w:pageBreakBefore w:val="0"/>
+              <w:widowControl/>
+              <w:suppressLineNumbers w:val="0"/>
+              <w:kinsoku/>
+              <w:wordWrap/>
+              <w:overflowPunct/>
+              <w:topLinePunct w:val="0"/>
+              <w:autoSpaceDE/>
+              <w:autoSpaceDN/>
+              <w:bidi w:val="0"/>
+              <w:adjustRightInd/>
+              <w:snapToGrid/>
+              <w:spacing w:after="0" w:line="240" w:lineRule="auto"/>
+              <w:ind w:right="0" w:rightChars="0"/>
+              <w:jc w:val="center"/>
+              <w:textAlignment w:val="bottom"/>
+              <w:rPr>
+                <w:rFonts w:hint="default" w:ascii="Arial" w:hAnsi="Arial" w:eastAsia="SimSun" w:cs="Arial"/>
+                <w:i w:val="0"/>
+                <w:iCs w:val="0"/>
+                <w:color w:val="auto"/>
+                <w:kern w:val="0"/>
+                <w:sz w:val="20"/>
+                <w:szCs w:val="20"/>
+                <w:u w:val="none"/>
+                <w:lang w:val="en-US" w:eastAsia="zh-CN" w:bidi="ar"/>
+              </w:rPr>
+            </w:pPr>
+            <w:r>
+              <w:rPr>
+                <w:rFonts w:ascii="Arial" w:hAnsi="Arial"/>
+                <w:sz w:val="20"/>
+              </w:rPr>
+              <w:t>Division of Area Kundur</w:t>
+            </w:r>
+          </w:p>
+        </w:tc>
+      </w:tr>
+      <w:tr>
+        <w:tblPrEx>
+          <w:tblBorders>
+            <w:top w:val="none" w:color="auto" w:sz="0" w:space="0"/>
+            <w:left w:val="none" w:color="auto" w:sz="0" w:space="0"/>
+            <w:bottom w:val="none" w:color="auto" w:sz="0" w:space="0"/>
+            <w:right w:val="none" w:color="auto" w:sz="0" w:space="0"/>
+            <w:insideH w:val="none" w:color="auto" w:sz="0" w:space="0"/>
+            <w:insideV w:val="none" w:color="auto" w:sz="0" w:space="0"/>
+          </w:tblBorders>
+          <w:tblCellMar>
+            <w:top w:w="0" w:type="dxa"/>
+            <w:left w:w="108" w:type="dxa"/>
+            <w:bottom w:w="0" w:type="dxa"/>
+            <w:right w:w="108" w:type="dxa"/>
+          </w:tblCellMar>
+        </w:tblPrEx>
+        <w:trPr>
+          <w:trHeight w:val="23" w:hRule="atLeast"/>
+        </w:trPr>
+        <w:tc>
+          <w:tcPr>
+            <w:tcW w:w="619" w:type="dxa"/>
+            <w:tcBorders>
+              <w:top w:val="single" w:color="000000" w:sz="2" w:space="0"/>
+              <w:left w:val="single" w:color="000000" w:sz="2" w:space="0"/>
+              <w:bottom w:val="single" w:color="000000" w:sz="2" w:space="0"/>
+              <w:right w:val="single" w:color="000000" w:sz="2" w:space="0"/>
+            </w:tcBorders>
+            <w:noWrap/>
+            <w:tcMar>
+              <w:top w:w="57" w:type="dxa"/>
+              <w:left w:w="108" w:type="dxa"/>
+              <w:bottom w:w="57" w:type="dxa"/>
+              <w:right w:w="108" w:type="dxa"/>
+            </w:tcMar>
+            <w:vAlign w:val="center"/>
+          </w:tcPr>
+          <w:p>
+            <w:pPr>
+              <w:keepNext w:val="0"/>
+              <w:keepLines w:val="0"/>
+              <w:pageBreakBefore w:val="0"/>
+              <w:widowControl/>
+              <w:suppressLineNumbers w:val="0"/>
+              <w:kinsoku/>
+              <w:wordWrap/>
+              <w:overflowPunct/>
+              <w:topLinePunct w:val="0"/>
+              <w:autoSpaceDE/>
+              <w:autoSpaceDN/>
+              <w:bidi w:val="0"/>
+              <w:adjustRightInd/>
+              <w:snapToGrid/>
+              <w:spacing w:after="0" w:line="240" w:lineRule="auto"/>
+              <w:jc w:val="center"/>
+              <w:textAlignment w:val="center"/>
+              <w:rPr>
+                <w:rFonts w:hint="default" w:ascii="Arial" w:hAnsi="Arial" w:eastAsia="SimSun" w:cs="Arial"/>
+                <w:i w:val="0"/>
+                <w:iCs w:val="0"/>
+                <w:color w:val="000000"/>
+                <w:kern w:val="0"/>
+                <w:sz w:val="20"/>
+                <w:szCs w:val="20"/>
+                <w:u w:val="none"/>
+                <w:lang w:val="en-US" w:eastAsia="zh-CN" w:bidi="ar"/>
+              </w:rPr>
+            </w:pPr>
+            <w:r>
+              <w:rPr>
+                <w:rFonts w:ascii="Arial" w:hAnsi="Arial"/>
+                <w:sz w:val="20"/>
+              </w:rPr>
+              <w:t>15</w:t>
+            </w:r>
+          </w:p>
+        </w:tc>
+        <w:tc>
+          <w:tcPr>
+            <w:tcW w:w="3293" w:type="dxa"/>
+            <w:tcBorders>
+              <w:top w:val="single" w:color="000000" w:sz="2" w:space="0"/>
+              <w:left w:val="single" w:color="000000" w:sz="2" w:space="0"/>
+              <w:bottom w:val="single" w:color="000000" w:sz="2" w:space="0"/>
+              <w:right w:val="single" w:color="000000" w:sz="2" w:space="0"/>
+            </w:tcBorders>
+            <w:noWrap/>
+            <w:tcMar>
+              <w:top w:w="57" w:type="dxa"/>
+              <w:left w:w="108" w:type="dxa"/>
+              <w:bottom w:w="57" w:type="dxa"/>
+              <w:right w:w="108" w:type="dxa"/>
+            </w:tcMar>
+            <w:vAlign w:val="center"/>
+          </w:tcPr>
+          <w:p>
+            <w:pPr>
+              <w:keepNext w:val="0"/>
+              <w:keepLines w:val="0"/>
+              <w:pageBreakBefore w:val="0"/>
+              <w:widowControl/>
+              <w:suppressLineNumbers w:val="0"/>
+              <w:kinsoku/>
+              <w:wordWrap/>
+              <w:overflowPunct/>
+              <w:topLinePunct w:val="0"/>
+              <w:autoSpaceDE/>
+              <w:autoSpaceDN/>
+              <w:bidi w:val="0"/>
+              <w:adjustRightInd/>
+              <w:snapToGrid/>
+              <w:spacing w:after="0" w:line="240" w:lineRule="auto"/>
+              <w:ind w:right="0" w:rightChars="0"/>
+              <w:jc w:val="left"/>
+              <w:textAlignment w:val="bottom"/>
+              <w:rPr>
+                <w:rFonts w:hint="default" w:ascii="Arial" w:hAnsi="Arial" w:eastAsia="SimSun" w:cs="Arial"/>
+                <w:i w:val="0"/>
+                <w:iCs w:val="0"/>
+                <w:color w:val="auto"/>
+                <w:kern w:val="0"/>
+                <w:sz w:val="20"/>
+                <w:szCs w:val="20"/>
+                <w:u w:val="none"/>
+                <w:lang w:val="en-US" w:eastAsia="zh-CN" w:bidi="ar"/>
+              </w:rPr>
+            </w:pPr>
+            <w:r>
+              <w:rPr>
+                <w:rFonts w:ascii="Arial" w:hAnsi="Arial"/>
+                <w:sz w:val="20"/>
+              </w:rPr>
+              <w:t>Ngazhairianto B Ngadirin</w:t>
+            </w:r>
+          </w:p>
+        </w:tc>
+        <w:tc>
+          <w:tcPr>
+            <w:tcW w:w="1585" w:type="dxa"/>
+            <w:tcBorders>
+              <w:top w:val="single" w:color="000000" w:sz="2" w:space="0"/>
+              <w:left w:val="single" w:color="000000" w:sz="2" w:space="0"/>
+              <w:bottom w:val="single" w:color="000000" w:sz="2" w:space="0"/>
+              <w:right w:val="single" w:color="000000" w:sz="2" w:space="0"/>
+            </w:tcBorders>
+            <w:noWrap/>
+            <w:tcMar>
+              <w:top w:w="57" w:type="dxa"/>
+              <w:left w:w="108" w:type="dxa"/>
+              <w:bottom w:w="57" w:type="dxa"/>
+              <w:right w:w="108" w:type="dxa"/>
+            </w:tcMar>
+            <w:vAlign w:val="center"/>
+          </w:tcPr>
+          <w:p>
+            <w:pPr>
+              <w:keepNext w:val="0"/>
+              <w:keepLines w:val="0"/>
+              <w:pageBreakBefore w:val="0"/>
+              <w:widowControl/>
+              <w:suppressLineNumbers w:val="0"/>
+              <w:kinsoku/>
+              <w:wordWrap/>
+              <w:overflowPunct/>
+              <w:topLinePunct w:val="0"/>
+              <w:autoSpaceDE/>
+              <w:autoSpaceDN/>
+              <w:bidi w:val="0"/>
+              <w:adjustRightInd/>
+              <w:snapToGrid/>
+              <w:spacing w:after="0" w:line="240" w:lineRule="auto"/>
+              <w:ind w:right="0" w:rightChars="0"/>
+              <w:jc w:val="center"/>
+              <w:textAlignment w:val="bottom"/>
+              <w:rPr>
+                <w:rFonts w:hint="default" w:ascii="Arial" w:hAnsi="Arial" w:eastAsia="SimSun" w:cs="Arial"/>
+                <w:i w:val="0"/>
+                <w:iCs w:val="0"/>
+                <w:color w:val="auto"/>
+                <w:kern w:val="0"/>
+                <w:sz w:val="20"/>
+                <w:szCs w:val="20"/>
+                <w:u w:val="none"/>
+                <w:lang w:val="en-US" w:eastAsia="zh-CN" w:bidi="ar"/>
+              </w:rPr>
+            </w:pPr>
+            <w:r>
+              <w:rPr>
+                <w:rFonts w:ascii="Arial" w:hAnsi="Arial"/>
+                <w:sz w:val="20"/>
+              </w:rPr>
+              <w:t>21503634</w:t>
+            </w:r>
+          </w:p>
+        </w:tc>
+        <w:tc>
+          <w:tcPr>
+            <w:tcW w:w="3887" w:type="dxa"/>
+            <w:tcBorders>
+              <w:top w:val="single" w:color="000000" w:sz="2" w:space="0"/>
+              <w:left w:val="single" w:color="000000" w:sz="2" w:space="0"/>
+              <w:bottom w:val="single" w:color="000000" w:sz="2" w:space="0"/>
+              <w:right w:val="single" w:color="000000" w:sz="2" w:space="0"/>
+            </w:tcBorders>
+            <w:noWrap/>
+            <w:tcMar>
+              <w:top w:w="57" w:type="dxa"/>
+              <w:left w:w="108" w:type="dxa"/>
+              <w:bottom w:w="57" w:type="dxa"/>
+              <w:right w:w="108" w:type="dxa"/>
+            </w:tcMar>
+            <w:vAlign w:val="center"/>
+          </w:tcPr>
+          <w:p>
+            <w:pPr>
+              <w:keepNext w:val="0"/>
+              <w:keepLines w:val="0"/>
+              <w:pageBreakBefore w:val="0"/>
+              <w:widowControl/>
+              <w:suppressLineNumbers w:val="0"/>
+              <w:kinsoku/>
+              <w:wordWrap/>
+              <w:overflowPunct/>
+              <w:topLinePunct w:val="0"/>
+              <w:autoSpaceDE/>
+              <w:autoSpaceDN/>
+              <w:bidi w:val="0"/>
+              <w:adjustRightInd/>
+              <w:snapToGrid/>
+              <w:spacing w:after="0" w:line="240" w:lineRule="auto"/>
+              <w:ind w:right="0" w:rightChars="0"/>
+              <w:jc w:val="center"/>
+              <w:textAlignment w:val="bottom"/>
+              <w:rPr>
+                <w:rFonts w:hint="default" w:ascii="Arial" w:hAnsi="Arial" w:eastAsia="SimSun" w:cs="Arial"/>
+                <w:i w:val="0"/>
+                <w:iCs w:val="0"/>
+                <w:color w:val="auto"/>
+                <w:kern w:val="0"/>
+                <w:sz w:val="20"/>
+                <w:szCs w:val="20"/>
+                <w:u w:val="none"/>
+                <w:lang w:val="en-US" w:eastAsia="zh-CN" w:bidi="ar"/>
+              </w:rPr>
+            </w:pPr>
+            <w:r>
+              <w:rPr>
+                <w:rFonts w:ascii="Arial" w:hAnsi="Arial"/>
+                <w:sz w:val="20"/>
+              </w:rPr>
+              <w:t>Division of Area Kundur</w:t>
+            </w:r>
+          </w:p>
+        </w:tc>
+      </w:tr>
+      <w:tr>
+        <w:tblPrEx>
+          <w:tblBorders>
+            <w:top w:val="none" w:color="auto" w:sz="0" w:space="0"/>
+            <w:left w:val="none" w:color="auto" w:sz="0" w:space="0"/>
+            <w:bottom w:val="none" w:color="auto" w:sz="0" w:space="0"/>
+            <w:right w:val="none" w:color="auto" w:sz="0" w:space="0"/>
+            <w:insideH w:val="none" w:color="auto" w:sz="0" w:space="0"/>
+            <w:insideV w:val="none" w:color="auto" w:sz="0" w:space="0"/>
+          </w:tblBorders>
+          <w:tblCellMar>
+            <w:top w:w="0" w:type="dxa"/>
+            <w:left w:w="108" w:type="dxa"/>
+            <w:bottom w:w="0" w:type="dxa"/>
+            <w:right w:w="108" w:type="dxa"/>
+          </w:tblCellMar>
+        </w:tblPrEx>
+        <w:trPr>
+          <w:trHeight w:val="23" w:hRule="atLeast"/>
+        </w:trPr>
+        <w:tc>
+          <w:tcPr>
+            <w:tcW w:w="619" w:type="dxa"/>
+            <w:tcBorders>
+              <w:top w:val="single" w:color="000000" w:sz="2" w:space="0"/>
+              <w:left w:val="single" w:color="000000" w:sz="2" w:space="0"/>
+              <w:bottom w:val="single" w:color="000000" w:sz="2" w:space="0"/>
+              <w:right w:val="single" w:color="000000" w:sz="2" w:space="0"/>
+            </w:tcBorders>
+            <w:noWrap/>
+            <w:tcMar>
+              <w:top w:w="57" w:type="dxa"/>
+              <w:left w:w="108" w:type="dxa"/>
+              <w:bottom w:w="57" w:type="dxa"/>
+              <w:right w:w="108" w:type="dxa"/>
+            </w:tcMar>
+            <w:vAlign w:val="center"/>
+          </w:tcPr>
+          <w:p>
+            <w:pPr>
+              <w:keepNext w:val="0"/>
+              <w:keepLines w:val="0"/>
+              <w:pageBreakBefore w:val="0"/>
+              <w:widowControl/>
+              <w:suppressLineNumbers w:val="0"/>
+              <w:kinsoku/>
+              <w:wordWrap/>
+              <w:overflowPunct/>
+              <w:topLinePunct w:val="0"/>
+              <w:autoSpaceDE/>
+              <w:autoSpaceDN/>
+              <w:bidi w:val="0"/>
+              <w:adjustRightInd/>
+              <w:snapToGrid/>
+              <w:spacing w:after="0" w:line="240" w:lineRule="auto"/>
+              <w:jc w:val="center"/>
+              <w:textAlignment w:val="center"/>
+              <w:rPr>
+                <w:rFonts w:hint="default" w:ascii="Arial" w:hAnsi="Arial" w:eastAsia="SimSun" w:cs="Arial"/>
+                <w:i w:val="0"/>
+                <w:iCs w:val="0"/>
+                <w:color w:val="000000"/>
+                <w:kern w:val="0"/>
+                <w:sz w:val="20"/>
+                <w:szCs w:val="20"/>
+                <w:u w:val="none"/>
+                <w:lang w:val="en-US" w:eastAsia="zh-CN" w:bidi="ar"/>
+              </w:rPr>
+            </w:pPr>
+            <w:r>
+              <w:rPr>
+                <w:rFonts w:ascii="Arial" w:hAnsi="Arial"/>
+                <w:sz w:val="20"/>
+              </w:rPr>
+              <w:t>16</w:t>
+            </w:r>
+          </w:p>
+        </w:tc>
+        <w:tc>
+          <w:tcPr>
+            <w:tcW w:w="3293" w:type="dxa"/>
+            <w:tcBorders>
+              <w:top w:val="single" w:color="000000" w:sz="2" w:space="0"/>
+              <w:left w:val="single" w:color="000000" w:sz="2" w:space="0"/>
+              <w:bottom w:val="single" w:color="000000" w:sz="2" w:space="0"/>
+              <w:right w:val="single" w:color="000000" w:sz="2" w:space="0"/>
+            </w:tcBorders>
+            <w:noWrap/>
+            <w:tcMar>
+              <w:top w:w="57" w:type="dxa"/>
+              <w:left w:w="108" w:type="dxa"/>
+              <w:bottom w:w="57" w:type="dxa"/>
+              <w:right w:w="108" w:type="dxa"/>
+            </w:tcMar>
+            <w:vAlign w:val="center"/>
+          </w:tcPr>
+          <w:p>
+            <w:pPr>
+              <w:keepNext w:val="0"/>
+              <w:keepLines w:val="0"/>
+              <w:pageBreakBefore w:val="0"/>
+              <w:widowControl/>
+              <w:suppressLineNumbers w:val="0"/>
+              <w:kinsoku/>
+              <w:wordWrap/>
+              <w:overflowPunct/>
+              <w:topLinePunct w:val="0"/>
+              <w:autoSpaceDE/>
+              <w:autoSpaceDN/>
+              <w:bidi w:val="0"/>
+              <w:adjustRightInd/>
+              <w:snapToGrid/>
+              <w:spacing w:after="0" w:line="240" w:lineRule="auto"/>
+              <w:ind w:right="0" w:rightChars="0"/>
+              <w:jc w:val="left"/>
+              <w:textAlignment w:val="bottom"/>
+              <w:rPr>
+                <w:rFonts w:hint="default" w:ascii="Arial" w:hAnsi="Arial" w:eastAsia="SimSun" w:cs="Arial"/>
+                <w:i w:val="0"/>
+                <w:iCs w:val="0"/>
+                <w:color w:val="auto"/>
+                <w:kern w:val="0"/>
+                <w:sz w:val="20"/>
+                <w:szCs w:val="20"/>
+                <w:u w:val="none"/>
+                <w:lang w:val="en-US" w:eastAsia="zh-CN" w:bidi="ar"/>
+              </w:rPr>
+            </w:pPr>
+            <w:r>
+              <w:rPr>
+                <w:rFonts w:ascii="Arial" w:hAnsi="Arial"/>
+                <w:sz w:val="20"/>
+              </w:rPr>
+              <w:t>Paizal B Ise</w:t>
+            </w:r>
+          </w:p>
+        </w:tc>
+        <w:tc>
+          <w:tcPr>
+            <w:tcW w:w="1585" w:type="dxa"/>
+            <w:tcBorders>
+              <w:top w:val="single" w:color="000000" w:sz="2" w:space="0"/>
+              <w:left w:val="single" w:color="000000" w:sz="2" w:space="0"/>
+              <w:bottom w:val="single" w:color="000000" w:sz="2" w:space="0"/>
+              <w:right w:val="single" w:color="000000" w:sz="2" w:space="0"/>
+            </w:tcBorders>
+            <w:noWrap/>
+            <w:tcMar>
+              <w:top w:w="57" w:type="dxa"/>
+              <w:left w:w="108" w:type="dxa"/>
+              <w:bottom w:w="57" w:type="dxa"/>
+              <w:right w:w="108" w:type="dxa"/>
+            </w:tcMar>
+            <w:vAlign w:val="center"/>
+          </w:tcPr>
+          <w:p>
+            <w:pPr>
+              <w:keepNext w:val="0"/>
+              <w:keepLines w:val="0"/>
+              <w:pageBreakBefore w:val="0"/>
+              <w:widowControl/>
+              <w:suppressLineNumbers w:val="0"/>
+              <w:kinsoku/>
+              <w:wordWrap/>
+              <w:overflowPunct/>
+              <w:topLinePunct w:val="0"/>
+              <w:autoSpaceDE/>
+              <w:autoSpaceDN/>
+              <w:bidi w:val="0"/>
+              <w:adjustRightInd/>
+              <w:snapToGrid/>
+              <w:spacing w:after="0" w:line="240" w:lineRule="auto"/>
+              <w:ind w:right="0" w:rightChars="0"/>
+              <w:jc w:val="center"/>
+              <w:textAlignment w:val="bottom"/>
+              <w:rPr>
+                <w:rFonts w:hint="default" w:ascii="Arial" w:hAnsi="Arial" w:eastAsia="SimSun" w:cs="Arial"/>
+                <w:i w:val="0"/>
+                <w:iCs w:val="0"/>
+                <w:color w:val="auto"/>
+                <w:kern w:val="0"/>
+                <w:sz w:val="20"/>
+                <w:szCs w:val="20"/>
+                <w:u w:val="none"/>
+                <w:lang w:val="en-US" w:eastAsia="zh-CN" w:bidi="ar"/>
+              </w:rPr>
+            </w:pPr>
+            <w:r>
+              <w:rPr>
+                <w:rFonts w:ascii="Arial" w:hAnsi="Arial"/>
+                <w:sz w:val="20"/>
+              </w:rPr>
+              <w:t>21242607</w:t>
+            </w:r>
+          </w:p>
+        </w:tc>
+        <w:tc>
+          <w:tcPr>
+            <w:tcW w:w="3887" w:type="dxa"/>
+            <w:tcBorders>
+              <w:top w:val="single" w:color="000000" w:sz="2" w:space="0"/>
+              <w:left w:val="single" w:color="000000" w:sz="2" w:space="0"/>
+              <w:bottom w:val="single" w:color="000000" w:sz="2" w:space="0"/>
+              <w:right w:val="single" w:color="000000" w:sz="2" w:space="0"/>
+            </w:tcBorders>
+            <w:noWrap/>
+            <w:tcMar>
+              <w:top w:w="57" w:type="dxa"/>
+              <w:left w:w="108" w:type="dxa"/>
+              <w:bottom w:w="57" w:type="dxa"/>
+              <w:right w:w="108" w:type="dxa"/>
+            </w:tcMar>
+            <w:vAlign w:val="center"/>
+          </w:tcPr>
+          <w:p>
+            <w:pPr>
+              <w:keepNext w:val="0"/>
+              <w:keepLines w:val="0"/>
+              <w:pageBreakBefore w:val="0"/>
+              <w:widowControl/>
+              <w:suppressLineNumbers w:val="0"/>
+              <w:kinsoku/>
+              <w:wordWrap/>
+              <w:overflowPunct/>
+              <w:topLinePunct w:val="0"/>
+              <w:autoSpaceDE/>
+              <w:autoSpaceDN/>
+              <w:bidi w:val="0"/>
+              <w:adjustRightInd/>
+              <w:snapToGrid/>
+              <w:spacing w:after="0" w:line="240" w:lineRule="auto"/>
+              <w:ind w:right="0" w:rightChars="0"/>
+              <w:jc w:val="center"/>
+              <w:textAlignment w:val="bottom"/>
+              <w:rPr>
+                <w:rFonts w:hint="default" w:ascii="Arial" w:hAnsi="Arial" w:eastAsia="SimSun" w:cs="Arial"/>
+                <w:i w:val="0"/>
+                <w:iCs w:val="0"/>
+                <w:color w:val="auto"/>
+                <w:kern w:val="0"/>
+                <w:sz w:val="20"/>
+                <w:szCs w:val="20"/>
+                <w:u w:val="none"/>
+                <w:lang w:val="en-US" w:eastAsia="zh-CN" w:bidi="ar"/>
+              </w:rPr>
+            </w:pPr>
+            <w:r>
+              <w:rPr>
+                <w:rFonts w:ascii="Arial" w:hAnsi="Arial"/>
+                <w:sz w:val="20"/>
+              </w:rPr>
+              <w:t>Division of Area Kundur</w:t>
+            </w:r>
+          </w:p>
+        </w:tc>
+      </w:tr>
+      <w:tr>
+        <w:tblPrEx>
+          <w:tblBorders>
+            <w:top w:val="none" w:color="auto" w:sz="0" w:space="0"/>
+            <w:left w:val="none" w:color="auto" w:sz="0" w:space="0"/>
+            <w:bottom w:val="none" w:color="auto" w:sz="0" w:space="0"/>
+            <w:right w:val="none" w:color="auto" w:sz="0" w:space="0"/>
+            <w:insideH w:val="none" w:color="auto" w:sz="0" w:space="0"/>
+            <w:insideV w:val="none" w:color="auto" w:sz="0" w:space="0"/>
+          </w:tblBorders>
+          <w:tblCellMar>
+            <w:top w:w="0" w:type="dxa"/>
+            <w:left w:w="108" w:type="dxa"/>
+            <w:bottom w:w="0" w:type="dxa"/>
+            <w:right w:w="108" w:type="dxa"/>
+          </w:tblCellMar>
+        </w:tblPrEx>
+        <w:trPr>
+          <w:trHeight w:val="23" w:hRule="atLeast"/>
+        </w:trPr>
+        <w:tc>
+          <w:tcPr>
+            <w:tcW w:w="619" w:type="dxa"/>
+            <w:tcBorders>
+              <w:top w:val="single" w:color="000000" w:sz="2" w:space="0"/>
+              <w:left w:val="single" w:color="000000" w:sz="2" w:space="0"/>
+              <w:bottom w:val="single" w:color="000000" w:sz="2" w:space="0"/>
+              <w:right w:val="single" w:color="000000" w:sz="2" w:space="0"/>
+            </w:tcBorders>
+            <w:noWrap/>
+            <w:tcMar>
+              <w:top w:w="57" w:type="dxa"/>
+              <w:left w:w="108" w:type="dxa"/>
+              <w:bottom w:w="57" w:type="dxa"/>
+              <w:right w:w="108" w:type="dxa"/>
+            </w:tcMar>
+            <w:vAlign w:val="center"/>
+          </w:tcPr>
+          <w:p>
+            <w:pPr>
+              <w:keepNext w:val="0"/>
+              <w:keepLines w:val="0"/>
+              <w:pageBreakBefore w:val="0"/>
+              <w:widowControl/>
+              <w:suppressLineNumbers w:val="0"/>
+              <w:kinsoku/>
+              <w:wordWrap/>
+              <w:overflowPunct/>
+              <w:topLinePunct w:val="0"/>
+              <w:autoSpaceDE/>
+              <w:autoSpaceDN/>
+              <w:bidi w:val="0"/>
+              <w:adjustRightInd/>
+              <w:snapToGrid/>
+              <w:spacing w:after="0" w:line="240" w:lineRule="auto"/>
+              <w:jc w:val="center"/>
+              <w:textAlignment w:val="center"/>
+              <w:rPr>
+                <w:rFonts w:hint="default" w:ascii="Arial" w:hAnsi="Arial" w:eastAsia="SimSun" w:cs="Arial"/>
+                <w:i w:val="0"/>
+                <w:iCs w:val="0"/>
+                <w:color w:val="000000"/>
+                <w:kern w:val="0"/>
+                <w:sz w:val="20"/>
+                <w:szCs w:val="20"/>
+                <w:u w:val="none"/>
+                <w:lang w:val="en-US" w:eastAsia="zh-CN" w:bidi="ar"/>
+              </w:rPr>
+            </w:pPr>
+            <w:r>
+              <w:rPr>
+                <w:rFonts w:ascii="Arial" w:hAnsi="Arial"/>
+                <w:sz w:val="20"/>
+              </w:rPr>
+              <w:t>17</w:t>
+            </w:r>
+          </w:p>
+        </w:tc>
+        <w:tc>
+          <w:tcPr>
+            <w:tcW w:w="3293" w:type="dxa"/>
+            <w:tcBorders>
+              <w:top w:val="single" w:color="000000" w:sz="2" w:space="0"/>
+              <w:left w:val="single" w:color="000000" w:sz="2" w:space="0"/>
+              <w:bottom w:val="single" w:color="000000" w:sz="2" w:space="0"/>
+              <w:right w:val="single" w:color="000000" w:sz="2" w:space="0"/>
+            </w:tcBorders>
+            <w:noWrap/>
+            <w:tcMar>
+              <w:top w:w="57" w:type="dxa"/>
+              <w:left w:w="108" w:type="dxa"/>
+              <w:bottom w:w="57" w:type="dxa"/>
+              <w:right w:w="108" w:type="dxa"/>
+            </w:tcMar>
+            <w:vAlign w:val="center"/>
+          </w:tcPr>
+          <w:p>
+            <w:pPr>
+              <w:keepNext w:val="0"/>
+              <w:keepLines w:val="0"/>
+              <w:pageBreakBefore w:val="0"/>
+              <w:widowControl/>
+              <w:suppressLineNumbers w:val="0"/>
+              <w:kinsoku/>
+              <w:wordWrap/>
+              <w:overflowPunct/>
+              <w:topLinePunct w:val="0"/>
+              <w:autoSpaceDE/>
+              <w:autoSpaceDN/>
+              <w:bidi w:val="0"/>
+              <w:adjustRightInd/>
+              <w:snapToGrid/>
+              <w:spacing w:after="0" w:line="240" w:lineRule="auto"/>
+              <w:ind w:right="0" w:rightChars="0"/>
+              <w:jc w:val="left"/>
+              <w:textAlignment w:val="bottom"/>
+              <w:rPr>
+                <w:rFonts w:hint="default" w:ascii="Arial" w:hAnsi="Arial" w:eastAsia="SimSun" w:cs="Arial"/>
+                <w:i w:val="0"/>
+                <w:iCs w:val="0"/>
+                <w:color w:val="auto"/>
+                <w:kern w:val="0"/>
+                <w:sz w:val="20"/>
+                <w:szCs w:val="20"/>
+                <w:u w:val="none"/>
+                <w:lang w:val="en-US" w:eastAsia="zh-CN" w:bidi="ar"/>
+              </w:rPr>
+            </w:pPr>
+            <w:r>
+              <w:rPr>
+                <w:rFonts w:ascii="Arial" w:hAnsi="Arial"/>
+                <w:sz w:val="20"/>
+              </w:rPr>
+              <w:t>Paizul</w:t>
+            </w:r>
+          </w:p>
+        </w:tc>
+        <w:tc>
+          <w:tcPr>
+            <w:tcW w:w="1585" w:type="dxa"/>
+            <w:tcBorders>
+              <w:top w:val="single" w:color="000000" w:sz="2" w:space="0"/>
+              <w:left w:val="single" w:color="000000" w:sz="2" w:space="0"/>
+              <w:bottom w:val="single" w:color="000000" w:sz="2" w:space="0"/>
+              <w:right w:val="single" w:color="000000" w:sz="2" w:space="0"/>
+            </w:tcBorders>
+            <w:noWrap/>
+            <w:tcMar>
+              <w:top w:w="57" w:type="dxa"/>
+              <w:left w:w="108" w:type="dxa"/>
+              <w:bottom w:w="57" w:type="dxa"/>
+              <w:right w:w="108" w:type="dxa"/>
+            </w:tcMar>
+            <w:vAlign w:val="center"/>
+          </w:tcPr>
+          <w:p>
+            <w:pPr>
+              <w:keepNext w:val="0"/>
+              <w:keepLines w:val="0"/>
+              <w:pageBreakBefore w:val="0"/>
+              <w:widowControl/>
+              <w:suppressLineNumbers w:val="0"/>
+              <w:kinsoku/>
+              <w:wordWrap/>
+              <w:overflowPunct/>
+              <w:topLinePunct w:val="0"/>
+              <w:autoSpaceDE/>
+              <w:autoSpaceDN/>
+              <w:bidi w:val="0"/>
+              <w:adjustRightInd/>
+              <w:snapToGrid/>
+              <w:spacing w:after="0" w:line="240" w:lineRule="auto"/>
+              <w:ind w:right="0" w:rightChars="0"/>
+              <w:jc w:val="center"/>
+              <w:textAlignment w:val="bottom"/>
+              <w:rPr>
+                <w:rFonts w:hint="default" w:ascii="Arial" w:hAnsi="Arial" w:eastAsia="SimSun" w:cs="Arial"/>
+                <w:i w:val="0"/>
+                <w:iCs w:val="0"/>
+                <w:color w:val="auto"/>
+                <w:kern w:val="0"/>
+                <w:sz w:val="20"/>
+                <w:szCs w:val="20"/>
+                <w:u w:val="none"/>
+                <w:lang w:val="en-US" w:eastAsia="zh-CN" w:bidi="ar"/>
+              </w:rPr>
+            </w:pPr>
+            <w:r>
+              <w:rPr>
+                <w:rFonts w:ascii="Arial" w:hAnsi="Arial"/>
+                <w:sz w:val="20"/>
+              </w:rPr>
+              <w:t>20088071</w:t>
+            </w:r>
+          </w:p>
+        </w:tc>
+        <w:tc>
+          <w:tcPr>
+            <w:tcW w:w="3887" w:type="dxa"/>
+            <w:tcBorders>
+              <w:top w:val="single" w:color="000000" w:sz="2" w:space="0"/>
+              <w:left w:val="single" w:color="000000" w:sz="2" w:space="0"/>
+              <w:bottom w:val="single" w:color="000000" w:sz="2" w:space="0"/>
+              <w:right w:val="single" w:color="000000" w:sz="2" w:space="0"/>
+            </w:tcBorders>
+            <w:noWrap/>
+            <w:tcMar>
+              <w:top w:w="57" w:type="dxa"/>
+              <w:left w:w="108" w:type="dxa"/>
+              <w:bottom w:w="57" w:type="dxa"/>
+              <w:right w:w="108" w:type="dxa"/>
+            </w:tcMar>
+            <w:vAlign w:val="center"/>
+          </w:tcPr>
+          <w:p>
+            <w:pPr>
+              <w:keepNext w:val="0"/>
+              <w:keepLines w:val="0"/>
+              <w:pageBreakBefore w:val="0"/>
+              <w:widowControl/>
+              <w:suppressLineNumbers w:val="0"/>
+              <w:kinsoku/>
+              <w:wordWrap/>
+              <w:overflowPunct/>
+              <w:topLinePunct w:val="0"/>
+              <w:autoSpaceDE/>
+              <w:autoSpaceDN/>
+              <w:bidi w:val="0"/>
+              <w:adjustRightInd/>
+              <w:snapToGrid/>
+              <w:spacing w:after="0" w:line="240" w:lineRule="auto"/>
+              <w:ind w:right="0" w:rightChars="0"/>
+              <w:jc w:val="center"/>
+              <w:textAlignment w:val="bottom"/>
+              <w:rPr>
+                <w:rFonts w:hint="default" w:ascii="Arial" w:hAnsi="Arial" w:eastAsia="SimSun" w:cs="Arial"/>
+                <w:i w:val="0"/>
+                <w:iCs w:val="0"/>
+                <w:color w:val="auto"/>
+                <w:kern w:val="0"/>
+                <w:sz w:val="20"/>
+                <w:szCs w:val="20"/>
+                <w:u w:val="none"/>
+                <w:lang w:val="en-US" w:eastAsia="zh-CN" w:bidi="ar"/>
+              </w:rPr>
+            </w:pPr>
+            <w:r>
+              <w:rPr>
+                <w:rFonts w:ascii="Arial" w:hAnsi="Arial"/>
+                <w:sz w:val="20"/>
+              </w:rPr>
+              <w:t>Division of Area Kundur</w:t>
+            </w:r>
+          </w:p>
+        </w:tc>
+      </w:tr>
+      <w:tr>
+        <w:tblPrEx>
+          <w:tblBorders>
+            <w:top w:val="none" w:color="auto" w:sz="0" w:space="0"/>
+            <w:left w:val="none" w:color="auto" w:sz="0" w:space="0"/>
+            <w:bottom w:val="none" w:color="auto" w:sz="0" w:space="0"/>
+            <w:right w:val="none" w:color="auto" w:sz="0" w:space="0"/>
+            <w:insideH w:val="none" w:color="auto" w:sz="0" w:space="0"/>
+            <w:insideV w:val="none" w:color="auto" w:sz="0" w:space="0"/>
+          </w:tblBorders>
+          <w:tblCellMar>
+            <w:top w:w="0" w:type="dxa"/>
+            <w:left w:w="108" w:type="dxa"/>
+            <w:bottom w:w="0" w:type="dxa"/>
+            <w:right w:w="108" w:type="dxa"/>
+          </w:tblCellMar>
+        </w:tblPrEx>
+        <w:trPr>
+          <w:trHeight w:val="23" w:hRule="atLeast"/>
+        </w:trPr>
+        <w:tc>
+          <w:tcPr>
+            <w:tcW w:w="619" w:type="dxa"/>
+            <w:tcBorders>
+              <w:top w:val="single" w:color="000000" w:sz="2" w:space="0"/>
+              <w:left w:val="single" w:color="000000" w:sz="2" w:space="0"/>
+              <w:bottom w:val="single" w:color="000000" w:sz="2" w:space="0"/>
+              <w:right w:val="single" w:color="000000" w:sz="2" w:space="0"/>
+            </w:tcBorders>
+            <w:noWrap/>
+            <w:tcMar>
+              <w:top w:w="57" w:type="dxa"/>
+              <w:left w:w="108" w:type="dxa"/>
+              <w:bottom w:w="57" w:type="dxa"/>
+              <w:right w:w="108" w:type="dxa"/>
+            </w:tcMar>
+            <w:vAlign w:val="center"/>
+          </w:tcPr>
+          <w:p>
+            <w:pPr>
+              <w:keepNext w:val="0"/>
+              <w:keepLines w:val="0"/>
+              <w:pageBreakBefore w:val="0"/>
+              <w:widowControl/>
+              <w:suppressLineNumbers w:val="0"/>
+              <w:kinsoku/>
+              <w:wordWrap/>
+              <w:overflowPunct/>
+              <w:topLinePunct w:val="0"/>
+              <w:autoSpaceDE/>
+              <w:autoSpaceDN/>
+              <w:bidi w:val="0"/>
+              <w:adjustRightInd/>
+              <w:snapToGrid/>
+              <w:spacing w:after="0" w:line="240" w:lineRule="auto"/>
+              <w:jc w:val="center"/>
+              <w:textAlignment w:val="center"/>
+              <w:rPr>
+                <w:rFonts w:hint="default" w:ascii="Arial" w:hAnsi="Arial" w:eastAsia="SimSun" w:cs="Arial"/>
+                <w:i w:val="0"/>
+                <w:iCs w:val="0"/>
+                <w:color w:val="000000"/>
+                <w:kern w:val="0"/>
+                <w:sz w:val="20"/>
+                <w:szCs w:val="20"/>
+                <w:u w:val="none"/>
+                <w:lang w:val="en-US" w:eastAsia="zh-CN" w:bidi="ar"/>
+              </w:rPr>
+            </w:pPr>
+            <w:r>
+              <w:rPr>
+                <w:rFonts w:ascii="Arial" w:hAnsi="Arial"/>
+                <w:sz w:val="20"/>
+              </w:rPr>
+              <w:t>18</w:t>
+            </w:r>
+          </w:p>
+        </w:tc>
+        <w:tc>
+          <w:tcPr>
+            <w:tcW w:w="3293" w:type="dxa"/>
+            <w:tcBorders>
+              <w:top w:val="single" w:color="000000" w:sz="2" w:space="0"/>
+              <w:left w:val="single" w:color="000000" w:sz="2" w:space="0"/>
+              <w:bottom w:val="single" w:color="000000" w:sz="2" w:space="0"/>
+              <w:right w:val="single" w:color="000000" w:sz="2" w:space="0"/>
+            </w:tcBorders>
+            <w:noWrap/>
+            <w:tcMar>
+              <w:top w:w="57" w:type="dxa"/>
+              <w:left w:w="108" w:type="dxa"/>
+              <w:bottom w:w="57" w:type="dxa"/>
+              <w:right w:w="108" w:type="dxa"/>
+            </w:tcMar>
+            <w:vAlign w:val="center"/>
+          </w:tcPr>
+          <w:p>
+            <w:pPr>
+              <w:keepNext w:val="0"/>
+              <w:keepLines w:val="0"/>
+              <w:pageBreakBefore w:val="0"/>
+              <w:widowControl/>
+              <w:suppressLineNumbers w:val="0"/>
+              <w:kinsoku/>
+              <w:wordWrap/>
+              <w:overflowPunct/>
+              <w:topLinePunct w:val="0"/>
+              <w:autoSpaceDE/>
+              <w:autoSpaceDN/>
+              <w:bidi w:val="0"/>
+              <w:adjustRightInd/>
+              <w:snapToGrid/>
+              <w:spacing w:after="0" w:line="240" w:lineRule="auto"/>
+              <w:ind w:right="0" w:rightChars="0"/>
+              <w:jc w:val="left"/>
+              <w:textAlignment w:val="bottom"/>
+              <w:rPr>
+                <w:rFonts w:hint="default" w:ascii="Arial" w:hAnsi="Arial" w:eastAsia="SimSun" w:cs="Arial"/>
+                <w:i w:val="0"/>
+                <w:iCs w:val="0"/>
+                <w:color w:val="auto"/>
+                <w:kern w:val="0"/>
+                <w:sz w:val="20"/>
+                <w:szCs w:val="20"/>
+                <w:u w:val="none"/>
+                <w:lang w:val="en-US" w:eastAsia="zh-CN" w:bidi="ar"/>
+              </w:rPr>
+            </w:pPr>
+            <w:r>
+              <w:rPr>
+                <w:rFonts w:ascii="Arial" w:hAnsi="Arial"/>
+                <w:sz w:val="20"/>
+              </w:rPr>
+              <w:t>Riswandi B Sukri</w:t>
+            </w:r>
+          </w:p>
+        </w:tc>
+        <w:tc>
+          <w:tcPr>
+            <w:tcW w:w="1585" w:type="dxa"/>
+            <w:tcBorders>
+              <w:top w:val="single" w:color="000000" w:sz="2" w:space="0"/>
+              <w:left w:val="single" w:color="000000" w:sz="2" w:space="0"/>
+              <w:bottom w:val="single" w:color="000000" w:sz="2" w:space="0"/>
+              <w:right w:val="single" w:color="000000" w:sz="2" w:space="0"/>
+            </w:tcBorders>
+            <w:noWrap/>
+            <w:tcMar>
+              <w:top w:w="57" w:type="dxa"/>
+              <w:left w:w="108" w:type="dxa"/>
+              <w:bottom w:w="57" w:type="dxa"/>
+              <w:right w:w="108" w:type="dxa"/>
+            </w:tcMar>
+            <w:vAlign w:val="center"/>
+          </w:tcPr>
+          <w:p>
+            <w:pPr>
+              <w:keepNext w:val="0"/>
+              <w:keepLines w:val="0"/>
+              <w:pageBreakBefore w:val="0"/>
+              <w:widowControl/>
+              <w:suppressLineNumbers w:val="0"/>
+              <w:kinsoku/>
+              <w:wordWrap/>
+              <w:overflowPunct/>
+              <w:topLinePunct w:val="0"/>
+              <w:autoSpaceDE/>
+              <w:autoSpaceDN/>
+              <w:bidi w:val="0"/>
+              <w:adjustRightInd/>
+              <w:snapToGrid/>
+              <w:spacing w:after="0" w:line="240" w:lineRule="auto"/>
+              <w:ind w:right="0" w:rightChars="0"/>
+              <w:jc w:val="center"/>
+              <w:textAlignment w:val="bottom"/>
+              <w:rPr>
+                <w:rFonts w:hint="default" w:ascii="Arial" w:hAnsi="Arial" w:eastAsia="SimSun" w:cs="Arial"/>
+                <w:i w:val="0"/>
+                <w:iCs w:val="0"/>
+                <w:color w:val="auto"/>
+                <w:kern w:val="0"/>
+                <w:sz w:val="20"/>
+                <w:szCs w:val="20"/>
+                <w:u w:val="none"/>
+                <w:lang w:val="en-US" w:eastAsia="zh-CN" w:bidi="ar"/>
+              </w:rPr>
+            </w:pPr>
+            <w:r>
+              <w:rPr>
+                <w:rFonts w:ascii="Arial" w:hAnsi="Arial"/>
+                <w:sz w:val="20"/>
+              </w:rPr>
+              <w:t>21351129</w:t>
+            </w:r>
+          </w:p>
+        </w:tc>
+        <w:tc>
+          <w:tcPr>
+            <w:tcW w:w="3887" w:type="dxa"/>
+            <w:tcBorders>
+              <w:top w:val="single" w:color="000000" w:sz="2" w:space="0"/>
+              <w:left w:val="single" w:color="000000" w:sz="2" w:space="0"/>
+              <w:bottom w:val="single" w:color="000000" w:sz="2" w:space="0"/>
+              <w:right w:val="single" w:color="000000" w:sz="2" w:space="0"/>
+            </w:tcBorders>
+            <w:noWrap/>
+            <w:tcMar>
+              <w:top w:w="57" w:type="dxa"/>
+              <w:left w:w="108" w:type="dxa"/>
+              <w:bottom w:w="57" w:type="dxa"/>
+              <w:right w:w="108" w:type="dxa"/>
+            </w:tcMar>
+            <w:vAlign w:val="center"/>
+          </w:tcPr>
+          <w:p>
+            <w:pPr>
+              <w:keepNext w:val="0"/>
+              <w:keepLines w:val="0"/>
+              <w:pageBreakBefore w:val="0"/>
+              <w:widowControl/>
+              <w:suppressLineNumbers w:val="0"/>
+              <w:kinsoku/>
+              <w:wordWrap/>
+              <w:overflowPunct/>
+              <w:topLinePunct w:val="0"/>
+              <w:autoSpaceDE/>
+              <w:autoSpaceDN/>
+              <w:bidi w:val="0"/>
+              <w:adjustRightInd/>
+              <w:snapToGrid/>
+              <w:spacing w:after="0" w:line="240" w:lineRule="auto"/>
+              <w:ind w:right="0" w:rightChars="0"/>
+              <w:jc w:val="center"/>
+              <w:textAlignment w:val="bottom"/>
+              <w:rPr>
+                <w:rFonts w:hint="default" w:ascii="Arial" w:hAnsi="Arial" w:eastAsia="SimSun" w:cs="Arial"/>
+                <w:i w:val="0"/>
+                <w:iCs w:val="0"/>
+                <w:color w:val="auto"/>
+                <w:kern w:val="0"/>
+                <w:sz w:val="20"/>
+                <w:szCs w:val="20"/>
+                <w:u w:val="none"/>
+                <w:lang w:val="en-US" w:eastAsia="zh-CN" w:bidi="ar"/>
+              </w:rPr>
+            </w:pPr>
+            <w:r>
+              <w:rPr>
+                <w:rFonts w:ascii="Arial" w:hAnsi="Arial"/>
+                <w:sz w:val="20"/>
+              </w:rPr>
+              <w:t>Division of Area Kundur</w:t>
+            </w:r>
+          </w:p>
+        </w:tc>
+      </w:tr>
+      <w:tr>
+        <w:tblPrEx>
+          <w:tblBorders>
+            <w:top w:val="none" w:color="auto" w:sz="0" w:space="0"/>
+            <w:left w:val="none" w:color="auto" w:sz="0" w:space="0"/>
+            <w:bottom w:val="none" w:color="auto" w:sz="0" w:space="0"/>
+            <w:right w:val="none" w:color="auto" w:sz="0" w:space="0"/>
+            <w:insideH w:val="none" w:color="auto" w:sz="0" w:space="0"/>
+            <w:insideV w:val="none" w:color="auto" w:sz="0" w:space="0"/>
+          </w:tblBorders>
+          <w:tblCellMar>
+            <w:top w:w="0" w:type="dxa"/>
+            <w:left w:w="108" w:type="dxa"/>
+            <w:bottom w:w="0" w:type="dxa"/>
+            <w:right w:w="108" w:type="dxa"/>
+          </w:tblCellMar>
+        </w:tblPrEx>
+        <w:trPr>
+          <w:trHeight w:val="23" w:hRule="atLeast"/>
+        </w:trPr>
+        <w:tc>
+          <w:tcPr>
+            <w:tcW w:w="619" w:type="dxa"/>
+            <w:tcBorders>
+              <w:top w:val="single" w:color="000000" w:sz="2" w:space="0"/>
+              <w:left w:val="single" w:color="000000" w:sz="2" w:space="0"/>
+              <w:bottom w:val="single" w:color="000000" w:sz="2" w:space="0"/>
+              <w:right w:val="single" w:color="000000" w:sz="2" w:space="0"/>
+            </w:tcBorders>
+            <w:noWrap/>
+            <w:tcMar>
+              <w:top w:w="57" w:type="dxa"/>
+              <w:left w:w="108" w:type="dxa"/>
+              <w:bottom w:w="57" w:type="dxa"/>
+              <w:right w:w="108" w:type="dxa"/>
+            </w:tcMar>
+            <w:vAlign w:val="center"/>
+          </w:tcPr>
+          <w:p>
+            <w:pPr>
+              <w:keepNext w:val="0"/>
+              <w:keepLines w:val="0"/>
+              <w:pageBreakBefore w:val="0"/>
+              <w:widowControl/>
+              <w:suppressLineNumbers w:val="0"/>
+              <w:kinsoku/>
+              <w:wordWrap/>
+              <w:overflowPunct/>
+              <w:topLinePunct w:val="0"/>
+              <w:autoSpaceDE/>
+              <w:autoSpaceDN/>
+              <w:bidi w:val="0"/>
+              <w:adjustRightInd/>
+              <w:snapToGrid/>
+              <w:spacing w:after="0" w:line="240" w:lineRule="auto"/>
+              <w:jc w:val="center"/>
+              <w:textAlignment w:val="center"/>
+              <w:rPr>
+                <w:rFonts w:hint="default" w:ascii="Arial" w:hAnsi="Arial" w:eastAsia="SimSun" w:cs="Arial"/>
+                <w:i w:val="0"/>
+                <w:iCs w:val="0"/>
+                <w:color w:val="000000"/>
+                <w:kern w:val="0"/>
+                <w:sz w:val="20"/>
+                <w:szCs w:val="20"/>
+                <w:u w:val="none"/>
+                <w:lang w:val="en-US" w:eastAsia="zh-CN" w:bidi="ar"/>
+              </w:rPr>
+            </w:pPr>
+            <w:r>
+              <w:rPr>
+                <w:rFonts w:ascii="Arial" w:hAnsi="Arial"/>
+                <w:sz w:val="20"/>
+              </w:rPr>
+              <w:t>19</w:t>
+            </w:r>
+          </w:p>
+        </w:tc>
+        <w:tc>
+          <w:tcPr>
+            <w:tcW w:w="3293" w:type="dxa"/>
+            <w:tcBorders>
+              <w:top w:val="single" w:color="000000" w:sz="2" w:space="0"/>
+              <w:left w:val="single" w:color="000000" w:sz="2" w:space="0"/>
+              <w:bottom w:val="single" w:color="000000" w:sz="2" w:space="0"/>
+              <w:right w:val="single" w:color="000000" w:sz="2" w:space="0"/>
+            </w:tcBorders>
+            <w:noWrap/>
+            <w:tcMar>
+              <w:top w:w="57" w:type="dxa"/>
+              <w:left w:w="108" w:type="dxa"/>
+              <w:bottom w:w="57" w:type="dxa"/>
+              <w:right w:w="108" w:type="dxa"/>
+            </w:tcMar>
+            <w:vAlign w:val="center"/>
+          </w:tcPr>
+          <w:p>
+            <w:pPr>
+              <w:keepNext w:val="0"/>
+              <w:keepLines w:val="0"/>
+              <w:pageBreakBefore w:val="0"/>
+              <w:widowControl/>
+              <w:suppressLineNumbers w:val="0"/>
+              <w:kinsoku/>
+              <w:wordWrap/>
+              <w:overflowPunct/>
+              <w:topLinePunct w:val="0"/>
+              <w:autoSpaceDE/>
+              <w:autoSpaceDN/>
+              <w:bidi w:val="0"/>
+              <w:adjustRightInd/>
+              <w:snapToGrid/>
+              <w:spacing w:after="0" w:line="240" w:lineRule="auto"/>
+              <w:ind w:right="0" w:rightChars="0"/>
+              <w:jc w:val="left"/>
+              <w:textAlignment w:val="bottom"/>
+              <w:rPr>
+                <w:rFonts w:hint="default" w:ascii="Arial" w:hAnsi="Arial" w:eastAsia="SimSun" w:cs="Arial"/>
+                <w:i w:val="0"/>
+                <w:iCs w:val="0"/>
+                <w:color w:val="auto"/>
+                <w:kern w:val="0"/>
+                <w:sz w:val="20"/>
+                <w:szCs w:val="20"/>
+                <w:u w:val="none"/>
+                <w:lang w:val="en-US" w:eastAsia="zh-CN" w:bidi="ar"/>
+              </w:rPr>
+            </w:pPr>
+            <w:r>
+              <w:rPr>
+                <w:rFonts w:ascii="Arial" w:hAnsi="Arial"/>
+                <w:sz w:val="20"/>
+              </w:rPr>
+              <w:t>Sudarno B Ngateman</w:t>
+            </w:r>
+          </w:p>
+        </w:tc>
+        <w:tc>
+          <w:tcPr>
+            <w:tcW w:w="1585" w:type="dxa"/>
+            <w:tcBorders>
+              <w:top w:val="single" w:color="000000" w:sz="2" w:space="0"/>
+              <w:left w:val="single" w:color="000000" w:sz="2" w:space="0"/>
+              <w:bottom w:val="single" w:color="000000" w:sz="2" w:space="0"/>
+              <w:right w:val="single" w:color="000000" w:sz="2" w:space="0"/>
+            </w:tcBorders>
+            <w:noWrap/>
+            <w:tcMar>
+              <w:top w:w="57" w:type="dxa"/>
+              <w:left w:w="108" w:type="dxa"/>
+              <w:bottom w:w="57" w:type="dxa"/>
+              <w:right w:w="108" w:type="dxa"/>
+            </w:tcMar>
+            <w:vAlign w:val="center"/>
+          </w:tcPr>
+          <w:p>
+            <w:pPr>
+              <w:keepNext w:val="0"/>
+              <w:keepLines w:val="0"/>
+              <w:pageBreakBefore w:val="0"/>
+              <w:widowControl/>
+              <w:suppressLineNumbers w:val="0"/>
+              <w:kinsoku/>
+              <w:wordWrap/>
+              <w:overflowPunct/>
+              <w:topLinePunct w:val="0"/>
+              <w:autoSpaceDE/>
+              <w:autoSpaceDN/>
+              <w:bidi w:val="0"/>
+              <w:adjustRightInd/>
+              <w:snapToGrid/>
+              <w:spacing w:after="0" w:line="240" w:lineRule="auto"/>
+              <w:ind w:right="0" w:rightChars="0"/>
+              <w:jc w:val="center"/>
+              <w:textAlignment w:val="bottom"/>
+              <w:rPr>
+                <w:rFonts w:hint="default" w:ascii="Arial" w:hAnsi="Arial" w:eastAsia="SimSun" w:cs="Arial"/>
+                <w:i w:val="0"/>
+                <w:iCs w:val="0"/>
+                <w:color w:val="auto"/>
+                <w:kern w:val="0"/>
+                <w:sz w:val="20"/>
+                <w:szCs w:val="20"/>
+                <w:u w:val="none"/>
+                <w:lang w:val="en-US" w:eastAsia="zh-CN" w:bidi="ar"/>
+              </w:rPr>
+            </w:pPr>
+            <w:r>
+              <w:rPr>
+                <w:rFonts w:ascii="Arial" w:hAnsi="Arial"/>
+                <w:sz w:val="20"/>
+              </w:rPr>
+              <w:t>21279805</w:t>
+            </w:r>
+          </w:p>
+        </w:tc>
+        <w:tc>
+          <w:tcPr>
+            <w:tcW w:w="3887" w:type="dxa"/>
+            <w:tcBorders>
+              <w:top w:val="single" w:color="000000" w:sz="2" w:space="0"/>
+              <w:left w:val="single" w:color="000000" w:sz="2" w:space="0"/>
+              <w:bottom w:val="single" w:color="000000" w:sz="2" w:space="0"/>
+              <w:right w:val="single" w:color="000000" w:sz="2" w:space="0"/>
+            </w:tcBorders>
+            <w:noWrap/>
+            <w:tcMar>
+              <w:top w:w="57" w:type="dxa"/>
+              <w:left w:w="108" w:type="dxa"/>
+              <w:bottom w:w="57" w:type="dxa"/>
+              <w:right w:w="108" w:type="dxa"/>
+            </w:tcMar>
+            <w:vAlign w:val="center"/>
+          </w:tcPr>
+          <w:p>
+            <w:pPr>
+              <w:keepNext w:val="0"/>
+              <w:keepLines w:val="0"/>
+              <w:pageBreakBefore w:val="0"/>
+              <w:widowControl/>
+              <w:suppressLineNumbers w:val="0"/>
+              <w:kinsoku/>
+              <w:wordWrap/>
+              <w:overflowPunct/>
+              <w:topLinePunct w:val="0"/>
+              <w:autoSpaceDE/>
+              <w:autoSpaceDN/>
+              <w:bidi w:val="0"/>
+              <w:adjustRightInd/>
+              <w:snapToGrid/>
+              <w:spacing w:after="0" w:line="240" w:lineRule="auto"/>
+              <w:ind w:right="0" w:rightChars="0"/>
+              <w:jc w:val="center"/>
+              <w:textAlignment w:val="bottom"/>
+              <w:rPr>
+                <w:rFonts w:hint="default" w:ascii="Arial" w:hAnsi="Arial" w:eastAsia="SimSun" w:cs="Arial"/>
+                <w:i w:val="0"/>
+                <w:iCs w:val="0"/>
+                <w:color w:val="auto"/>
+                <w:kern w:val="0"/>
+                <w:sz w:val="20"/>
+                <w:szCs w:val="20"/>
+                <w:u w:val="none"/>
+                <w:lang w:val="en-US" w:eastAsia="zh-CN" w:bidi="ar"/>
+              </w:rPr>
+            </w:pPr>
+            <w:r>
+              <w:rPr>
+                <w:rFonts w:ascii="Arial" w:hAnsi="Arial"/>
+                <w:sz w:val="20"/>
+              </w:rPr>
+              <w:t>Division of Area Kundur</w:t>
+            </w:r>
+          </w:p>
+        </w:tc>
+      </w:tr>
+      <w:tr>
+        <w:tblPrEx>
+          <w:tblBorders>
+            <w:top w:val="none" w:color="auto" w:sz="0" w:space="0"/>
+            <w:left w:val="none" w:color="auto" w:sz="0" w:space="0"/>
+            <w:bottom w:val="none" w:color="auto" w:sz="0" w:space="0"/>
+            <w:right w:val="none" w:color="auto" w:sz="0" w:space="0"/>
+            <w:insideH w:val="none" w:color="auto" w:sz="0" w:space="0"/>
+            <w:insideV w:val="none" w:color="auto" w:sz="0" w:space="0"/>
+          </w:tblBorders>
+          <w:tblCellMar>
+            <w:top w:w="0" w:type="dxa"/>
+            <w:left w:w="108" w:type="dxa"/>
+            <w:bottom w:w="0" w:type="dxa"/>
+            <w:right w:w="108" w:type="dxa"/>
+          </w:tblCellMar>
+        </w:tblPrEx>
+        <w:trPr>
+          <w:trHeight w:val="23" w:hRule="atLeast"/>
+        </w:trPr>
+        <w:tc>
+          <w:tcPr>
+            <w:tcW w:w="619" w:type="dxa"/>
+            <w:tcBorders>
+              <w:top w:val="single" w:color="000000" w:sz="2" w:space="0"/>
+              <w:left w:val="single" w:color="000000" w:sz="2" w:space="0"/>
+              <w:bottom w:val="single" w:color="000000" w:sz="2" w:space="0"/>
+              <w:right w:val="single" w:color="000000" w:sz="2" w:space="0"/>
+            </w:tcBorders>
+            <w:noWrap/>
+            <w:tcMar>
+              <w:top w:w="57" w:type="dxa"/>
+              <w:left w:w="108" w:type="dxa"/>
+              <w:bottom w:w="57" w:type="dxa"/>
+              <w:right w:w="108" w:type="dxa"/>
+            </w:tcMar>
+            <w:vAlign w:val="center"/>
+          </w:tcPr>
+          <w:p>
+            <w:pPr>
+              <w:keepNext w:val="0"/>
+              <w:keepLines w:val="0"/>
+              <w:pageBreakBefore w:val="0"/>
+              <w:widowControl/>
+              <w:suppressLineNumbers w:val="0"/>
+              <w:kinsoku/>
+              <w:wordWrap/>
+              <w:overflowPunct/>
+              <w:topLinePunct w:val="0"/>
+              <w:autoSpaceDE/>
+              <w:autoSpaceDN/>
+              <w:bidi w:val="0"/>
+              <w:adjustRightInd/>
+              <w:snapToGrid/>
+              <w:spacing w:after="0" w:line="240" w:lineRule="auto"/>
+              <w:jc w:val="center"/>
+              <w:textAlignment w:val="center"/>
+              <w:rPr>
+                <w:rFonts w:hint="default" w:ascii="Arial" w:hAnsi="Arial" w:eastAsia="SimSun" w:cs="Arial"/>
+                <w:i w:val="0"/>
+                <w:iCs w:val="0"/>
+                <w:color w:val="000000"/>
+                <w:kern w:val="0"/>
+                <w:sz w:val="20"/>
+                <w:szCs w:val="20"/>
+                <w:u w:val="none"/>
+                <w:lang w:val="en-US" w:eastAsia="zh-CN" w:bidi="ar"/>
+              </w:rPr>
+            </w:pPr>
+            <w:r>
+              <w:rPr>
+                <w:rFonts w:ascii="Arial" w:hAnsi="Arial"/>
+                <w:sz w:val="20"/>
+              </w:rPr>
+              <w:t>20</w:t>
+            </w:r>
+          </w:p>
+        </w:tc>
+        <w:tc>
+          <w:tcPr>
+            <w:tcW w:w="3293" w:type="dxa"/>
+            <w:tcBorders>
+              <w:top w:val="single" w:color="000000" w:sz="2" w:space="0"/>
+              <w:left w:val="single" w:color="000000" w:sz="2" w:space="0"/>
+              <w:bottom w:val="single" w:color="000000" w:sz="2" w:space="0"/>
+              <w:right w:val="single" w:color="000000" w:sz="2" w:space="0"/>
+            </w:tcBorders>
+            <w:noWrap/>
+            <w:tcMar>
+              <w:top w:w="57" w:type="dxa"/>
+              <w:left w:w="108" w:type="dxa"/>
+              <w:bottom w:w="57" w:type="dxa"/>
+              <w:right w:w="108" w:type="dxa"/>
+            </w:tcMar>
+            <w:vAlign w:val="center"/>
+          </w:tcPr>
+          <w:p>
+            <w:pPr>
+              <w:keepNext w:val="0"/>
+              <w:keepLines w:val="0"/>
+              <w:pageBreakBefore w:val="0"/>
+              <w:widowControl/>
+              <w:suppressLineNumbers w:val="0"/>
+              <w:kinsoku/>
+              <w:wordWrap/>
+              <w:overflowPunct/>
+              <w:topLinePunct w:val="0"/>
+              <w:autoSpaceDE/>
+              <w:autoSpaceDN/>
+              <w:bidi w:val="0"/>
+              <w:adjustRightInd/>
+              <w:snapToGrid/>
+              <w:spacing w:after="0" w:line="240" w:lineRule="auto"/>
+              <w:ind w:right="0" w:rightChars="0"/>
+              <w:jc w:val="left"/>
+              <w:textAlignment w:val="bottom"/>
+              <w:rPr>
+                <w:rFonts w:hint="default" w:ascii="Arial" w:hAnsi="Arial" w:eastAsia="SimSun" w:cs="Arial"/>
+                <w:i w:val="0"/>
+                <w:iCs w:val="0"/>
+                <w:color w:val="auto"/>
+                <w:kern w:val="0"/>
+                <w:sz w:val="20"/>
+                <w:szCs w:val="20"/>
+                <w:u w:val="none"/>
+                <w:lang w:val="en-US" w:eastAsia="zh-CN" w:bidi="ar"/>
+              </w:rPr>
+            </w:pPr>
+            <w:r>
+              <w:rPr>
+                <w:rFonts w:ascii="Arial" w:hAnsi="Arial"/>
+                <w:sz w:val="20"/>
+              </w:rPr>
+              <w:t>Suhairi Mardi</w:t>
+            </w:r>
+          </w:p>
+        </w:tc>
+        <w:tc>
+          <w:tcPr>
+            <w:tcW w:w="1585" w:type="dxa"/>
+            <w:tcBorders>
+              <w:top w:val="single" w:color="000000" w:sz="2" w:space="0"/>
+              <w:left w:val="single" w:color="000000" w:sz="2" w:space="0"/>
+              <w:bottom w:val="single" w:color="000000" w:sz="2" w:space="0"/>
+              <w:right w:val="single" w:color="000000" w:sz="2" w:space="0"/>
+            </w:tcBorders>
+            <w:noWrap/>
+            <w:tcMar>
+              <w:top w:w="57" w:type="dxa"/>
+              <w:left w:w="108" w:type="dxa"/>
+              <w:bottom w:w="57" w:type="dxa"/>
+              <w:right w:w="108" w:type="dxa"/>
+            </w:tcMar>
+            <w:vAlign w:val="center"/>
+          </w:tcPr>
+          <w:p>
+            <w:pPr>
+              <w:keepNext w:val="0"/>
+              <w:keepLines w:val="0"/>
+              <w:pageBreakBefore w:val="0"/>
+              <w:widowControl/>
+              <w:suppressLineNumbers w:val="0"/>
+              <w:kinsoku/>
+              <w:wordWrap/>
+              <w:overflowPunct/>
+              <w:topLinePunct w:val="0"/>
+              <w:autoSpaceDE/>
+              <w:autoSpaceDN/>
+              <w:bidi w:val="0"/>
+              <w:adjustRightInd/>
+              <w:snapToGrid/>
+              <w:spacing w:after="0" w:line="240" w:lineRule="auto"/>
+              <w:ind w:right="0" w:rightChars="0"/>
+              <w:jc w:val="center"/>
+              <w:textAlignment w:val="bottom"/>
+              <w:rPr>
+                <w:rFonts w:hint="default" w:ascii="Arial" w:hAnsi="Arial" w:eastAsia="SimSun" w:cs="Arial"/>
+                <w:i w:val="0"/>
+                <w:iCs w:val="0"/>
+                <w:color w:val="auto"/>
+                <w:kern w:val="0"/>
+                <w:sz w:val="20"/>
+                <w:szCs w:val="20"/>
+                <w:u w:val="none"/>
+                <w:lang w:val="en-US" w:eastAsia="zh-CN" w:bidi="ar"/>
+              </w:rPr>
+            </w:pPr>
+            <w:r>
+              <w:rPr>
+                <w:rFonts w:ascii="Arial" w:hAnsi="Arial"/>
+                <w:sz w:val="20"/>
+              </w:rPr>
+              <w:t>20070885</w:t>
+            </w:r>
+          </w:p>
+        </w:tc>
+        <w:tc>
+          <w:tcPr>
+            <w:tcW w:w="3887" w:type="dxa"/>
+            <w:tcBorders>
+              <w:top w:val="single" w:color="000000" w:sz="2" w:space="0"/>
+              <w:left w:val="single" w:color="000000" w:sz="2" w:space="0"/>
+              <w:bottom w:val="single" w:color="000000" w:sz="2" w:space="0"/>
+              <w:right w:val="single" w:color="000000" w:sz="2" w:space="0"/>
+            </w:tcBorders>
+            <w:noWrap/>
+            <w:tcMar>
+              <w:top w:w="57" w:type="dxa"/>
+              <w:left w:w="108" w:type="dxa"/>
+              <w:bottom w:w="57" w:type="dxa"/>
+              <w:right w:w="108" w:type="dxa"/>
+            </w:tcMar>
+            <w:vAlign w:val="center"/>
+          </w:tcPr>
+          <w:p>
+            <w:pPr>
+              <w:keepNext w:val="0"/>
+              <w:keepLines w:val="0"/>
+              <w:pageBreakBefore w:val="0"/>
+              <w:widowControl/>
+              <w:suppressLineNumbers w:val="0"/>
+              <w:kinsoku/>
+              <w:wordWrap/>
+              <w:overflowPunct/>
+              <w:topLinePunct w:val="0"/>
+              <w:autoSpaceDE/>
+              <w:autoSpaceDN/>
+              <w:bidi w:val="0"/>
+              <w:adjustRightInd/>
+              <w:snapToGrid/>
+              <w:spacing w:after="0" w:line="240" w:lineRule="auto"/>
+              <w:ind w:right="0" w:rightChars="0"/>
+              <w:jc w:val="center"/>
+              <w:textAlignment w:val="bottom"/>
+              <w:rPr>
+                <w:rFonts w:hint="default" w:ascii="Arial" w:hAnsi="Arial" w:eastAsia="SimSun" w:cs="Arial"/>
+                <w:i w:val="0"/>
+                <w:iCs w:val="0"/>
+                <w:color w:val="auto"/>
+                <w:kern w:val="0"/>
+                <w:sz w:val="20"/>
+                <w:szCs w:val="20"/>
+                <w:u w:val="none"/>
+                <w:lang w:val="en-US" w:eastAsia="zh-CN" w:bidi="ar"/>
+              </w:rPr>
+            </w:pPr>
+            <w:r>
+              <w:rPr>
+                <w:rFonts w:ascii="Arial" w:hAnsi="Arial"/>
+                <w:sz w:val="20"/>
+              </w:rPr>
+              <w:t>Division of Area Kundur</w:t>
+            </w:r>
+          </w:p>
+        </w:tc>
+      </w:tr>
+      <w:tr>
+        <w:tblPrEx>
+          <w:tblBorders>
+            <w:top w:val="none" w:color="auto" w:sz="0" w:space="0"/>
+            <w:left w:val="none" w:color="auto" w:sz="0" w:space="0"/>
+            <w:bottom w:val="none" w:color="auto" w:sz="0" w:space="0"/>
+            <w:right w:val="none" w:color="auto" w:sz="0" w:space="0"/>
+            <w:insideH w:val="none" w:color="auto" w:sz="0" w:space="0"/>
+            <w:insideV w:val="none" w:color="auto" w:sz="0" w:space="0"/>
+          </w:tblBorders>
+          <w:tblCellMar>
+            <w:top w:w="0" w:type="dxa"/>
+            <w:left w:w="108" w:type="dxa"/>
+            <w:bottom w:w="0" w:type="dxa"/>
+            <w:right w:w="108" w:type="dxa"/>
+          </w:tblCellMar>
+        </w:tblPrEx>
+        <w:trPr>
+          <w:trHeight w:val="23" w:hRule="atLeast"/>
+        </w:trPr>
+        <w:tc>
+          <w:tcPr>
+            <w:tcW w:w="619" w:type="dxa"/>
+            <w:tcBorders>
+              <w:top w:val="single" w:color="000000" w:sz="2" w:space="0"/>
+              <w:left w:val="single" w:color="000000" w:sz="2" w:space="0"/>
+              <w:bottom w:val="single" w:color="000000" w:sz="2" w:space="0"/>
+              <w:right w:val="single" w:color="000000" w:sz="2" w:space="0"/>
+            </w:tcBorders>
+            <w:noWrap/>
+            <w:tcMar>
+              <w:top w:w="57" w:type="dxa"/>
+              <w:left w:w="108" w:type="dxa"/>
+              <w:bottom w:w="57" w:type="dxa"/>
+              <w:right w:w="108" w:type="dxa"/>
+            </w:tcMar>
+            <w:vAlign w:val="center"/>
+          </w:tcPr>
+          <w:p>
+            <w:pPr>
+              <w:keepNext w:val="0"/>
+              <w:keepLines w:val="0"/>
+              <w:pageBreakBefore w:val="0"/>
+              <w:widowControl/>
+              <w:suppressLineNumbers w:val="0"/>
+              <w:kinsoku/>
+              <w:wordWrap/>
+              <w:overflowPunct/>
+              <w:topLinePunct w:val="0"/>
+              <w:autoSpaceDE/>
+              <w:autoSpaceDN/>
+              <w:bidi w:val="0"/>
+              <w:adjustRightInd/>
+              <w:snapToGrid/>
+              <w:spacing w:after="0" w:line="240" w:lineRule="auto"/>
+              <w:jc w:val="center"/>
+              <w:textAlignment w:val="center"/>
+              <w:rPr>
+                <w:rFonts w:hint="default" w:ascii="Arial" w:hAnsi="Arial" w:eastAsia="SimSun" w:cs="Arial"/>
+                <w:i w:val="0"/>
+                <w:iCs w:val="0"/>
+                <w:color w:val="000000"/>
+                <w:kern w:val="0"/>
+                <w:sz w:val="20"/>
+                <w:szCs w:val="20"/>
+                <w:u w:val="none"/>
+                <w:lang w:val="en-US" w:eastAsia="zh-CN" w:bidi="ar"/>
+              </w:rPr>
+            </w:pPr>
+            <w:r>
+              <w:rPr>
+                <w:rFonts w:ascii="Arial" w:hAnsi="Arial"/>
+                <w:sz w:val="20"/>
+              </w:rPr>
+              <w:t>21</w:t>
+            </w:r>
+          </w:p>
+        </w:tc>
+        <w:tc>
+          <w:tcPr>
+            <w:tcW w:w="3293" w:type="dxa"/>
+            <w:tcBorders>
+              <w:top w:val="single" w:color="000000" w:sz="2" w:space="0"/>
+              <w:left w:val="single" w:color="000000" w:sz="2" w:space="0"/>
+              <w:bottom w:val="single" w:color="000000" w:sz="2" w:space="0"/>
+              <w:right w:val="single" w:color="000000" w:sz="2" w:space="0"/>
+            </w:tcBorders>
+            <w:noWrap/>
+            <w:tcMar>
+              <w:top w:w="57" w:type="dxa"/>
+              <w:left w:w="108" w:type="dxa"/>
+              <w:bottom w:w="57" w:type="dxa"/>
+              <w:right w:w="108" w:type="dxa"/>
+            </w:tcMar>
+            <w:vAlign w:val="center"/>
+          </w:tcPr>
+          <w:p>
+            <w:pPr>
+              <w:keepNext w:val="0"/>
+              <w:keepLines w:val="0"/>
+              <w:pageBreakBefore w:val="0"/>
+              <w:widowControl/>
+              <w:suppressLineNumbers w:val="0"/>
+              <w:kinsoku/>
+              <w:wordWrap/>
+              <w:overflowPunct/>
+              <w:topLinePunct w:val="0"/>
+              <w:autoSpaceDE/>
+              <w:autoSpaceDN/>
+              <w:bidi w:val="0"/>
+              <w:adjustRightInd/>
+              <w:snapToGrid/>
+              <w:spacing w:after="0" w:line="240" w:lineRule="auto"/>
+              <w:ind w:right="0" w:rightChars="0"/>
+              <w:jc w:val="left"/>
+              <w:textAlignment w:val="bottom"/>
+              <w:rPr>
+                <w:rFonts w:hint="default" w:ascii="Arial" w:hAnsi="Arial" w:eastAsia="SimSun" w:cs="Arial"/>
+                <w:i w:val="0"/>
+                <w:iCs w:val="0"/>
+                <w:color w:val="auto"/>
+                <w:kern w:val="0"/>
+                <w:sz w:val="20"/>
+                <w:szCs w:val="20"/>
+                <w:u w:val="none"/>
+                <w:lang w:val="en-US" w:eastAsia="zh-CN" w:bidi="ar"/>
+              </w:rPr>
+            </w:pPr>
+            <w:r>
+              <w:rPr>
+                <w:rFonts w:ascii="Arial" w:hAnsi="Arial"/>
+                <w:sz w:val="20"/>
+              </w:rPr>
+              <w:t>Tri Ardiansyah</w:t>
+            </w:r>
+          </w:p>
+        </w:tc>
+        <w:tc>
+          <w:tcPr>
+            <w:tcW w:w="1585" w:type="dxa"/>
+            <w:tcBorders>
+              <w:top w:val="single" w:color="000000" w:sz="2" w:space="0"/>
+              <w:left w:val="single" w:color="000000" w:sz="2" w:space="0"/>
+              <w:bottom w:val="single" w:color="000000" w:sz="2" w:space="0"/>
+              <w:right w:val="single" w:color="000000" w:sz="2" w:space="0"/>
+            </w:tcBorders>
+            <w:noWrap/>
+            <w:tcMar>
+              <w:top w:w="57" w:type="dxa"/>
+              <w:left w:w="108" w:type="dxa"/>
+              <w:bottom w:w="57" w:type="dxa"/>
+              <w:right w:w="108" w:type="dxa"/>
+            </w:tcMar>
+            <w:vAlign w:val="center"/>
+          </w:tcPr>
+          <w:p>
+            <w:pPr>
+              <w:keepNext w:val="0"/>
+              <w:keepLines w:val="0"/>
+              <w:pageBreakBefore w:val="0"/>
+              <w:widowControl/>
+              <w:suppressLineNumbers w:val="0"/>
+              <w:kinsoku/>
+              <w:wordWrap/>
+              <w:overflowPunct/>
+              <w:topLinePunct w:val="0"/>
+              <w:autoSpaceDE/>
+              <w:autoSpaceDN/>
+              <w:bidi w:val="0"/>
+              <w:adjustRightInd/>
+              <w:snapToGrid/>
+              <w:spacing w:after="0" w:line="240" w:lineRule="auto"/>
+              <w:ind w:right="0" w:rightChars="0"/>
+              <w:jc w:val="center"/>
+              <w:textAlignment w:val="bottom"/>
+              <w:rPr>
+                <w:rFonts w:hint="default" w:ascii="Arial" w:hAnsi="Arial" w:eastAsia="SimSun" w:cs="Arial"/>
+                <w:i w:val="0"/>
+                <w:iCs w:val="0"/>
+                <w:color w:val="auto"/>
+                <w:kern w:val="0"/>
+                <w:sz w:val="20"/>
+                <w:szCs w:val="20"/>
+                <w:u w:val="none"/>
+                <w:lang w:val="en-US" w:eastAsia="zh-CN" w:bidi="ar"/>
+              </w:rPr>
+            </w:pPr>
+            <w:r>
+              <w:rPr>
+                <w:rFonts w:ascii="Arial" w:hAnsi="Arial"/>
+                <w:sz w:val="20"/>
+              </w:rPr>
+              <w:t>21304170</w:t>
+            </w:r>
+          </w:p>
+        </w:tc>
+        <w:tc>
+          <w:tcPr>
+            <w:tcW w:w="3887" w:type="dxa"/>
+            <w:tcBorders>
+              <w:top w:val="single" w:color="000000" w:sz="2" w:space="0"/>
+              <w:left w:val="single" w:color="000000" w:sz="2" w:space="0"/>
+              <w:bottom w:val="single" w:color="000000" w:sz="2" w:space="0"/>
+              <w:right w:val="single" w:color="000000" w:sz="2" w:space="0"/>
+            </w:tcBorders>
+            <w:noWrap/>
+            <w:tcMar>
+              <w:top w:w="57" w:type="dxa"/>
+              <w:left w:w="108" w:type="dxa"/>
+              <w:bottom w:w="57" w:type="dxa"/>
+              <w:right w:w="108" w:type="dxa"/>
+            </w:tcMar>
+            <w:vAlign w:val="center"/>
+          </w:tcPr>
+          <w:p>
+            <w:pPr>
+              <w:keepNext w:val="0"/>
+              <w:keepLines w:val="0"/>
+              <w:pageBreakBefore w:val="0"/>
+              <w:widowControl/>
+              <w:suppressLineNumbers w:val="0"/>
+              <w:kinsoku/>
+              <w:wordWrap/>
+              <w:overflowPunct/>
+              <w:topLinePunct w:val="0"/>
+              <w:autoSpaceDE/>
+              <w:autoSpaceDN/>
+              <w:bidi w:val="0"/>
+              <w:adjustRightInd/>
+              <w:snapToGrid/>
+              <w:spacing w:after="0" w:line="240" w:lineRule="auto"/>
+              <w:ind w:right="0" w:rightChars="0"/>
+              <w:jc w:val="center"/>
+              <w:textAlignment w:val="bottom"/>
+              <w:rPr>
+                <w:rFonts w:hint="default" w:ascii="Arial" w:hAnsi="Arial" w:eastAsia="SimSun" w:cs="Arial"/>
+                <w:i w:val="0"/>
+                <w:iCs w:val="0"/>
+                <w:color w:val="auto"/>
+                <w:kern w:val="0"/>
+                <w:sz w:val="20"/>
+                <w:szCs w:val="20"/>
+                <w:u w:val="none"/>
+                <w:lang w:val="en-US" w:eastAsia="zh-CN" w:bidi="ar"/>
+              </w:rPr>
+            </w:pPr>
+            <w:r>
+              <w:rPr>
+                <w:rFonts w:ascii="Arial" w:hAnsi="Arial"/>
+                <w:sz w:val="20"/>
+              </w:rPr>
+              <w:t>Division of Area Kundur</w:t>
+            </w:r>
+          </w:p>
+        </w:tc>
+      </w:tr>
+      <w:tr>
+        <w:tblPrEx>
+          <w:tblBorders>
+            <w:top w:val="none" w:color="auto" w:sz="0" w:space="0"/>
+            <w:left w:val="none" w:color="auto" w:sz="0" w:space="0"/>
+            <w:bottom w:val="none" w:color="auto" w:sz="0" w:space="0"/>
+            <w:right w:val="none" w:color="auto" w:sz="0" w:space="0"/>
+            <w:insideH w:val="none" w:color="auto" w:sz="0" w:space="0"/>
+            <w:insideV w:val="none" w:color="auto" w:sz="0" w:space="0"/>
+          </w:tblBorders>
+          <w:tblCellMar>
+            <w:top w:w="0" w:type="dxa"/>
+            <w:left w:w="108" w:type="dxa"/>
+            <w:bottom w:w="0" w:type="dxa"/>
+            <w:right w:w="108" w:type="dxa"/>
+          </w:tblCellMar>
+        </w:tblPrEx>
+        <w:trPr>
+          <w:trHeight w:val="23" w:hRule="atLeast"/>
+        </w:trPr>
+        <w:tc>
+          <w:tcPr>
+            <w:tcW w:w="619" w:type="dxa"/>
+            <w:tcBorders>
+              <w:top w:val="single" w:color="000000" w:sz="2" w:space="0"/>
+              <w:left w:val="single" w:color="000000" w:sz="2" w:space="0"/>
+              <w:bottom w:val="single" w:color="000000" w:sz="2" w:space="0"/>
+              <w:right w:val="single" w:color="000000" w:sz="2" w:space="0"/>
+            </w:tcBorders>
+            <w:noWrap/>
+            <w:tcMar>
+              <w:top w:w="57" w:type="dxa"/>
+              <w:left w:w="108" w:type="dxa"/>
+              <w:bottom w:w="57" w:type="dxa"/>
+              <w:right w:w="108" w:type="dxa"/>
+            </w:tcMar>
+            <w:vAlign w:val="center"/>
+          </w:tcPr>
+          <w:p>
+            <w:pPr>
+              <w:keepNext w:val="0"/>
+              <w:keepLines w:val="0"/>
+              <w:pageBreakBefore w:val="0"/>
+              <w:widowControl/>
+              <w:suppressLineNumbers w:val="0"/>
+              <w:kinsoku/>
+              <w:wordWrap/>
+              <w:overflowPunct/>
+              <w:topLinePunct w:val="0"/>
+              <w:autoSpaceDE/>
+              <w:autoSpaceDN/>
+              <w:bidi w:val="0"/>
+              <w:adjustRightInd/>
+              <w:snapToGrid/>
+              <w:spacing w:after="0" w:line="240" w:lineRule="auto"/>
+              <w:jc w:val="center"/>
+              <w:textAlignment w:val="center"/>
+              <w:rPr>
+                <w:rFonts w:hint="default" w:ascii="Arial" w:hAnsi="Arial" w:eastAsia="SimSun" w:cs="Arial"/>
+                <w:i w:val="0"/>
+                <w:iCs w:val="0"/>
+                <w:color w:val="000000"/>
+                <w:kern w:val="0"/>
+                <w:sz w:val="20"/>
+                <w:szCs w:val="20"/>
+                <w:u w:val="none"/>
+                <w:lang w:val="en-US" w:eastAsia="zh-CN" w:bidi="ar"/>
+              </w:rPr>
+            </w:pPr>
+            <w:r>
+              <w:rPr>
+                <w:rFonts w:ascii="Arial" w:hAnsi="Arial"/>
+                <w:sz w:val="20"/>
+              </w:rPr>
+              <w:t>22</w:t>
+            </w:r>
+          </w:p>
+        </w:tc>
+        <w:tc>
+          <w:tcPr>
+            <w:tcW w:w="3293" w:type="dxa"/>
+            <w:tcBorders>
+              <w:top w:val="single" w:color="000000" w:sz="2" w:space="0"/>
+              <w:left w:val="single" w:color="000000" w:sz="2" w:space="0"/>
+              <w:bottom w:val="single" w:color="000000" w:sz="2" w:space="0"/>
+              <w:right w:val="single" w:color="000000" w:sz="2" w:space="0"/>
+            </w:tcBorders>
+            <w:noWrap/>
+            <w:tcMar>
+              <w:top w:w="57" w:type="dxa"/>
+              <w:left w:w="108" w:type="dxa"/>
+              <w:bottom w:w="57" w:type="dxa"/>
+              <w:right w:w="108" w:type="dxa"/>
+            </w:tcMar>
+            <w:vAlign w:val="center"/>
+          </w:tcPr>
+          <w:p>
+            <w:pPr>
+              <w:keepNext w:val="0"/>
+              <w:keepLines w:val="0"/>
+              <w:pageBreakBefore w:val="0"/>
+              <w:widowControl/>
+              <w:suppressLineNumbers w:val="0"/>
+              <w:kinsoku/>
+              <w:wordWrap/>
+              <w:overflowPunct/>
+              <w:topLinePunct w:val="0"/>
+              <w:autoSpaceDE/>
+              <w:autoSpaceDN/>
+              <w:bidi w:val="0"/>
+              <w:adjustRightInd/>
+              <w:snapToGrid/>
+              <w:spacing w:after="0" w:line="240" w:lineRule="auto"/>
+              <w:ind w:right="0" w:rightChars="0"/>
+              <w:jc w:val="left"/>
+              <w:textAlignment w:val="bottom"/>
+              <w:rPr>
+                <w:rFonts w:hint="default" w:ascii="Arial" w:hAnsi="Arial" w:eastAsia="SimSun" w:cs="Arial"/>
+                <w:i w:val="0"/>
+                <w:iCs w:val="0"/>
+                <w:color w:val="auto"/>
+                <w:kern w:val="0"/>
+                <w:sz w:val="20"/>
+                <w:szCs w:val="20"/>
+                <w:u w:val="none"/>
+                <w:lang w:val="en-US" w:eastAsia="zh-CN" w:bidi="ar"/>
+              </w:rPr>
+            </w:pPr>
+            <w:r>
+              <w:rPr>
+                <w:rFonts w:ascii="Arial" w:hAnsi="Arial"/>
+                <w:sz w:val="20"/>
+              </w:rPr>
+              <w:t>Wiempi Wibisono</w:t>
+            </w:r>
+          </w:p>
+        </w:tc>
+        <w:tc>
+          <w:tcPr>
+            <w:tcW w:w="1585" w:type="dxa"/>
+            <w:tcBorders>
+              <w:top w:val="single" w:color="000000" w:sz="2" w:space="0"/>
+              <w:left w:val="single" w:color="000000" w:sz="2" w:space="0"/>
+              <w:bottom w:val="single" w:color="000000" w:sz="2" w:space="0"/>
+              <w:right w:val="single" w:color="000000" w:sz="2" w:space="0"/>
+            </w:tcBorders>
+            <w:noWrap/>
+            <w:tcMar>
+              <w:top w:w="57" w:type="dxa"/>
+              <w:left w:w="108" w:type="dxa"/>
+              <w:bottom w:w="57" w:type="dxa"/>
+              <w:right w:w="108" w:type="dxa"/>
+            </w:tcMar>
+            <w:vAlign w:val="center"/>
+          </w:tcPr>
+          <w:p>
+            <w:pPr>
+              <w:keepNext w:val="0"/>
+              <w:keepLines w:val="0"/>
+              <w:pageBreakBefore w:val="0"/>
+              <w:widowControl/>
+              <w:suppressLineNumbers w:val="0"/>
+              <w:kinsoku/>
+              <w:wordWrap/>
+              <w:overflowPunct/>
+              <w:topLinePunct w:val="0"/>
+              <w:autoSpaceDE/>
+              <w:autoSpaceDN/>
+              <w:bidi w:val="0"/>
+              <w:adjustRightInd/>
+              <w:snapToGrid/>
+              <w:spacing w:after="0" w:line="240" w:lineRule="auto"/>
+              <w:ind w:right="0" w:rightChars="0"/>
+              <w:jc w:val="center"/>
+              <w:textAlignment w:val="bottom"/>
+              <w:rPr>
+                <w:rFonts w:hint="default" w:ascii="Arial" w:hAnsi="Arial" w:eastAsia="SimSun" w:cs="Arial"/>
+                <w:i w:val="0"/>
+                <w:iCs w:val="0"/>
+                <w:color w:val="auto"/>
+                <w:kern w:val="0"/>
+                <w:sz w:val="20"/>
+                <w:szCs w:val="20"/>
+                <w:u w:val="none"/>
+                <w:lang w:val="en-US" w:eastAsia="zh-CN" w:bidi="ar"/>
+              </w:rPr>
+            </w:pPr>
+            <w:r>
+              <w:rPr>
+                <w:rFonts w:ascii="Arial" w:hAnsi="Arial"/>
+                <w:sz w:val="20"/>
+              </w:rPr>
+              <w:t>21304217</w:t>
+            </w:r>
+          </w:p>
+        </w:tc>
+        <w:tc>
+          <w:tcPr>
+            <w:tcW w:w="3887" w:type="dxa"/>
+            <w:tcBorders>
+              <w:top w:val="single" w:color="000000" w:sz="2" w:space="0"/>
+              <w:left w:val="single" w:color="000000" w:sz="2" w:space="0"/>
+              <w:bottom w:val="single" w:color="000000" w:sz="2" w:space="0"/>
+              <w:right w:val="single" w:color="000000" w:sz="2" w:space="0"/>
+            </w:tcBorders>
+            <w:noWrap/>
+            <w:tcMar>
+              <w:top w:w="57" w:type="dxa"/>
+              <w:left w:w="108" w:type="dxa"/>
+              <w:bottom w:w="57" w:type="dxa"/>
+              <w:right w:w="108" w:type="dxa"/>
+            </w:tcMar>
+            <w:vAlign w:val="center"/>
+          </w:tcPr>
+          <w:p>
+            <w:pPr>
+              <w:keepNext w:val="0"/>
+              <w:keepLines w:val="0"/>
+              <w:pageBreakBefore w:val="0"/>
+              <w:widowControl/>
+              <w:suppressLineNumbers w:val="0"/>
+              <w:kinsoku/>
+              <w:wordWrap/>
+              <w:overflowPunct/>
+              <w:topLinePunct w:val="0"/>
+              <w:autoSpaceDE/>
+              <w:autoSpaceDN/>
+              <w:bidi w:val="0"/>
+              <w:adjustRightInd/>
+              <w:snapToGrid/>
+              <w:spacing w:after="0" w:line="240" w:lineRule="auto"/>
+              <w:ind w:right="0" w:rightChars="0"/>
+              <w:jc w:val="center"/>
+              <w:textAlignment w:val="bottom"/>
+              <w:rPr>
+                <w:rFonts w:hint="default" w:ascii="Arial" w:hAnsi="Arial" w:eastAsia="SimSun" w:cs="Arial"/>
+                <w:i w:val="0"/>
+                <w:iCs w:val="0"/>
+                <w:color w:val="auto"/>
+                <w:kern w:val="0"/>
+                <w:sz w:val="20"/>
+                <w:szCs w:val="20"/>
+                <w:u w:val="none"/>
+                <w:lang w:val="en-US" w:eastAsia="zh-CN" w:bidi="ar"/>
+              </w:rPr>
+            </w:pPr>
+            <w:r>
+              <w:rPr>
+                <w:rFonts w:ascii="Arial" w:hAnsi="Arial"/>
+                <w:sz w:val="20"/>
+              </w:rPr>
+              <w:t>Division of Area Kundur</w:t>
+            </w:r>
+          </w:p>
+        </w:tc>
+      </w:tr>
+      <w:tr>
+        <w:tblPrEx>
+          <w:tblBorders>
+            <w:top w:val="none" w:color="auto" w:sz="0" w:space="0"/>
+            <w:left w:val="none" w:color="auto" w:sz="0" w:space="0"/>
+            <w:bottom w:val="none" w:color="auto" w:sz="0" w:space="0"/>
+            <w:right w:val="none" w:color="auto" w:sz="0" w:space="0"/>
+            <w:insideH w:val="none" w:color="auto" w:sz="0" w:space="0"/>
+            <w:insideV w:val="none" w:color="auto" w:sz="0" w:space="0"/>
+          </w:tblBorders>
+          <w:tblCellMar>
+            <w:top w:w="0" w:type="dxa"/>
+            <w:left w:w="108" w:type="dxa"/>
+            <w:bottom w:w="0" w:type="dxa"/>
+            <w:right w:w="108" w:type="dxa"/>
+          </w:tblCellMar>
+        </w:tblPrEx>
+        <w:trPr>
+          <w:trHeight w:val="23" w:hRule="atLeast"/>
+        </w:trPr>
+        <w:tc>
+          <w:tcPr>
+            <w:tcW w:w="619" w:type="dxa"/>
+            <w:tcBorders>
+              <w:top w:val="single" w:color="000000" w:sz="2" w:space="0"/>
+              <w:left w:val="single" w:color="000000" w:sz="2" w:space="0"/>
+              <w:bottom w:val="single" w:color="000000" w:sz="2" w:space="0"/>
+              <w:right w:val="single" w:color="000000" w:sz="2" w:space="0"/>
+            </w:tcBorders>
+            <w:noWrap/>
+            <w:tcMar>
+              <w:top w:w="57" w:type="dxa"/>
+              <w:left w:w="108" w:type="dxa"/>
+              <w:bottom w:w="57" w:type="dxa"/>
+              <w:right w:w="108" w:type="dxa"/>
+            </w:tcMar>
+            <w:vAlign w:val="center"/>
+          </w:tcPr>
+          <w:p>
+            <w:pPr>
+              <w:keepNext w:val="0"/>
+              <w:keepLines w:val="0"/>
+              <w:pageBreakBefore w:val="0"/>
+              <w:widowControl/>
+              <w:suppressLineNumbers w:val="0"/>
+              <w:kinsoku/>
+              <w:wordWrap/>
+              <w:overflowPunct/>
+              <w:topLinePunct w:val="0"/>
+              <w:autoSpaceDE/>
+              <w:autoSpaceDN/>
+              <w:bidi w:val="0"/>
+              <w:adjustRightInd/>
+              <w:snapToGrid/>
+              <w:spacing w:after="0" w:line="240" w:lineRule="auto"/>
+              <w:jc w:val="center"/>
+              <w:textAlignment w:val="center"/>
+              <w:rPr>
+                <w:rFonts w:hint="default" w:ascii="Arial" w:hAnsi="Arial" w:eastAsia="SimSun" w:cs="Arial"/>
+                <w:i w:val="0"/>
+                <w:iCs w:val="0"/>
+                <w:color w:val="000000"/>
+                <w:kern w:val="0"/>
+                <w:sz w:val="20"/>
+                <w:szCs w:val="20"/>
+                <w:u w:val="none"/>
+                <w:lang w:val="en-US" w:eastAsia="zh-CN" w:bidi="ar"/>
+              </w:rPr>
+            </w:pPr>
+            <w:r>
+              <w:rPr>
+                <w:rFonts w:ascii="Arial" w:hAnsi="Arial"/>
+                <w:sz w:val="20"/>
+              </w:rPr>
+              <w:t>23</w:t>
+            </w:r>
+          </w:p>
+        </w:tc>
+        <w:tc>
+          <w:tcPr>
+            <w:tcW w:w="3293" w:type="dxa"/>
+            <w:tcBorders>
+              <w:top w:val="single" w:color="000000" w:sz="2" w:space="0"/>
+              <w:left w:val="single" w:color="000000" w:sz="2" w:space="0"/>
+              <w:bottom w:val="single" w:color="000000" w:sz="2" w:space="0"/>
+              <w:right w:val="single" w:color="000000" w:sz="2" w:space="0"/>
+            </w:tcBorders>
+            <w:noWrap/>
+            <w:tcMar>
+              <w:top w:w="57" w:type="dxa"/>
+              <w:left w:w="108" w:type="dxa"/>
+              <w:bottom w:w="57" w:type="dxa"/>
+              <w:right w:w="108" w:type="dxa"/>
+            </w:tcMar>
+            <w:vAlign w:val="center"/>
+          </w:tcPr>
+          <w:p>
+            <w:pPr>
+              <w:keepNext w:val="0"/>
+              <w:keepLines w:val="0"/>
+              <w:pageBreakBefore w:val="0"/>
+              <w:widowControl/>
+              <w:suppressLineNumbers w:val="0"/>
+              <w:kinsoku/>
+              <w:wordWrap/>
+              <w:overflowPunct/>
+              <w:topLinePunct w:val="0"/>
+              <w:autoSpaceDE/>
+              <w:autoSpaceDN/>
+              <w:bidi w:val="0"/>
+              <w:adjustRightInd/>
+              <w:snapToGrid/>
+              <w:spacing w:after="0" w:line="240" w:lineRule="auto"/>
+              <w:ind w:right="0" w:rightChars="0"/>
+              <w:jc w:val="left"/>
+              <w:textAlignment w:val="bottom"/>
+              <w:rPr>
+                <w:rFonts w:hint="default" w:ascii="Arial" w:hAnsi="Arial" w:eastAsia="SimSun" w:cs="Arial"/>
+                <w:i w:val="0"/>
+                <w:iCs w:val="0"/>
+                <w:color w:val="auto"/>
+                <w:kern w:val="0"/>
+                <w:sz w:val="20"/>
+                <w:szCs w:val="20"/>
+                <w:u w:val="none"/>
+                <w:lang w:val="en-US" w:eastAsia="zh-CN" w:bidi="ar"/>
+              </w:rPr>
+            </w:pPr>
+            <w:r>
+              <w:rPr>
+                <w:rFonts w:ascii="Arial" w:hAnsi="Arial"/>
+                <w:sz w:val="20"/>
+              </w:rPr>
+              <w:t>Zubaidi</w:t>
+            </w:r>
+          </w:p>
+        </w:tc>
+        <w:tc>
+          <w:tcPr>
+            <w:tcW w:w="1585" w:type="dxa"/>
+            <w:tcBorders>
+              <w:top w:val="single" w:color="000000" w:sz="2" w:space="0"/>
+              <w:left w:val="single" w:color="000000" w:sz="2" w:space="0"/>
+              <w:bottom w:val="single" w:color="000000" w:sz="2" w:space="0"/>
+              <w:right w:val="single" w:color="000000" w:sz="2" w:space="0"/>
+            </w:tcBorders>
+            <w:noWrap/>
+            <w:tcMar>
+              <w:top w:w="57" w:type="dxa"/>
+              <w:left w:w="108" w:type="dxa"/>
+              <w:bottom w:w="57" w:type="dxa"/>
+              <w:right w:w="108" w:type="dxa"/>
+            </w:tcMar>
+            <w:vAlign w:val="center"/>
+          </w:tcPr>
+          <w:p>
+            <w:pPr>
+              <w:keepNext w:val="0"/>
+              <w:keepLines w:val="0"/>
+              <w:pageBreakBefore w:val="0"/>
+              <w:widowControl/>
+              <w:suppressLineNumbers w:val="0"/>
+              <w:kinsoku/>
+              <w:wordWrap/>
+              <w:overflowPunct/>
+              <w:topLinePunct w:val="0"/>
+              <w:autoSpaceDE/>
+              <w:autoSpaceDN/>
+              <w:bidi w:val="0"/>
+              <w:adjustRightInd/>
+              <w:snapToGrid/>
+              <w:spacing w:after="0" w:line="240" w:lineRule="auto"/>
+              <w:ind w:right="0" w:rightChars="0"/>
+              <w:jc w:val="center"/>
+              <w:textAlignment w:val="bottom"/>
+              <w:rPr>
+                <w:rFonts w:hint="default" w:ascii="Arial" w:hAnsi="Arial" w:eastAsia="SimSun" w:cs="Arial"/>
+                <w:i w:val="0"/>
+                <w:iCs w:val="0"/>
+                <w:color w:val="auto"/>
+                <w:kern w:val="0"/>
+                <w:sz w:val="20"/>
+                <w:szCs w:val="20"/>
+                <w:u w:val="none"/>
+                <w:lang w:val="en-US" w:eastAsia="zh-CN" w:bidi="ar"/>
+              </w:rPr>
+            </w:pPr>
+            <w:r>
+              <w:rPr>
+                <w:rFonts w:ascii="Arial" w:hAnsi="Arial"/>
+                <w:sz w:val="20"/>
+              </w:rPr>
+              <w:t>21249309</w:t>
+            </w:r>
+          </w:p>
+        </w:tc>
+        <w:tc>
+          <w:tcPr>
+            <w:tcW w:w="3887" w:type="dxa"/>
+            <w:tcBorders>
+              <w:top w:val="single" w:color="000000" w:sz="2" w:space="0"/>
+              <w:left w:val="single" w:color="000000" w:sz="2" w:space="0"/>
+              <w:bottom w:val="single" w:color="000000" w:sz="2" w:space="0"/>
+              <w:right w:val="single" w:color="000000" w:sz="2" w:space="0"/>
+            </w:tcBorders>
+            <w:noWrap/>
+            <w:tcMar>
+              <w:top w:w="57" w:type="dxa"/>
+              <w:left w:w="108" w:type="dxa"/>
+              <w:bottom w:w="57" w:type="dxa"/>
+              <w:right w:w="108" w:type="dxa"/>
+            </w:tcMar>
+            <w:vAlign w:val="center"/>
+          </w:tcPr>
+          <w:p>
+            <w:pPr>
+              <w:keepNext w:val="0"/>
+              <w:keepLines w:val="0"/>
+              <w:pageBreakBefore w:val="0"/>
+              <w:widowControl/>
+              <w:suppressLineNumbers w:val="0"/>
+              <w:kinsoku/>
+              <w:wordWrap/>
+              <w:overflowPunct/>
+              <w:topLinePunct w:val="0"/>
+              <w:autoSpaceDE/>
+              <w:autoSpaceDN/>
+              <w:bidi w:val="0"/>
+              <w:adjustRightInd/>
+              <w:snapToGrid/>
+              <w:spacing w:after="0" w:line="240" w:lineRule="auto"/>
+              <w:ind w:right="0" w:rightChars="0"/>
+              <w:jc w:val="center"/>
+              <w:textAlignment w:val="bottom"/>
+              <w:rPr>
+                <w:rFonts w:hint="default" w:ascii="Arial" w:hAnsi="Arial" w:eastAsia="SimSun" w:cs="Arial"/>
+                <w:i w:val="0"/>
+                <w:iCs w:val="0"/>
+                <w:color w:val="auto"/>
+                <w:kern w:val="0"/>
+                <w:sz w:val="20"/>
+                <w:szCs w:val="20"/>
+                <w:u w:val="none"/>
+                <w:lang w:val="en-US" w:eastAsia="zh-CN" w:bidi="ar"/>
+              </w:rPr>
+            </w:pPr>
+            <w:r>
+              <w:rPr>
+                <w:rFonts w:ascii="Arial" w:hAnsi="Arial"/>
+                <w:sz w:val="20"/>
+              </w:rPr>
+              <w:t>Division of Area Kundur</w:t>
+            </w:r>
+          </w:p>
+        </w:tc>
+      </w:tr>
+      <w:tr>
+        <w:tblPrEx>
+          <w:tblBorders>
+            <w:top w:val="none" w:color="auto" w:sz="0" w:space="0"/>
+            <w:left w:val="none" w:color="auto" w:sz="0" w:space="0"/>
+            <w:bottom w:val="none" w:color="auto" w:sz="0" w:space="0"/>
+            <w:right w:val="none" w:color="auto" w:sz="0" w:space="0"/>
+            <w:insideH w:val="none" w:color="auto" w:sz="0" w:space="0"/>
+            <w:insideV w:val="none" w:color="auto" w:sz="0" w:space="0"/>
+          </w:tblBorders>
+          <w:tblCellMar>
+            <w:top w:w="0" w:type="dxa"/>
+            <w:left w:w="108" w:type="dxa"/>
+            <w:bottom w:w="0" w:type="dxa"/>
+            <w:right w:w="108" w:type="dxa"/>
+          </w:tblCellMar>
+        </w:tblPrEx>
+        <w:trPr>
+          <w:trHeight w:val="23" w:hRule="atLeast"/>
+        </w:trPr>
+        <w:tc>
+          <w:tcPr>
+            <w:tcW w:w="619" w:type="dxa"/>
+            <w:tcBorders>
+              <w:top w:val="single" w:color="000000" w:sz="2" w:space="0"/>
+              <w:left w:val="single" w:color="000000" w:sz="2" w:space="0"/>
+              <w:bottom w:val="single" w:color="000000" w:sz="2" w:space="0"/>
+              <w:right w:val="single" w:color="000000" w:sz="2" w:space="0"/>
+            </w:tcBorders>
+            <w:noWrap/>
+            <w:tcMar>
+              <w:top w:w="57" w:type="dxa"/>
+              <w:left w:w="108" w:type="dxa"/>
+              <w:bottom w:w="57" w:type="dxa"/>
+              <w:right w:w="108" w:type="dxa"/>
+            </w:tcMar>
+            <w:vAlign w:val="center"/>
+          </w:tcPr>
+          <w:p>
+            <w:pPr>
+              <w:keepNext w:val="0"/>
+              <w:keepLines w:val="0"/>
+              <w:pageBreakBefore w:val="0"/>
+              <w:widowControl/>
+              <w:suppressLineNumbers w:val="0"/>
+              <w:kinsoku/>
+              <w:wordWrap/>
+              <w:overflowPunct/>
+              <w:topLinePunct w:val="0"/>
+              <w:autoSpaceDE/>
+              <w:autoSpaceDN/>
+              <w:bidi w:val="0"/>
+              <w:adjustRightInd/>
+              <w:snapToGrid/>
+              <w:spacing w:after="0" w:line="240" w:lineRule="auto"/>
+              <w:jc w:val="center"/>
+              <w:textAlignment w:val="center"/>
+              <w:rPr>
+                <w:rFonts w:hint="default" w:ascii="Arial" w:hAnsi="Arial" w:eastAsia="SimSun" w:cs="Arial"/>
+                <w:i w:val="0"/>
+                <w:iCs w:val="0"/>
+                <w:color w:val="000000"/>
+                <w:kern w:val="0"/>
+                <w:sz w:val="20"/>
+                <w:szCs w:val="20"/>
+                <w:u w:val="none"/>
+                <w:lang w:val="id-ID" w:eastAsia="zh-CN" w:bidi="ar"/>
+              </w:rPr>
+            </w:pPr>
+            <w:r>
+              <w:rPr>
+                <w:rFonts w:hint="default" w:ascii="Arial" w:hAnsi="Arial" w:cs="Arial"/>
+                <w:i w:val="0"/>
+                <w:iCs w:val="0"/>
+                <w:color w:val="000000"/>
+                <w:kern w:val="0"/>
+                <w:sz w:val="20"/>
+                <w:szCs w:val="20"/>
+                <w:u w:val="none"/>
+                <w:lang w:val="id-ID" w:eastAsia="zh-CN" w:bidi="ar"/>
+              </w:rPr>
+              <w:t>24</w:t>
+            </w:r>
+          </w:p>
+        </w:tc>
+        <w:tc>
+          <w:tcPr>
+            <w:tcW w:w="3293" w:type="dxa"/>
+            <w:tcBorders>
+              <w:top w:val="single" w:color="000000" w:sz="2" w:space="0"/>
+              <w:left w:val="single" w:color="000000" w:sz="2" w:space="0"/>
+              <w:bottom w:val="single" w:color="000000" w:sz="2" w:space="0"/>
+              <w:right w:val="single" w:color="000000" w:sz="2" w:space="0"/>
+            </w:tcBorders>
+            <w:noWrap/>
+            <w:tcMar>
+              <w:top w:w="57" w:type="dxa"/>
+              <w:left w:w="108" w:type="dxa"/>
+              <w:bottom w:w="57" w:type="dxa"/>
+              <w:right w:w="108" w:type="dxa"/>
+            </w:tcMar>
+            <w:vAlign w:val="center"/>
+          </w:tcPr>
+          <w:p>
+            <w:pPr>
+              <w:keepNext w:val="0"/>
+              <w:keepLines w:val="0"/>
+              <w:pageBreakBefore w:val="0"/>
+              <w:widowControl/>
+              <w:suppressLineNumbers w:val="0"/>
+              <w:kinsoku/>
+              <w:wordWrap/>
+              <w:overflowPunct/>
+              <w:topLinePunct w:val="0"/>
+              <w:autoSpaceDE/>
+              <w:autoSpaceDN/>
+              <w:bidi w:val="0"/>
+              <w:adjustRightInd/>
+              <w:snapToGrid/>
+              <w:spacing w:after="0" w:line="240" w:lineRule="auto"/>
+              <w:ind w:right="0" w:rightChars="0"/>
+              <w:jc w:val="left"/>
+              <w:textAlignment w:val="bottom"/>
+              <w:rPr>
+                <w:rFonts w:hint="default" w:ascii="Arial" w:hAnsi="Arial" w:eastAsia="SimSun" w:cs="Arial"/>
+                <w:i w:val="0"/>
+                <w:iCs w:val="0"/>
+                <w:color w:val="auto"/>
+                <w:kern w:val="0"/>
+                <w:sz w:val="20"/>
+                <w:szCs w:val="20"/>
+                <w:u w:val="none"/>
+                <w:lang w:val="en-US" w:eastAsia="zh-CN" w:bidi="ar"/>
+              </w:rPr>
+            </w:pPr>
+            <w:r>
+              <w:rPr>
+                <w:rFonts w:ascii="Arial" w:hAnsi="Arial"/>
+                <w:sz w:val="20"/>
+              </w:rPr>
+              <w:t>Agus Adi Putra</w:t>
+            </w:r>
+          </w:p>
+        </w:tc>
+        <w:tc>
+          <w:tcPr>
+            <w:tcW w:w="1585" w:type="dxa"/>
+            <w:tcBorders>
+              <w:top w:val="single" w:color="000000" w:sz="2" w:space="0"/>
+              <w:left w:val="single" w:color="000000" w:sz="2" w:space="0"/>
+              <w:bottom w:val="single" w:color="000000" w:sz="2" w:space="0"/>
+              <w:right w:val="single" w:color="000000" w:sz="2" w:space="0"/>
+            </w:tcBorders>
+            <w:noWrap/>
+            <w:tcMar>
+              <w:top w:w="57" w:type="dxa"/>
+              <w:left w:w="108" w:type="dxa"/>
+              <w:bottom w:w="57" w:type="dxa"/>
+              <w:right w:w="108" w:type="dxa"/>
+            </w:tcMar>
+            <w:vAlign w:val="center"/>
+          </w:tcPr>
+          <w:p>
+            <w:pPr>
+              <w:keepNext w:val="0"/>
+              <w:keepLines w:val="0"/>
+              <w:pageBreakBefore w:val="0"/>
+              <w:widowControl/>
+              <w:suppressLineNumbers w:val="0"/>
+              <w:kinsoku/>
+              <w:wordWrap/>
+              <w:overflowPunct/>
+              <w:topLinePunct w:val="0"/>
+              <w:autoSpaceDE/>
+              <w:autoSpaceDN/>
+              <w:bidi w:val="0"/>
+              <w:adjustRightInd/>
+              <w:snapToGrid/>
+              <w:spacing w:after="0" w:line="240" w:lineRule="auto"/>
+              <w:ind w:right="0" w:rightChars="0"/>
+              <w:jc w:val="center"/>
+              <w:textAlignment w:val="bottom"/>
+              <w:rPr>
+                <w:rFonts w:hint="default" w:ascii="Arial" w:hAnsi="Arial" w:eastAsia="SimSun" w:cs="Arial"/>
+                <w:i w:val="0"/>
+                <w:iCs w:val="0"/>
+                <w:color w:val="auto"/>
+                <w:kern w:val="0"/>
+                <w:sz w:val="20"/>
+                <w:szCs w:val="20"/>
+                <w:u w:val="none"/>
+                <w:lang w:val="en-US" w:eastAsia="zh-CN" w:bidi="ar"/>
+              </w:rPr>
+            </w:pPr>
+            <w:r>
+              <w:rPr>
+                <w:rFonts w:ascii="Arial" w:hAnsi="Arial"/>
+                <w:sz w:val="20"/>
+              </w:rPr>
+              <w:t>21350047</w:t>
+            </w:r>
+          </w:p>
+        </w:tc>
+        <w:tc>
+          <w:tcPr>
+            <w:tcW w:w="3887" w:type="dxa"/>
+            <w:tcBorders>
+              <w:top w:val="single" w:color="000000" w:sz="2" w:space="0"/>
+              <w:left w:val="single" w:color="000000" w:sz="2" w:space="0"/>
+              <w:bottom w:val="single" w:color="000000" w:sz="2" w:space="0"/>
+              <w:right w:val="single" w:color="000000" w:sz="2" w:space="0"/>
+            </w:tcBorders>
+            <w:noWrap/>
+            <w:tcMar>
+              <w:top w:w="57" w:type="dxa"/>
+              <w:left w:w="108" w:type="dxa"/>
+              <w:bottom w:w="57" w:type="dxa"/>
+              <w:right w:w="108" w:type="dxa"/>
+            </w:tcMar>
+            <w:vAlign w:val="center"/>
+          </w:tcPr>
+          <w:p>
+            <w:pPr>
+              <w:keepNext w:val="0"/>
+              <w:keepLines w:val="0"/>
+              <w:pageBreakBefore w:val="0"/>
+              <w:widowControl/>
+              <w:suppressLineNumbers w:val="0"/>
+              <w:kinsoku/>
+              <w:wordWrap/>
+              <w:overflowPunct/>
+              <w:topLinePunct w:val="0"/>
+              <w:autoSpaceDE/>
+              <w:autoSpaceDN/>
+              <w:bidi w:val="0"/>
+              <w:adjustRightInd/>
+              <w:snapToGrid/>
+              <w:spacing w:after="0" w:line="240" w:lineRule="auto"/>
+              <w:ind w:right="0" w:rightChars="0"/>
+              <w:jc w:val="center"/>
+              <w:textAlignment w:val="bottom"/>
+              <w:rPr>
+                <w:rFonts w:hint="default" w:ascii="Arial" w:hAnsi="Arial" w:eastAsia="SimSun" w:cs="Arial"/>
+                <w:i w:val="0"/>
+                <w:iCs w:val="0"/>
+                <w:color w:val="auto"/>
+                <w:kern w:val="0"/>
+                <w:sz w:val="20"/>
+                <w:szCs w:val="20"/>
+                <w:u w:val="none"/>
+                <w:lang w:val="en-US" w:eastAsia="zh-CN" w:bidi="ar"/>
+              </w:rPr>
+            </w:pPr>
+            <w:r>
+              <w:rPr>
+                <w:rFonts w:ascii="Arial" w:hAnsi="Arial"/>
+                <w:sz w:val="20"/>
+              </w:rPr>
+              <w:t>Division of Processing &amp; Refinery</w:t>
+            </w:r>
+          </w:p>
+        </w:tc>
+      </w:tr>
+      <w:tr>
+        <w:tblPrEx>
+          <w:tblBorders>
+            <w:top w:val="none" w:color="auto" w:sz="0" w:space="0"/>
+            <w:left w:val="none" w:color="auto" w:sz="0" w:space="0"/>
+            <w:bottom w:val="none" w:color="auto" w:sz="0" w:space="0"/>
+            <w:right w:val="none" w:color="auto" w:sz="0" w:space="0"/>
+            <w:insideH w:val="none" w:color="auto" w:sz="0" w:space="0"/>
+            <w:insideV w:val="none" w:color="auto" w:sz="0" w:space="0"/>
+          </w:tblBorders>
+          <w:tblCellMar>
+            <w:top w:w="0" w:type="dxa"/>
+            <w:left w:w="108" w:type="dxa"/>
+            <w:bottom w:w="0" w:type="dxa"/>
+            <w:right w:w="108" w:type="dxa"/>
+          </w:tblCellMar>
+        </w:tblPrEx>
+        <w:trPr>
+          <w:trHeight w:val="23" w:hRule="atLeast"/>
+        </w:trPr>
+        <w:tc>
+          <w:tcPr>
+            <w:tcW w:w="619" w:type="dxa"/>
+            <w:tcBorders>
+              <w:top w:val="single" w:color="000000" w:sz="2" w:space="0"/>
+              <w:left w:val="single" w:color="000000" w:sz="2" w:space="0"/>
+              <w:bottom w:val="single" w:color="000000" w:sz="2" w:space="0"/>
+              <w:right w:val="single" w:color="000000" w:sz="2" w:space="0"/>
+            </w:tcBorders>
+            <w:noWrap/>
+            <w:tcMar>
+              <w:top w:w="57" w:type="dxa"/>
+              <w:left w:w="108" w:type="dxa"/>
+              <w:bottom w:w="57" w:type="dxa"/>
+              <w:right w:w="108" w:type="dxa"/>
+            </w:tcMar>
+            <w:vAlign w:val="center"/>
+          </w:tcPr>
+          <w:p>
+            <w:pPr>
+              <w:keepNext w:val="0"/>
+              <w:keepLines w:val="0"/>
+              <w:pageBreakBefore w:val="0"/>
+              <w:widowControl/>
+              <w:suppressLineNumbers w:val="0"/>
+              <w:kinsoku/>
+              <w:wordWrap/>
+              <w:overflowPunct/>
+              <w:topLinePunct w:val="0"/>
+              <w:autoSpaceDE/>
+              <w:autoSpaceDN/>
+              <w:bidi w:val="0"/>
+              <w:adjustRightInd/>
+              <w:snapToGrid/>
+              <w:spacing w:after="0" w:line="240" w:lineRule="auto"/>
+              <w:jc w:val="center"/>
+              <w:textAlignment w:val="center"/>
+              <w:rPr>
+                <w:rFonts w:hint="default" w:ascii="Arial" w:hAnsi="Arial" w:eastAsia="SimSun" w:cs="Arial"/>
+                <w:i w:val="0"/>
+                <w:iCs w:val="0"/>
+                <w:color w:val="000000"/>
+                <w:kern w:val="0"/>
+                <w:sz w:val="20"/>
+                <w:szCs w:val="20"/>
+                <w:u w:val="none"/>
+                <w:lang w:val="id-ID" w:eastAsia="zh-CN" w:bidi="ar"/>
+              </w:rPr>
+            </w:pPr>
+            <w:r>
+              <w:rPr>
+                <w:rFonts w:ascii="Arial" w:hAnsi="Arial"/>
+                <w:sz w:val="20"/>
+              </w:rPr>
+              <w:t>2</w:t>
+            </w:r>
+            <w:r>
+              <w:rPr>
+                <w:rFonts w:hint="default" w:ascii="Arial" w:hAnsi="Arial"/>
+                <w:sz w:val="20"/>
+                <w:lang w:val="id-ID"/>
+              </w:rPr>
+              <w:t>5</w:t>
+            </w:r>
+          </w:p>
+        </w:tc>
+        <w:tc>
+          <w:tcPr>
+            <w:tcW w:w="3293" w:type="dxa"/>
+            <w:tcBorders>
+              <w:top w:val="single" w:color="000000" w:sz="2" w:space="0"/>
+              <w:left w:val="single" w:color="000000" w:sz="2" w:space="0"/>
+              <w:bottom w:val="single" w:color="000000" w:sz="2" w:space="0"/>
+              <w:right w:val="single" w:color="000000" w:sz="2" w:space="0"/>
+            </w:tcBorders>
+            <w:noWrap/>
+            <w:tcMar>
+              <w:top w:w="57" w:type="dxa"/>
+              <w:left w:w="108" w:type="dxa"/>
+              <w:bottom w:w="57" w:type="dxa"/>
+              <w:right w:w="108" w:type="dxa"/>
+            </w:tcMar>
+            <w:vAlign w:val="center"/>
+          </w:tcPr>
+          <w:p>
+            <w:pPr>
+              <w:keepNext w:val="0"/>
+              <w:keepLines w:val="0"/>
+              <w:pageBreakBefore w:val="0"/>
+              <w:widowControl/>
+              <w:suppressLineNumbers w:val="0"/>
+              <w:kinsoku/>
+              <w:wordWrap/>
+              <w:overflowPunct/>
+              <w:topLinePunct w:val="0"/>
+              <w:autoSpaceDE/>
+              <w:autoSpaceDN/>
+              <w:bidi w:val="0"/>
+              <w:adjustRightInd/>
+              <w:snapToGrid/>
+              <w:spacing w:after="0" w:line="240" w:lineRule="auto"/>
+              <w:ind w:right="0" w:rightChars="0"/>
+              <w:jc w:val="left"/>
+              <w:textAlignment w:val="bottom"/>
+              <w:rPr>
+                <w:rFonts w:hint="default" w:ascii="Arial" w:hAnsi="Arial" w:eastAsia="SimSun" w:cs="Arial"/>
+                <w:i w:val="0"/>
+                <w:iCs w:val="0"/>
+                <w:color w:val="auto"/>
+                <w:kern w:val="0"/>
+                <w:sz w:val="20"/>
+                <w:szCs w:val="20"/>
+                <w:u w:val="none"/>
+                <w:lang w:val="en-US" w:eastAsia="zh-CN" w:bidi="ar"/>
+              </w:rPr>
+            </w:pPr>
+            <w:r>
+              <w:rPr>
+                <w:rFonts w:ascii="Arial" w:hAnsi="Arial"/>
+                <w:sz w:val="20"/>
+              </w:rPr>
+              <w:t>Agus Syahrial</w:t>
+            </w:r>
+          </w:p>
+        </w:tc>
+        <w:tc>
+          <w:tcPr>
+            <w:tcW w:w="1585" w:type="dxa"/>
+            <w:tcBorders>
+              <w:top w:val="single" w:color="000000" w:sz="2" w:space="0"/>
+              <w:left w:val="single" w:color="000000" w:sz="2" w:space="0"/>
+              <w:bottom w:val="single" w:color="000000" w:sz="2" w:space="0"/>
+              <w:right w:val="single" w:color="000000" w:sz="2" w:space="0"/>
+            </w:tcBorders>
+            <w:noWrap/>
+            <w:tcMar>
+              <w:top w:w="57" w:type="dxa"/>
+              <w:left w:w="108" w:type="dxa"/>
+              <w:bottom w:w="57" w:type="dxa"/>
+              <w:right w:w="108" w:type="dxa"/>
+            </w:tcMar>
+            <w:vAlign w:val="center"/>
+          </w:tcPr>
+          <w:p>
+            <w:pPr>
+              <w:keepNext w:val="0"/>
+              <w:keepLines w:val="0"/>
+              <w:pageBreakBefore w:val="0"/>
+              <w:widowControl/>
+              <w:suppressLineNumbers w:val="0"/>
+              <w:kinsoku/>
+              <w:wordWrap/>
+              <w:overflowPunct/>
+              <w:topLinePunct w:val="0"/>
+              <w:autoSpaceDE/>
+              <w:autoSpaceDN/>
+              <w:bidi w:val="0"/>
+              <w:adjustRightInd/>
+              <w:snapToGrid/>
+              <w:spacing w:after="0" w:line="240" w:lineRule="auto"/>
+              <w:ind w:right="0" w:rightChars="0"/>
+              <w:jc w:val="center"/>
+              <w:textAlignment w:val="bottom"/>
+              <w:rPr>
+                <w:rFonts w:hint="default" w:ascii="Arial" w:hAnsi="Arial" w:eastAsia="SimSun" w:cs="Arial"/>
+                <w:i w:val="0"/>
+                <w:iCs w:val="0"/>
+                <w:color w:val="auto"/>
+                <w:kern w:val="0"/>
+                <w:sz w:val="20"/>
+                <w:szCs w:val="20"/>
+                <w:u w:val="none"/>
+                <w:lang w:val="en-US" w:eastAsia="zh-CN" w:bidi="ar"/>
+              </w:rPr>
+            </w:pPr>
+            <w:r>
+              <w:rPr>
+                <w:rFonts w:ascii="Arial" w:hAnsi="Arial"/>
+                <w:sz w:val="20"/>
+              </w:rPr>
+              <w:t>21306587</w:t>
+            </w:r>
+          </w:p>
+        </w:tc>
+        <w:tc>
+          <w:tcPr>
+            <w:tcW w:w="3887" w:type="dxa"/>
+            <w:tcBorders>
+              <w:top w:val="single" w:color="000000" w:sz="2" w:space="0"/>
+              <w:left w:val="single" w:color="000000" w:sz="2" w:space="0"/>
+              <w:bottom w:val="single" w:color="000000" w:sz="2" w:space="0"/>
+              <w:right w:val="single" w:color="000000" w:sz="2" w:space="0"/>
+            </w:tcBorders>
+            <w:noWrap/>
+            <w:tcMar>
+              <w:top w:w="57" w:type="dxa"/>
+              <w:left w:w="108" w:type="dxa"/>
+              <w:bottom w:w="57" w:type="dxa"/>
+              <w:right w:w="108" w:type="dxa"/>
+            </w:tcMar>
+            <w:vAlign w:val="center"/>
+          </w:tcPr>
+          <w:p>
+            <w:pPr>
+              <w:keepNext w:val="0"/>
+              <w:keepLines w:val="0"/>
+              <w:pageBreakBefore w:val="0"/>
+              <w:widowControl/>
+              <w:suppressLineNumbers w:val="0"/>
+              <w:kinsoku/>
+              <w:wordWrap/>
+              <w:overflowPunct/>
+              <w:topLinePunct w:val="0"/>
+              <w:autoSpaceDE/>
+              <w:autoSpaceDN/>
+              <w:bidi w:val="0"/>
+              <w:adjustRightInd/>
+              <w:snapToGrid/>
+              <w:spacing w:after="0" w:line="240" w:lineRule="auto"/>
+              <w:ind w:right="0" w:rightChars="0"/>
+              <w:jc w:val="center"/>
+              <w:textAlignment w:val="bottom"/>
+              <w:rPr>
+                <w:rFonts w:hint="default" w:ascii="Arial" w:hAnsi="Arial" w:eastAsia="SimSun" w:cs="Arial"/>
+                <w:i w:val="0"/>
+                <w:iCs w:val="0"/>
+                <w:color w:val="auto"/>
+                <w:kern w:val="0"/>
+                <w:sz w:val="20"/>
+                <w:szCs w:val="20"/>
+                <w:u w:val="none"/>
+                <w:lang w:val="en-US" w:eastAsia="zh-CN" w:bidi="ar"/>
+              </w:rPr>
+            </w:pPr>
+            <w:r>
+              <w:rPr>
+                <w:rFonts w:ascii="Arial" w:hAnsi="Arial"/>
+                <w:sz w:val="20"/>
+              </w:rPr>
+              <w:t>Division of Processing &amp; Refinery</w:t>
+            </w:r>
+          </w:p>
+        </w:tc>
+      </w:tr>
+      <w:tr>
+        <w:tblPrEx>
+          <w:tblBorders>
+            <w:top w:val="none" w:color="auto" w:sz="0" w:space="0"/>
+            <w:left w:val="none" w:color="auto" w:sz="0" w:space="0"/>
+            <w:bottom w:val="none" w:color="auto" w:sz="0" w:space="0"/>
+            <w:right w:val="none" w:color="auto" w:sz="0" w:space="0"/>
+            <w:insideH w:val="none" w:color="auto" w:sz="0" w:space="0"/>
+            <w:insideV w:val="none" w:color="auto" w:sz="0" w:space="0"/>
+          </w:tblBorders>
+          <w:tblCellMar>
+            <w:top w:w="0" w:type="dxa"/>
+            <w:left w:w="108" w:type="dxa"/>
+            <w:bottom w:w="0" w:type="dxa"/>
+            <w:right w:w="108" w:type="dxa"/>
+          </w:tblCellMar>
+        </w:tblPrEx>
+        <w:trPr>
+          <w:trHeight w:val="23" w:hRule="atLeast"/>
+        </w:trPr>
+        <w:tc>
+          <w:tcPr>
+            <w:tcW w:w="619" w:type="dxa"/>
+            <w:tcBorders>
+              <w:top w:val="single" w:color="000000" w:sz="2" w:space="0"/>
+              <w:left w:val="single" w:color="000000" w:sz="2" w:space="0"/>
+              <w:bottom w:val="single" w:color="000000" w:sz="2" w:space="0"/>
+              <w:right w:val="single" w:color="000000" w:sz="2" w:space="0"/>
+            </w:tcBorders>
+            <w:noWrap/>
+            <w:tcMar>
+              <w:top w:w="57" w:type="dxa"/>
+              <w:left w:w="108" w:type="dxa"/>
+              <w:bottom w:w="57" w:type="dxa"/>
+              <w:right w:w="108" w:type="dxa"/>
+            </w:tcMar>
+            <w:vAlign w:val="center"/>
+          </w:tcPr>
+          <w:p>
+            <w:pPr>
+              <w:keepNext w:val="0"/>
+              <w:keepLines w:val="0"/>
+              <w:pageBreakBefore w:val="0"/>
+              <w:widowControl/>
+              <w:suppressLineNumbers w:val="0"/>
+              <w:kinsoku/>
+              <w:wordWrap/>
+              <w:overflowPunct/>
+              <w:topLinePunct w:val="0"/>
+              <w:autoSpaceDE/>
+              <w:autoSpaceDN/>
+              <w:bidi w:val="0"/>
+              <w:adjustRightInd/>
+              <w:snapToGrid/>
+              <w:spacing w:after="0" w:line="240" w:lineRule="auto"/>
+              <w:jc w:val="center"/>
+              <w:textAlignment w:val="center"/>
+              <w:rPr>
+                <w:rFonts w:hint="default" w:ascii="Arial" w:hAnsi="Arial" w:eastAsia="SimSun" w:cs="Arial"/>
+                <w:i w:val="0"/>
+                <w:iCs w:val="0"/>
+                <w:color w:val="000000"/>
+                <w:kern w:val="0"/>
+                <w:sz w:val="20"/>
+                <w:szCs w:val="20"/>
+                <w:u w:val="none"/>
+                <w:lang w:val="id-ID" w:eastAsia="zh-CN" w:bidi="ar"/>
+              </w:rPr>
+            </w:pPr>
+            <w:r>
+              <w:rPr>
+                <w:rFonts w:hint="default" w:ascii="Arial" w:hAnsi="Arial" w:cs="Arial"/>
+                <w:i w:val="0"/>
+                <w:iCs w:val="0"/>
+                <w:color w:val="000000"/>
+                <w:kern w:val="0"/>
+                <w:sz w:val="20"/>
+                <w:szCs w:val="20"/>
+                <w:u w:val="none"/>
+                <w:lang w:val="id-ID" w:eastAsia="zh-CN" w:bidi="ar"/>
+              </w:rPr>
+              <w:t>26</w:t>
+            </w:r>
+          </w:p>
+        </w:tc>
+        <w:tc>
+          <w:tcPr>
+            <w:tcW w:w="3293" w:type="dxa"/>
+            <w:tcBorders>
+              <w:top w:val="single" w:color="000000" w:sz="2" w:space="0"/>
+              <w:left w:val="single" w:color="000000" w:sz="2" w:space="0"/>
+              <w:bottom w:val="single" w:color="000000" w:sz="2" w:space="0"/>
+              <w:right w:val="single" w:color="000000" w:sz="2" w:space="0"/>
+            </w:tcBorders>
+            <w:noWrap/>
+            <w:tcMar>
+              <w:top w:w="57" w:type="dxa"/>
+              <w:left w:w="108" w:type="dxa"/>
+              <w:bottom w:w="57" w:type="dxa"/>
+              <w:right w:w="108" w:type="dxa"/>
+            </w:tcMar>
+            <w:vAlign w:val="center"/>
+          </w:tcPr>
+          <w:p>
+            <w:pPr>
+              <w:keepNext w:val="0"/>
+              <w:keepLines w:val="0"/>
+              <w:pageBreakBefore w:val="0"/>
+              <w:widowControl/>
+              <w:suppressLineNumbers w:val="0"/>
+              <w:kinsoku/>
+              <w:wordWrap/>
+              <w:overflowPunct/>
+              <w:topLinePunct w:val="0"/>
+              <w:autoSpaceDE/>
+              <w:autoSpaceDN/>
+              <w:bidi w:val="0"/>
+              <w:adjustRightInd/>
+              <w:snapToGrid/>
+              <w:spacing w:after="0" w:line="240" w:lineRule="auto"/>
+              <w:ind w:right="0" w:rightChars="0"/>
+              <w:jc w:val="left"/>
+              <w:textAlignment w:val="bottom"/>
+              <w:rPr>
+                <w:rFonts w:hint="default" w:ascii="Arial" w:hAnsi="Arial" w:eastAsia="SimSun" w:cs="Arial"/>
+                <w:i w:val="0"/>
+                <w:iCs w:val="0"/>
+                <w:color w:val="auto"/>
+                <w:kern w:val="0"/>
+                <w:sz w:val="20"/>
+                <w:szCs w:val="20"/>
+                <w:u w:val="none"/>
+                <w:lang w:val="en-US" w:eastAsia="zh-CN" w:bidi="ar"/>
+              </w:rPr>
+            </w:pPr>
+            <w:r>
+              <w:rPr>
+                <w:rFonts w:ascii="Arial" w:hAnsi="Arial"/>
+                <w:sz w:val="20"/>
+              </w:rPr>
+              <w:t>Eka Sutiawan</w:t>
+            </w:r>
+          </w:p>
+        </w:tc>
+        <w:tc>
+          <w:tcPr>
+            <w:tcW w:w="1585" w:type="dxa"/>
+            <w:tcBorders>
+              <w:top w:val="single" w:color="000000" w:sz="2" w:space="0"/>
+              <w:left w:val="single" w:color="000000" w:sz="2" w:space="0"/>
+              <w:bottom w:val="single" w:color="000000" w:sz="2" w:space="0"/>
+              <w:right w:val="single" w:color="000000" w:sz="2" w:space="0"/>
+            </w:tcBorders>
+            <w:noWrap/>
+            <w:tcMar>
+              <w:top w:w="57" w:type="dxa"/>
+              <w:left w:w="108" w:type="dxa"/>
+              <w:bottom w:w="57" w:type="dxa"/>
+              <w:right w:w="108" w:type="dxa"/>
+            </w:tcMar>
+            <w:vAlign w:val="center"/>
+          </w:tcPr>
+          <w:p>
+            <w:pPr>
+              <w:keepNext w:val="0"/>
+              <w:keepLines w:val="0"/>
+              <w:pageBreakBefore w:val="0"/>
+              <w:widowControl/>
+              <w:suppressLineNumbers w:val="0"/>
+              <w:kinsoku/>
+              <w:wordWrap/>
+              <w:overflowPunct/>
+              <w:topLinePunct w:val="0"/>
+              <w:autoSpaceDE/>
+              <w:autoSpaceDN/>
+              <w:bidi w:val="0"/>
+              <w:adjustRightInd/>
+              <w:snapToGrid/>
+              <w:spacing w:after="0" w:line="240" w:lineRule="auto"/>
+              <w:ind w:right="0" w:rightChars="0"/>
+              <w:jc w:val="center"/>
+              <w:textAlignment w:val="bottom"/>
+              <w:rPr>
+                <w:rFonts w:hint="default" w:ascii="Arial" w:hAnsi="Arial" w:eastAsia="SimSun" w:cs="Arial"/>
+                <w:i w:val="0"/>
+                <w:iCs w:val="0"/>
+                <w:color w:val="auto"/>
+                <w:kern w:val="0"/>
+                <w:sz w:val="20"/>
+                <w:szCs w:val="20"/>
+                <w:u w:val="none"/>
+                <w:lang w:val="en-US" w:eastAsia="zh-CN" w:bidi="ar"/>
+              </w:rPr>
+            </w:pPr>
+            <w:r>
+              <w:rPr>
+                <w:rFonts w:ascii="Arial" w:hAnsi="Arial"/>
+                <w:sz w:val="20"/>
+              </w:rPr>
+              <w:t>21350290</w:t>
+            </w:r>
+          </w:p>
+        </w:tc>
+        <w:tc>
+          <w:tcPr>
+            <w:tcW w:w="3887" w:type="dxa"/>
+            <w:tcBorders>
+              <w:top w:val="single" w:color="000000" w:sz="2" w:space="0"/>
+              <w:left w:val="single" w:color="000000" w:sz="2" w:space="0"/>
+              <w:bottom w:val="single" w:color="000000" w:sz="2" w:space="0"/>
+              <w:right w:val="single" w:color="000000" w:sz="2" w:space="0"/>
+            </w:tcBorders>
+            <w:noWrap/>
+            <w:tcMar>
+              <w:top w:w="57" w:type="dxa"/>
+              <w:left w:w="108" w:type="dxa"/>
+              <w:bottom w:w="57" w:type="dxa"/>
+              <w:right w:w="108" w:type="dxa"/>
+            </w:tcMar>
+            <w:vAlign w:val="center"/>
+          </w:tcPr>
+          <w:p>
+            <w:pPr>
+              <w:keepNext w:val="0"/>
+              <w:keepLines w:val="0"/>
+              <w:pageBreakBefore w:val="0"/>
+              <w:widowControl/>
+              <w:suppressLineNumbers w:val="0"/>
+              <w:kinsoku/>
+              <w:wordWrap/>
+              <w:overflowPunct/>
+              <w:topLinePunct w:val="0"/>
+              <w:autoSpaceDE/>
+              <w:autoSpaceDN/>
+              <w:bidi w:val="0"/>
+              <w:adjustRightInd/>
+              <w:snapToGrid/>
+              <w:spacing w:after="0" w:line="240" w:lineRule="auto"/>
+              <w:ind w:right="0" w:rightChars="0"/>
+              <w:jc w:val="center"/>
+              <w:textAlignment w:val="bottom"/>
+              <w:rPr>
+                <w:rFonts w:hint="default" w:ascii="Arial" w:hAnsi="Arial" w:eastAsia="SimSun" w:cs="Arial"/>
+                <w:i w:val="0"/>
+                <w:iCs w:val="0"/>
+                <w:color w:val="auto"/>
+                <w:kern w:val="0"/>
+                <w:sz w:val="20"/>
+                <w:szCs w:val="20"/>
+                <w:u w:val="none"/>
+                <w:lang w:val="en-US" w:eastAsia="zh-CN" w:bidi="ar"/>
+              </w:rPr>
+            </w:pPr>
+            <w:r>
+              <w:rPr>
+                <w:rFonts w:ascii="Arial" w:hAnsi="Arial"/>
+                <w:sz w:val="20"/>
+              </w:rPr>
+              <w:t>Division of Processing &amp; Refinery</w:t>
+            </w:r>
+          </w:p>
+        </w:tc>
+      </w:tr>
+      <w:tr>
+        <w:tblPrEx>
+          <w:tblBorders>
+            <w:top w:val="none" w:color="auto" w:sz="0" w:space="0"/>
+            <w:left w:val="none" w:color="auto" w:sz="0" w:space="0"/>
+            <w:bottom w:val="none" w:color="auto" w:sz="0" w:space="0"/>
+            <w:right w:val="none" w:color="auto" w:sz="0" w:space="0"/>
+            <w:insideH w:val="none" w:color="auto" w:sz="0" w:space="0"/>
+            <w:insideV w:val="none" w:color="auto" w:sz="0" w:space="0"/>
+          </w:tblBorders>
+          <w:tblCellMar>
+            <w:top w:w="0" w:type="dxa"/>
+            <w:left w:w="108" w:type="dxa"/>
+            <w:bottom w:w="0" w:type="dxa"/>
+            <w:right w:w="108" w:type="dxa"/>
+          </w:tblCellMar>
+        </w:tblPrEx>
+        <w:trPr>
+          <w:trHeight w:val="23" w:hRule="atLeast"/>
+        </w:trPr>
+        <w:tc>
+          <w:tcPr>
+            <w:tcW w:w="619" w:type="dxa"/>
+            <w:tcBorders>
+              <w:top w:val="single" w:color="000000" w:sz="2" w:space="0"/>
+              <w:left w:val="single" w:color="000000" w:sz="2" w:space="0"/>
+              <w:bottom w:val="single" w:color="000000" w:sz="2" w:space="0"/>
+              <w:right w:val="single" w:color="000000" w:sz="2" w:space="0"/>
+            </w:tcBorders>
+            <w:noWrap/>
+            <w:tcMar>
+              <w:top w:w="57" w:type="dxa"/>
+              <w:left w:w="108" w:type="dxa"/>
+              <w:bottom w:w="57" w:type="dxa"/>
+              <w:right w:w="108" w:type="dxa"/>
+            </w:tcMar>
+            <w:vAlign w:val="center"/>
+          </w:tcPr>
+          <w:p>
+            <w:pPr>
+              <w:keepNext w:val="0"/>
+              <w:keepLines w:val="0"/>
+              <w:pageBreakBefore w:val="0"/>
+              <w:widowControl/>
+              <w:suppressLineNumbers w:val="0"/>
+              <w:kinsoku/>
+              <w:wordWrap/>
+              <w:overflowPunct/>
+              <w:topLinePunct w:val="0"/>
+              <w:autoSpaceDE/>
+              <w:autoSpaceDN/>
+              <w:bidi w:val="0"/>
+              <w:adjustRightInd/>
+              <w:snapToGrid/>
+              <w:spacing w:after="0" w:line="240" w:lineRule="auto"/>
+              <w:jc w:val="center"/>
+              <w:textAlignment w:val="center"/>
+              <w:rPr>
+                <w:rFonts w:hint="default" w:ascii="Arial" w:hAnsi="Arial" w:eastAsia="SimSun" w:cs="Arial"/>
+                <w:i w:val="0"/>
+                <w:iCs w:val="0"/>
+                <w:color w:val="000000"/>
+                <w:kern w:val="0"/>
+                <w:sz w:val="20"/>
+                <w:szCs w:val="20"/>
+                <w:u w:val="none"/>
+                <w:lang w:val="id-ID" w:eastAsia="zh-CN" w:bidi="ar"/>
+              </w:rPr>
+            </w:pPr>
+            <w:r>
+              <w:rPr>
+                <w:rFonts w:hint="default" w:ascii="Arial" w:hAnsi="Arial" w:cs="Arial"/>
+                <w:i w:val="0"/>
+                <w:iCs w:val="0"/>
+                <w:color w:val="000000"/>
+                <w:kern w:val="0"/>
+                <w:sz w:val="20"/>
+                <w:szCs w:val="20"/>
+                <w:u w:val="none"/>
+                <w:lang w:val="id-ID" w:eastAsia="zh-CN" w:bidi="ar"/>
+              </w:rPr>
+              <w:t>27</w:t>
+            </w:r>
+          </w:p>
+        </w:tc>
+        <w:tc>
+          <w:tcPr>
+            <w:tcW w:w="3293" w:type="dxa"/>
+            <w:tcBorders>
+              <w:top w:val="single" w:color="000000" w:sz="2" w:space="0"/>
+              <w:left w:val="single" w:color="000000" w:sz="2" w:space="0"/>
+              <w:bottom w:val="single" w:color="000000" w:sz="2" w:space="0"/>
+              <w:right w:val="single" w:color="000000" w:sz="2" w:space="0"/>
+            </w:tcBorders>
+            <w:noWrap/>
+            <w:tcMar>
+              <w:top w:w="57" w:type="dxa"/>
+              <w:left w:w="108" w:type="dxa"/>
+              <w:bottom w:w="57" w:type="dxa"/>
+              <w:right w:w="108" w:type="dxa"/>
+            </w:tcMar>
+            <w:vAlign w:val="center"/>
+          </w:tcPr>
+          <w:p>
+            <w:pPr>
+              <w:keepNext w:val="0"/>
+              <w:keepLines w:val="0"/>
+              <w:pageBreakBefore w:val="0"/>
+              <w:widowControl/>
+              <w:suppressLineNumbers w:val="0"/>
+              <w:kinsoku/>
+              <w:wordWrap/>
+              <w:overflowPunct/>
+              <w:topLinePunct w:val="0"/>
+              <w:autoSpaceDE/>
+              <w:autoSpaceDN/>
+              <w:bidi w:val="0"/>
+              <w:adjustRightInd/>
+              <w:snapToGrid/>
+              <w:spacing w:after="0" w:line="240" w:lineRule="auto"/>
+              <w:ind w:right="0" w:rightChars="0"/>
+              <w:jc w:val="left"/>
+              <w:textAlignment w:val="bottom"/>
+              <w:rPr>
+                <w:rFonts w:hint="default" w:ascii="Arial" w:hAnsi="Arial" w:eastAsia="SimSun" w:cs="Arial"/>
+                <w:i w:val="0"/>
+                <w:iCs w:val="0"/>
+                <w:color w:val="auto"/>
+                <w:kern w:val="0"/>
+                <w:sz w:val="20"/>
+                <w:szCs w:val="20"/>
+                <w:u w:val="none"/>
+                <w:lang w:val="en-US" w:eastAsia="zh-CN" w:bidi="ar"/>
+              </w:rPr>
+            </w:pPr>
+            <w:r>
+              <w:rPr>
+                <w:rFonts w:ascii="Arial" w:hAnsi="Arial"/>
+                <w:sz w:val="20"/>
+              </w:rPr>
+              <w:t>Eriyanto</w:t>
+            </w:r>
+          </w:p>
+        </w:tc>
+        <w:tc>
+          <w:tcPr>
+            <w:tcW w:w="1585" w:type="dxa"/>
+            <w:tcBorders>
+              <w:top w:val="single" w:color="000000" w:sz="2" w:space="0"/>
+              <w:left w:val="single" w:color="000000" w:sz="2" w:space="0"/>
+              <w:bottom w:val="single" w:color="000000" w:sz="2" w:space="0"/>
+              <w:right w:val="single" w:color="000000" w:sz="2" w:space="0"/>
+            </w:tcBorders>
+            <w:noWrap/>
+            <w:tcMar>
+              <w:top w:w="57" w:type="dxa"/>
+              <w:left w:w="108" w:type="dxa"/>
+              <w:bottom w:w="57" w:type="dxa"/>
+              <w:right w:w="108" w:type="dxa"/>
+            </w:tcMar>
+            <w:vAlign w:val="center"/>
+          </w:tcPr>
+          <w:p>
+            <w:pPr>
+              <w:keepNext w:val="0"/>
+              <w:keepLines w:val="0"/>
+              <w:pageBreakBefore w:val="0"/>
+              <w:widowControl/>
+              <w:suppressLineNumbers w:val="0"/>
+              <w:kinsoku/>
+              <w:wordWrap/>
+              <w:overflowPunct/>
+              <w:topLinePunct w:val="0"/>
+              <w:autoSpaceDE/>
+              <w:autoSpaceDN/>
+              <w:bidi w:val="0"/>
+              <w:adjustRightInd/>
+              <w:snapToGrid/>
+              <w:spacing w:after="0" w:line="240" w:lineRule="auto"/>
+              <w:ind w:right="0" w:rightChars="0"/>
+              <w:jc w:val="center"/>
+              <w:textAlignment w:val="bottom"/>
+              <w:rPr>
+                <w:rFonts w:hint="default" w:ascii="Arial" w:hAnsi="Arial" w:eastAsia="SimSun" w:cs="Arial"/>
+                <w:i w:val="0"/>
+                <w:iCs w:val="0"/>
+                <w:color w:val="auto"/>
+                <w:kern w:val="0"/>
+                <w:sz w:val="20"/>
+                <w:szCs w:val="20"/>
+                <w:u w:val="none"/>
+                <w:lang w:val="en-US" w:eastAsia="zh-CN" w:bidi="ar"/>
+              </w:rPr>
+            </w:pPr>
+            <w:r>
+              <w:rPr>
+                <w:rFonts w:ascii="Arial" w:hAnsi="Arial"/>
+                <w:sz w:val="20"/>
+              </w:rPr>
+              <w:t>21350337</w:t>
+            </w:r>
+          </w:p>
+        </w:tc>
+        <w:tc>
+          <w:tcPr>
+            <w:tcW w:w="3887" w:type="dxa"/>
+            <w:tcBorders>
+              <w:top w:val="single" w:color="000000" w:sz="2" w:space="0"/>
+              <w:left w:val="single" w:color="000000" w:sz="2" w:space="0"/>
+              <w:bottom w:val="single" w:color="000000" w:sz="2" w:space="0"/>
+              <w:right w:val="single" w:color="000000" w:sz="2" w:space="0"/>
+            </w:tcBorders>
+            <w:noWrap/>
+            <w:tcMar>
+              <w:top w:w="57" w:type="dxa"/>
+              <w:left w:w="108" w:type="dxa"/>
+              <w:bottom w:w="57" w:type="dxa"/>
+              <w:right w:w="108" w:type="dxa"/>
+            </w:tcMar>
+            <w:vAlign w:val="center"/>
+          </w:tcPr>
+          <w:p>
+            <w:pPr>
+              <w:keepNext w:val="0"/>
+              <w:keepLines w:val="0"/>
+              <w:pageBreakBefore w:val="0"/>
+              <w:widowControl/>
+              <w:suppressLineNumbers w:val="0"/>
+              <w:kinsoku/>
+              <w:wordWrap/>
+              <w:overflowPunct/>
+              <w:topLinePunct w:val="0"/>
+              <w:autoSpaceDE/>
+              <w:autoSpaceDN/>
+              <w:bidi w:val="0"/>
+              <w:adjustRightInd/>
+              <w:snapToGrid/>
+              <w:spacing w:after="0" w:line="240" w:lineRule="auto"/>
+              <w:ind w:right="0" w:rightChars="0"/>
+              <w:jc w:val="center"/>
+              <w:textAlignment w:val="bottom"/>
+              <w:rPr>
+                <w:rFonts w:hint="default" w:ascii="Arial" w:hAnsi="Arial" w:eastAsia="SimSun" w:cs="Arial"/>
+                <w:i w:val="0"/>
+                <w:iCs w:val="0"/>
+                <w:color w:val="auto"/>
+                <w:kern w:val="0"/>
+                <w:sz w:val="20"/>
+                <w:szCs w:val="20"/>
+                <w:u w:val="none"/>
+                <w:lang w:val="en-US" w:eastAsia="zh-CN" w:bidi="ar"/>
+              </w:rPr>
+            </w:pPr>
+            <w:r>
+              <w:rPr>
+                <w:rFonts w:ascii="Arial" w:hAnsi="Arial"/>
+                <w:sz w:val="20"/>
+              </w:rPr>
+              <w:t>Division of Processing &amp; Refinery</w:t>
+            </w:r>
+          </w:p>
+        </w:tc>
+      </w:tr>
+      <w:tr>
+        <w:tblPrEx>
+          <w:tblBorders>
+            <w:top w:val="none" w:color="auto" w:sz="0" w:space="0"/>
+            <w:left w:val="none" w:color="auto" w:sz="0" w:space="0"/>
+            <w:bottom w:val="none" w:color="auto" w:sz="0" w:space="0"/>
+            <w:right w:val="none" w:color="auto" w:sz="0" w:space="0"/>
+            <w:insideH w:val="none" w:color="auto" w:sz="0" w:space="0"/>
+            <w:insideV w:val="none" w:color="auto" w:sz="0" w:space="0"/>
+          </w:tblBorders>
+          <w:tblCellMar>
+            <w:top w:w="0" w:type="dxa"/>
+            <w:left w:w="108" w:type="dxa"/>
+            <w:bottom w:w="0" w:type="dxa"/>
+            <w:right w:w="108" w:type="dxa"/>
+          </w:tblCellMar>
+        </w:tblPrEx>
+        <w:trPr>
+          <w:trHeight w:val="23" w:hRule="atLeast"/>
+        </w:trPr>
+        <w:tc>
+          <w:tcPr>
+            <w:tcW w:w="619" w:type="dxa"/>
+            <w:tcBorders>
+              <w:top w:val="single" w:color="000000" w:sz="2" w:space="0"/>
+              <w:left w:val="single" w:color="000000" w:sz="2" w:space="0"/>
+              <w:bottom w:val="single" w:color="000000" w:sz="2" w:space="0"/>
+              <w:right w:val="single" w:color="000000" w:sz="2" w:space="0"/>
+            </w:tcBorders>
+            <w:noWrap/>
+            <w:tcMar>
+              <w:top w:w="57" w:type="dxa"/>
+              <w:left w:w="108" w:type="dxa"/>
+              <w:bottom w:w="57" w:type="dxa"/>
+              <w:right w:w="108" w:type="dxa"/>
+            </w:tcMar>
+            <w:vAlign w:val="center"/>
+          </w:tcPr>
+          <w:p>
+            <w:pPr>
+              <w:keepNext w:val="0"/>
+              <w:keepLines w:val="0"/>
+              <w:pageBreakBefore w:val="0"/>
+              <w:widowControl/>
+              <w:suppressLineNumbers w:val="0"/>
+              <w:kinsoku/>
+              <w:wordWrap/>
+              <w:overflowPunct/>
+              <w:topLinePunct w:val="0"/>
+              <w:autoSpaceDE/>
+              <w:autoSpaceDN/>
+              <w:bidi w:val="0"/>
+              <w:adjustRightInd/>
+              <w:snapToGrid/>
+              <w:spacing w:after="0" w:line="240" w:lineRule="auto"/>
+              <w:jc w:val="center"/>
+              <w:textAlignment w:val="center"/>
+              <w:rPr>
+                <w:rFonts w:hint="default" w:ascii="Arial" w:hAnsi="Arial" w:eastAsia="SimSun" w:cs="Arial"/>
+                <w:i w:val="0"/>
+                <w:iCs w:val="0"/>
+                <w:color w:val="000000"/>
+                <w:kern w:val="0"/>
+                <w:sz w:val="20"/>
+                <w:szCs w:val="20"/>
+                <w:u w:val="none"/>
+                <w:lang w:val="id-ID" w:eastAsia="zh-CN" w:bidi="ar"/>
+              </w:rPr>
+            </w:pPr>
+            <w:r>
+              <w:rPr>
+                <w:rFonts w:hint="default" w:ascii="Arial" w:hAnsi="Arial" w:cs="Arial"/>
+                <w:i w:val="0"/>
+                <w:iCs w:val="0"/>
+                <w:color w:val="000000"/>
+                <w:kern w:val="0"/>
+                <w:sz w:val="20"/>
+                <w:szCs w:val="20"/>
+                <w:u w:val="none"/>
+                <w:lang w:val="id-ID" w:eastAsia="zh-CN" w:bidi="ar"/>
+              </w:rPr>
+              <w:t>28</w:t>
+            </w:r>
+          </w:p>
+        </w:tc>
+        <w:tc>
+          <w:tcPr>
+            <w:tcW w:w="3293" w:type="dxa"/>
+            <w:tcBorders>
+              <w:top w:val="single" w:color="000000" w:sz="2" w:space="0"/>
+              <w:left w:val="single" w:color="000000" w:sz="2" w:space="0"/>
+              <w:bottom w:val="single" w:color="000000" w:sz="2" w:space="0"/>
+              <w:right w:val="single" w:color="000000" w:sz="2" w:space="0"/>
+            </w:tcBorders>
+            <w:noWrap/>
+            <w:tcMar>
+              <w:top w:w="57" w:type="dxa"/>
+              <w:left w:w="108" w:type="dxa"/>
+              <w:bottom w:w="57" w:type="dxa"/>
+              <w:right w:w="108" w:type="dxa"/>
+            </w:tcMar>
+            <w:vAlign w:val="center"/>
+          </w:tcPr>
+          <w:p>
+            <w:pPr>
+              <w:keepNext w:val="0"/>
+              <w:keepLines w:val="0"/>
+              <w:pageBreakBefore w:val="0"/>
+              <w:widowControl/>
+              <w:suppressLineNumbers w:val="0"/>
+              <w:kinsoku/>
+              <w:wordWrap/>
+              <w:overflowPunct/>
+              <w:topLinePunct w:val="0"/>
+              <w:autoSpaceDE/>
+              <w:autoSpaceDN/>
+              <w:bidi w:val="0"/>
+              <w:adjustRightInd/>
+              <w:snapToGrid/>
+              <w:spacing w:after="0" w:line="240" w:lineRule="auto"/>
+              <w:ind w:right="0" w:rightChars="0"/>
+              <w:jc w:val="left"/>
+              <w:textAlignment w:val="bottom"/>
+              <w:rPr>
+                <w:rFonts w:hint="default" w:ascii="Arial" w:hAnsi="Arial" w:eastAsia="SimSun" w:cs="Arial"/>
+                <w:i w:val="0"/>
+                <w:iCs w:val="0"/>
+                <w:color w:val="auto"/>
+                <w:kern w:val="0"/>
+                <w:sz w:val="20"/>
+                <w:szCs w:val="20"/>
+                <w:u w:val="none"/>
+                <w:lang w:val="en-US" w:eastAsia="zh-CN" w:bidi="ar"/>
+              </w:rPr>
+            </w:pPr>
+            <w:r>
+              <w:rPr>
+                <w:rFonts w:ascii="Arial" w:hAnsi="Arial"/>
+                <w:sz w:val="20"/>
+              </w:rPr>
+              <w:t>Exfriwandi</w:t>
+            </w:r>
+          </w:p>
+        </w:tc>
+        <w:tc>
+          <w:tcPr>
+            <w:tcW w:w="1585" w:type="dxa"/>
+            <w:tcBorders>
+              <w:top w:val="single" w:color="000000" w:sz="2" w:space="0"/>
+              <w:left w:val="single" w:color="000000" w:sz="2" w:space="0"/>
+              <w:bottom w:val="single" w:color="000000" w:sz="2" w:space="0"/>
+              <w:right w:val="single" w:color="000000" w:sz="2" w:space="0"/>
+            </w:tcBorders>
+            <w:noWrap/>
+            <w:tcMar>
+              <w:top w:w="57" w:type="dxa"/>
+              <w:left w:w="108" w:type="dxa"/>
+              <w:bottom w:w="57" w:type="dxa"/>
+              <w:right w:w="108" w:type="dxa"/>
+            </w:tcMar>
+            <w:vAlign w:val="center"/>
+          </w:tcPr>
+          <w:p>
+            <w:pPr>
+              <w:keepNext w:val="0"/>
+              <w:keepLines w:val="0"/>
+              <w:pageBreakBefore w:val="0"/>
+              <w:widowControl/>
+              <w:suppressLineNumbers w:val="0"/>
+              <w:kinsoku/>
+              <w:wordWrap/>
+              <w:overflowPunct/>
+              <w:topLinePunct w:val="0"/>
+              <w:autoSpaceDE/>
+              <w:autoSpaceDN/>
+              <w:bidi w:val="0"/>
+              <w:adjustRightInd/>
+              <w:snapToGrid/>
+              <w:spacing w:after="0" w:line="240" w:lineRule="auto"/>
+              <w:ind w:right="0" w:rightChars="0"/>
+              <w:jc w:val="center"/>
+              <w:textAlignment w:val="bottom"/>
+              <w:rPr>
+                <w:rFonts w:hint="default" w:ascii="Arial" w:hAnsi="Arial" w:eastAsia="SimSun" w:cs="Arial"/>
+                <w:i w:val="0"/>
+                <w:iCs w:val="0"/>
+                <w:color w:val="auto"/>
+                <w:kern w:val="0"/>
+                <w:sz w:val="20"/>
+                <w:szCs w:val="20"/>
+                <w:u w:val="none"/>
+                <w:lang w:val="en-US" w:eastAsia="zh-CN" w:bidi="ar"/>
+              </w:rPr>
+            </w:pPr>
+            <w:r>
+              <w:rPr>
+                <w:rFonts w:ascii="Arial" w:hAnsi="Arial"/>
+                <w:sz w:val="20"/>
+              </w:rPr>
+              <w:t>20087180</w:t>
+            </w:r>
+          </w:p>
+        </w:tc>
+        <w:tc>
+          <w:tcPr>
+            <w:tcW w:w="3887" w:type="dxa"/>
+            <w:tcBorders>
+              <w:top w:val="single" w:color="000000" w:sz="2" w:space="0"/>
+              <w:left w:val="single" w:color="000000" w:sz="2" w:space="0"/>
+              <w:bottom w:val="single" w:color="000000" w:sz="2" w:space="0"/>
+              <w:right w:val="single" w:color="000000" w:sz="2" w:space="0"/>
+            </w:tcBorders>
+            <w:noWrap/>
+            <w:tcMar>
+              <w:top w:w="57" w:type="dxa"/>
+              <w:left w:w="108" w:type="dxa"/>
+              <w:bottom w:w="57" w:type="dxa"/>
+              <w:right w:w="108" w:type="dxa"/>
+            </w:tcMar>
+            <w:vAlign w:val="center"/>
+          </w:tcPr>
+          <w:p>
+            <w:pPr>
+              <w:keepNext w:val="0"/>
+              <w:keepLines w:val="0"/>
+              <w:pageBreakBefore w:val="0"/>
+              <w:widowControl/>
+              <w:suppressLineNumbers w:val="0"/>
+              <w:kinsoku/>
+              <w:wordWrap/>
+              <w:overflowPunct/>
+              <w:topLinePunct w:val="0"/>
+              <w:autoSpaceDE/>
+              <w:autoSpaceDN/>
+              <w:bidi w:val="0"/>
+              <w:adjustRightInd/>
+              <w:snapToGrid/>
+              <w:spacing w:after="0" w:line="240" w:lineRule="auto"/>
+              <w:ind w:right="0" w:rightChars="0"/>
+              <w:jc w:val="center"/>
+              <w:textAlignment w:val="bottom"/>
+              <w:rPr>
+                <w:rFonts w:hint="default" w:ascii="Arial" w:hAnsi="Arial" w:eastAsia="SimSun" w:cs="Arial"/>
+                <w:i w:val="0"/>
+                <w:iCs w:val="0"/>
+                <w:color w:val="auto"/>
+                <w:kern w:val="0"/>
+                <w:sz w:val="20"/>
+                <w:szCs w:val="20"/>
+                <w:u w:val="none"/>
+                <w:lang w:val="en-US" w:eastAsia="zh-CN" w:bidi="ar"/>
+              </w:rPr>
+            </w:pPr>
+            <w:r>
+              <w:rPr>
+                <w:rFonts w:ascii="Arial" w:hAnsi="Arial"/>
+                <w:sz w:val="20"/>
+              </w:rPr>
+              <w:t>Division of Processing &amp; Refinery</w:t>
+            </w:r>
+          </w:p>
+        </w:tc>
+      </w:tr>
+      <w:tr>
+        <w:tblPrEx>
+          <w:tblBorders>
+            <w:top w:val="none" w:color="auto" w:sz="0" w:space="0"/>
+            <w:left w:val="none" w:color="auto" w:sz="0" w:space="0"/>
+            <w:bottom w:val="none" w:color="auto" w:sz="0" w:space="0"/>
+            <w:right w:val="none" w:color="auto" w:sz="0" w:space="0"/>
+            <w:insideH w:val="none" w:color="auto" w:sz="0" w:space="0"/>
+            <w:insideV w:val="none" w:color="auto" w:sz="0" w:space="0"/>
+          </w:tblBorders>
+          <w:tblCellMar>
+            <w:top w:w="0" w:type="dxa"/>
+            <w:left w:w="108" w:type="dxa"/>
+            <w:bottom w:w="0" w:type="dxa"/>
+            <w:right w:w="108" w:type="dxa"/>
+          </w:tblCellMar>
+        </w:tblPrEx>
+        <w:trPr>
+          <w:trHeight w:val="23" w:hRule="atLeast"/>
+        </w:trPr>
+        <w:tc>
+          <w:tcPr>
+            <w:tcW w:w="619" w:type="dxa"/>
+            <w:tcBorders>
+              <w:top w:val="single" w:color="000000" w:sz="2" w:space="0"/>
+              <w:left w:val="single" w:color="000000" w:sz="2" w:space="0"/>
+              <w:bottom w:val="single" w:color="000000" w:sz="2" w:space="0"/>
+              <w:right w:val="single" w:color="000000" w:sz="2" w:space="0"/>
+            </w:tcBorders>
+            <w:noWrap/>
+            <w:tcMar>
+              <w:top w:w="57" w:type="dxa"/>
+              <w:left w:w="108" w:type="dxa"/>
+              <w:bottom w:w="57" w:type="dxa"/>
+              <w:right w:w="108" w:type="dxa"/>
+            </w:tcMar>
+            <w:vAlign w:val="center"/>
+          </w:tcPr>
+          <w:p>
+            <w:pPr>
+              <w:keepNext w:val="0"/>
+              <w:keepLines w:val="0"/>
+              <w:pageBreakBefore w:val="0"/>
+              <w:widowControl/>
+              <w:suppressLineNumbers w:val="0"/>
+              <w:kinsoku/>
+              <w:wordWrap/>
+              <w:overflowPunct/>
+              <w:topLinePunct w:val="0"/>
+              <w:autoSpaceDE/>
+              <w:autoSpaceDN/>
+              <w:bidi w:val="0"/>
+              <w:adjustRightInd/>
+              <w:snapToGrid/>
+              <w:spacing w:after="0" w:line="240" w:lineRule="auto"/>
+              <w:jc w:val="center"/>
+              <w:textAlignment w:val="center"/>
+              <w:rPr>
+                <w:rFonts w:hint="default" w:ascii="Arial" w:hAnsi="Arial" w:eastAsia="SimSun" w:cs="Arial"/>
+                <w:i w:val="0"/>
+                <w:iCs w:val="0"/>
+                <w:color w:val="000000"/>
+                <w:kern w:val="0"/>
+                <w:sz w:val="20"/>
+                <w:szCs w:val="20"/>
+                <w:u w:val="none"/>
+                <w:lang w:val="id-ID" w:eastAsia="zh-CN" w:bidi="ar"/>
+              </w:rPr>
+            </w:pPr>
+            <w:r>
+              <w:rPr>
+                <w:rFonts w:hint="default" w:ascii="Arial" w:hAnsi="Arial" w:cs="Arial"/>
+                <w:i w:val="0"/>
+                <w:iCs w:val="0"/>
+                <w:color w:val="000000"/>
+                <w:kern w:val="0"/>
+                <w:sz w:val="20"/>
+                <w:szCs w:val="20"/>
+                <w:u w:val="none"/>
+                <w:lang w:val="id-ID" w:eastAsia="zh-CN" w:bidi="ar"/>
+              </w:rPr>
+              <w:t>29</w:t>
+            </w:r>
+          </w:p>
+        </w:tc>
+        <w:tc>
+          <w:tcPr>
+            <w:tcW w:w="3293" w:type="dxa"/>
+            <w:tcBorders>
+              <w:top w:val="single" w:color="000000" w:sz="2" w:space="0"/>
+              <w:left w:val="single" w:color="000000" w:sz="2" w:space="0"/>
+              <w:bottom w:val="single" w:color="000000" w:sz="2" w:space="0"/>
+              <w:right w:val="single" w:color="000000" w:sz="2" w:space="0"/>
+            </w:tcBorders>
+            <w:noWrap/>
+            <w:tcMar>
+              <w:top w:w="57" w:type="dxa"/>
+              <w:left w:w="108" w:type="dxa"/>
+              <w:bottom w:w="57" w:type="dxa"/>
+              <w:right w:w="108" w:type="dxa"/>
+            </w:tcMar>
+            <w:vAlign w:val="center"/>
+          </w:tcPr>
+          <w:p>
+            <w:pPr>
+              <w:keepNext w:val="0"/>
+              <w:keepLines w:val="0"/>
+              <w:pageBreakBefore w:val="0"/>
+              <w:widowControl/>
+              <w:suppressLineNumbers w:val="0"/>
+              <w:kinsoku/>
+              <w:wordWrap/>
+              <w:overflowPunct/>
+              <w:topLinePunct w:val="0"/>
+              <w:autoSpaceDE/>
+              <w:autoSpaceDN/>
+              <w:bidi w:val="0"/>
+              <w:adjustRightInd/>
+              <w:snapToGrid/>
+              <w:spacing w:after="0" w:line="240" w:lineRule="auto"/>
+              <w:ind w:right="0" w:rightChars="0"/>
+              <w:jc w:val="left"/>
+              <w:textAlignment w:val="bottom"/>
+              <w:rPr>
+                <w:rFonts w:hint="default" w:ascii="Arial" w:hAnsi="Arial" w:eastAsia="SimSun" w:cs="Arial"/>
+                <w:i w:val="0"/>
+                <w:iCs w:val="0"/>
+                <w:color w:val="auto"/>
+                <w:kern w:val="0"/>
+                <w:sz w:val="20"/>
+                <w:szCs w:val="20"/>
+                <w:u w:val="none"/>
+                <w:lang w:val="en-US" w:eastAsia="zh-CN" w:bidi="ar"/>
+              </w:rPr>
+            </w:pPr>
+            <w:r>
+              <w:rPr>
+                <w:rFonts w:ascii="Arial" w:hAnsi="Arial"/>
+                <w:sz w:val="20"/>
+              </w:rPr>
+              <w:t>Farid Antino</w:t>
+            </w:r>
+          </w:p>
+        </w:tc>
+        <w:tc>
+          <w:tcPr>
+            <w:tcW w:w="1585" w:type="dxa"/>
+            <w:tcBorders>
+              <w:top w:val="single" w:color="000000" w:sz="2" w:space="0"/>
+              <w:left w:val="single" w:color="000000" w:sz="2" w:space="0"/>
+              <w:bottom w:val="single" w:color="000000" w:sz="2" w:space="0"/>
+              <w:right w:val="single" w:color="000000" w:sz="2" w:space="0"/>
+            </w:tcBorders>
+            <w:noWrap/>
+            <w:tcMar>
+              <w:top w:w="57" w:type="dxa"/>
+              <w:left w:w="108" w:type="dxa"/>
+              <w:bottom w:w="57" w:type="dxa"/>
+              <w:right w:w="108" w:type="dxa"/>
+            </w:tcMar>
+            <w:vAlign w:val="center"/>
+          </w:tcPr>
+          <w:p>
+            <w:pPr>
+              <w:keepNext w:val="0"/>
+              <w:keepLines w:val="0"/>
+              <w:pageBreakBefore w:val="0"/>
+              <w:widowControl/>
+              <w:suppressLineNumbers w:val="0"/>
+              <w:kinsoku/>
+              <w:wordWrap/>
+              <w:overflowPunct/>
+              <w:topLinePunct w:val="0"/>
+              <w:autoSpaceDE/>
+              <w:autoSpaceDN/>
+              <w:bidi w:val="0"/>
+              <w:adjustRightInd/>
+              <w:snapToGrid/>
+              <w:spacing w:after="0" w:line="240" w:lineRule="auto"/>
+              <w:ind w:right="0" w:rightChars="0"/>
+              <w:jc w:val="center"/>
+              <w:textAlignment w:val="bottom"/>
+              <w:rPr>
+                <w:rFonts w:hint="default" w:ascii="Arial" w:hAnsi="Arial" w:eastAsia="SimSun" w:cs="Arial"/>
+                <w:i w:val="0"/>
+                <w:iCs w:val="0"/>
+                <w:color w:val="auto"/>
+                <w:kern w:val="0"/>
+                <w:sz w:val="20"/>
+                <w:szCs w:val="20"/>
+                <w:u w:val="none"/>
+                <w:lang w:val="en-US" w:eastAsia="zh-CN" w:bidi="ar"/>
+              </w:rPr>
+            </w:pPr>
+            <w:r>
+              <w:rPr>
+                <w:rFonts w:ascii="Arial" w:hAnsi="Arial"/>
+                <w:sz w:val="20"/>
+              </w:rPr>
+              <w:t>21306808</w:t>
+            </w:r>
+          </w:p>
+        </w:tc>
+        <w:tc>
+          <w:tcPr>
+            <w:tcW w:w="3887" w:type="dxa"/>
+            <w:tcBorders>
+              <w:top w:val="single" w:color="000000" w:sz="2" w:space="0"/>
+              <w:left w:val="single" w:color="000000" w:sz="2" w:space="0"/>
+              <w:bottom w:val="single" w:color="000000" w:sz="2" w:space="0"/>
+              <w:right w:val="single" w:color="000000" w:sz="2" w:space="0"/>
+            </w:tcBorders>
+            <w:noWrap/>
+            <w:tcMar>
+              <w:top w:w="57" w:type="dxa"/>
+              <w:left w:w="108" w:type="dxa"/>
+              <w:bottom w:w="57" w:type="dxa"/>
+              <w:right w:w="108" w:type="dxa"/>
+            </w:tcMar>
+            <w:vAlign w:val="center"/>
+          </w:tcPr>
+          <w:p>
+            <w:pPr>
+              <w:keepNext w:val="0"/>
+              <w:keepLines w:val="0"/>
+              <w:pageBreakBefore w:val="0"/>
+              <w:widowControl/>
+              <w:suppressLineNumbers w:val="0"/>
+              <w:kinsoku/>
+              <w:wordWrap/>
+              <w:overflowPunct/>
+              <w:topLinePunct w:val="0"/>
+              <w:autoSpaceDE/>
+              <w:autoSpaceDN/>
+              <w:bidi w:val="0"/>
+              <w:adjustRightInd/>
+              <w:snapToGrid/>
+              <w:spacing w:after="0" w:line="240" w:lineRule="auto"/>
+              <w:ind w:right="0" w:rightChars="0"/>
+              <w:jc w:val="center"/>
+              <w:textAlignment w:val="bottom"/>
+              <w:rPr>
+                <w:rFonts w:hint="default" w:ascii="Arial" w:hAnsi="Arial" w:eastAsia="SimSun" w:cs="Arial"/>
+                <w:i w:val="0"/>
+                <w:iCs w:val="0"/>
+                <w:color w:val="auto"/>
+                <w:kern w:val="0"/>
+                <w:sz w:val="20"/>
+                <w:szCs w:val="20"/>
+                <w:u w:val="none"/>
+                <w:lang w:val="en-US" w:eastAsia="zh-CN" w:bidi="ar"/>
+              </w:rPr>
+            </w:pPr>
+            <w:r>
+              <w:rPr>
+                <w:rFonts w:ascii="Arial" w:hAnsi="Arial"/>
+                <w:sz w:val="20"/>
+              </w:rPr>
+              <w:t>Division of Processing &amp; Refinery</w:t>
+            </w:r>
+          </w:p>
+        </w:tc>
+      </w:tr>
+      <w:tr>
+        <w:tblPrEx>
+          <w:tblBorders>
+            <w:top w:val="none" w:color="auto" w:sz="0" w:space="0"/>
+            <w:left w:val="none" w:color="auto" w:sz="0" w:space="0"/>
+            <w:bottom w:val="none" w:color="auto" w:sz="0" w:space="0"/>
+            <w:right w:val="none" w:color="auto" w:sz="0" w:space="0"/>
+            <w:insideH w:val="none" w:color="auto" w:sz="0" w:space="0"/>
+            <w:insideV w:val="none" w:color="auto" w:sz="0" w:space="0"/>
+          </w:tblBorders>
+          <w:tblCellMar>
+            <w:top w:w="0" w:type="dxa"/>
+            <w:left w:w="108" w:type="dxa"/>
+            <w:bottom w:w="0" w:type="dxa"/>
+            <w:right w:w="108" w:type="dxa"/>
+          </w:tblCellMar>
+        </w:tblPrEx>
+        <w:trPr>
+          <w:trHeight w:val="23" w:hRule="atLeast"/>
+        </w:trPr>
+        <w:tc>
+          <w:tcPr>
+            <w:tcW w:w="619" w:type="dxa"/>
+            <w:tcBorders>
+              <w:top w:val="single" w:color="000000" w:sz="2" w:space="0"/>
+              <w:left w:val="single" w:color="000000" w:sz="2" w:space="0"/>
+              <w:bottom w:val="single" w:color="000000" w:sz="2" w:space="0"/>
+              <w:right w:val="single" w:color="000000" w:sz="2" w:space="0"/>
+            </w:tcBorders>
+            <w:noWrap/>
+            <w:tcMar>
+              <w:top w:w="57" w:type="dxa"/>
+              <w:left w:w="108" w:type="dxa"/>
+              <w:bottom w:w="57" w:type="dxa"/>
+              <w:right w:w="108" w:type="dxa"/>
+            </w:tcMar>
+            <w:vAlign w:val="center"/>
+          </w:tcPr>
+          <w:p>
+            <w:pPr>
+              <w:keepNext w:val="0"/>
+              <w:keepLines w:val="0"/>
+              <w:pageBreakBefore w:val="0"/>
+              <w:widowControl/>
+              <w:suppressLineNumbers w:val="0"/>
+              <w:kinsoku/>
+              <w:wordWrap/>
+              <w:overflowPunct/>
+              <w:topLinePunct w:val="0"/>
+              <w:autoSpaceDE/>
+              <w:autoSpaceDN/>
+              <w:bidi w:val="0"/>
+              <w:adjustRightInd/>
+              <w:snapToGrid/>
+              <w:spacing w:after="0" w:line="240" w:lineRule="auto"/>
+              <w:jc w:val="center"/>
+              <w:textAlignment w:val="center"/>
+              <w:rPr>
+                <w:rFonts w:hint="default" w:ascii="Arial" w:hAnsi="Arial" w:eastAsia="SimSun" w:cs="Arial"/>
+                <w:i w:val="0"/>
+                <w:iCs w:val="0"/>
+                <w:color w:val="000000"/>
+                <w:kern w:val="0"/>
+                <w:sz w:val="20"/>
+                <w:szCs w:val="20"/>
+                <w:u w:val="none"/>
+                <w:lang w:val="id-ID" w:eastAsia="zh-CN" w:bidi="ar"/>
+              </w:rPr>
+            </w:pPr>
+            <w:r>
+              <w:rPr>
+                <w:rFonts w:hint="default" w:ascii="Arial" w:hAnsi="Arial" w:cs="Arial"/>
+                <w:i w:val="0"/>
+                <w:iCs w:val="0"/>
+                <w:color w:val="000000"/>
+                <w:kern w:val="0"/>
+                <w:sz w:val="20"/>
+                <w:szCs w:val="20"/>
+                <w:u w:val="none"/>
+                <w:lang w:val="id-ID" w:eastAsia="zh-CN" w:bidi="ar"/>
+              </w:rPr>
+              <w:t>30</w:t>
+            </w:r>
+          </w:p>
+        </w:tc>
+        <w:tc>
+          <w:tcPr>
+            <w:tcW w:w="3293" w:type="dxa"/>
+            <w:tcBorders>
+              <w:top w:val="single" w:color="000000" w:sz="2" w:space="0"/>
+              <w:left w:val="single" w:color="000000" w:sz="2" w:space="0"/>
+              <w:bottom w:val="single" w:color="000000" w:sz="2" w:space="0"/>
+              <w:right w:val="single" w:color="000000" w:sz="2" w:space="0"/>
+            </w:tcBorders>
+            <w:noWrap/>
+            <w:tcMar>
+              <w:top w:w="57" w:type="dxa"/>
+              <w:left w:w="108" w:type="dxa"/>
+              <w:bottom w:w="57" w:type="dxa"/>
+              <w:right w:w="108" w:type="dxa"/>
+            </w:tcMar>
+            <w:vAlign w:val="center"/>
+          </w:tcPr>
+          <w:p>
+            <w:pPr>
+              <w:keepNext w:val="0"/>
+              <w:keepLines w:val="0"/>
+              <w:pageBreakBefore w:val="0"/>
+              <w:widowControl/>
+              <w:suppressLineNumbers w:val="0"/>
+              <w:kinsoku/>
+              <w:wordWrap/>
+              <w:overflowPunct/>
+              <w:topLinePunct w:val="0"/>
+              <w:autoSpaceDE/>
+              <w:autoSpaceDN/>
+              <w:bidi w:val="0"/>
+              <w:adjustRightInd/>
+              <w:snapToGrid/>
+              <w:spacing w:after="0" w:line="240" w:lineRule="auto"/>
+              <w:ind w:right="0" w:rightChars="0"/>
+              <w:jc w:val="left"/>
+              <w:textAlignment w:val="bottom"/>
+              <w:rPr>
+                <w:rFonts w:hint="default" w:ascii="Arial" w:hAnsi="Arial" w:eastAsia="SimSun" w:cs="Arial"/>
+                <w:i w:val="0"/>
+                <w:iCs w:val="0"/>
+                <w:color w:val="auto"/>
+                <w:kern w:val="0"/>
+                <w:sz w:val="20"/>
+                <w:szCs w:val="20"/>
+                <w:u w:val="none"/>
+                <w:lang w:val="en-US" w:eastAsia="zh-CN" w:bidi="ar"/>
+              </w:rPr>
+            </w:pPr>
+            <w:r>
+              <w:rPr>
+                <w:rFonts w:ascii="Arial" w:hAnsi="Arial"/>
+                <w:sz w:val="20"/>
+              </w:rPr>
+              <w:t>Farizan</w:t>
+            </w:r>
+          </w:p>
+        </w:tc>
+        <w:tc>
+          <w:tcPr>
+            <w:tcW w:w="1585" w:type="dxa"/>
+            <w:tcBorders>
+              <w:top w:val="single" w:color="000000" w:sz="2" w:space="0"/>
+              <w:left w:val="single" w:color="000000" w:sz="2" w:space="0"/>
+              <w:bottom w:val="single" w:color="000000" w:sz="2" w:space="0"/>
+              <w:right w:val="single" w:color="000000" w:sz="2" w:space="0"/>
+            </w:tcBorders>
+            <w:noWrap/>
+            <w:tcMar>
+              <w:top w:w="57" w:type="dxa"/>
+              <w:left w:w="108" w:type="dxa"/>
+              <w:bottom w:w="57" w:type="dxa"/>
+              <w:right w:w="108" w:type="dxa"/>
+            </w:tcMar>
+            <w:vAlign w:val="center"/>
+          </w:tcPr>
+          <w:p>
+            <w:pPr>
+              <w:keepNext w:val="0"/>
+              <w:keepLines w:val="0"/>
+              <w:pageBreakBefore w:val="0"/>
+              <w:widowControl/>
+              <w:suppressLineNumbers w:val="0"/>
+              <w:kinsoku/>
+              <w:wordWrap/>
+              <w:overflowPunct/>
+              <w:topLinePunct w:val="0"/>
+              <w:autoSpaceDE/>
+              <w:autoSpaceDN/>
+              <w:bidi w:val="0"/>
+              <w:adjustRightInd/>
+              <w:snapToGrid/>
+              <w:spacing w:after="0" w:line="240" w:lineRule="auto"/>
+              <w:ind w:right="0" w:rightChars="0"/>
+              <w:jc w:val="center"/>
+              <w:textAlignment w:val="bottom"/>
+              <w:rPr>
+                <w:rFonts w:hint="default" w:ascii="Arial" w:hAnsi="Arial" w:eastAsia="SimSun" w:cs="Arial"/>
+                <w:i w:val="0"/>
+                <w:iCs w:val="0"/>
+                <w:color w:val="auto"/>
+                <w:kern w:val="0"/>
+                <w:sz w:val="20"/>
+                <w:szCs w:val="20"/>
+                <w:u w:val="none"/>
+                <w:lang w:val="en-US" w:eastAsia="zh-CN" w:bidi="ar"/>
+              </w:rPr>
+            </w:pPr>
+            <w:r>
+              <w:rPr>
+                <w:rFonts w:ascii="Arial" w:hAnsi="Arial"/>
+                <w:sz w:val="20"/>
+              </w:rPr>
+              <w:t>21306815</w:t>
+            </w:r>
+          </w:p>
+        </w:tc>
+        <w:tc>
+          <w:tcPr>
+            <w:tcW w:w="3887" w:type="dxa"/>
+            <w:tcBorders>
+              <w:top w:val="single" w:color="000000" w:sz="2" w:space="0"/>
+              <w:left w:val="single" w:color="000000" w:sz="2" w:space="0"/>
+              <w:bottom w:val="single" w:color="000000" w:sz="2" w:space="0"/>
+              <w:right w:val="single" w:color="000000" w:sz="2" w:space="0"/>
+            </w:tcBorders>
+            <w:noWrap/>
+            <w:tcMar>
+              <w:top w:w="57" w:type="dxa"/>
+              <w:left w:w="108" w:type="dxa"/>
+              <w:bottom w:w="57" w:type="dxa"/>
+              <w:right w:w="108" w:type="dxa"/>
+            </w:tcMar>
+            <w:vAlign w:val="center"/>
+          </w:tcPr>
+          <w:p>
+            <w:pPr>
+              <w:keepNext w:val="0"/>
+              <w:keepLines w:val="0"/>
+              <w:pageBreakBefore w:val="0"/>
+              <w:widowControl/>
+              <w:suppressLineNumbers w:val="0"/>
+              <w:kinsoku/>
+              <w:wordWrap/>
+              <w:overflowPunct/>
+              <w:topLinePunct w:val="0"/>
+              <w:autoSpaceDE/>
+              <w:autoSpaceDN/>
+              <w:bidi w:val="0"/>
+              <w:adjustRightInd/>
+              <w:snapToGrid/>
+              <w:spacing w:after="0" w:line="240" w:lineRule="auto"/>
+              <w:ind w:right="0" w:rightChars="0"/>
+              <w:jc w:val="center"/>
+              <w:textAlignment w:val="bottom"/>
+              <w:rPr>
+                <w:rFonts w:hint="default" w:ascii="Arial" w:hAnsi="Arial" w:eastAsia="SimSun" w:cs="Arial"/>
+                <w:i w:val="0"/>
+                <w:iCs w:val="0"/>
+                <w:color w:val="auto"/>
+                <w:kern w:val="0"/>
+                <w:sz w:val="20"/>
+                <w:szCs w:val="20"/>
+                <w:u w:val="none"/>
+                <w:lang w:val="en-US" w:eastAsia="zh-CN" w:bidi="ar"/>
+              </w:rPr>
+            </w:pPr>
+            <w:r>
+              <w:rPr>
+                <w:rFonts w:ascii="Arial" w:hAnsi="Arial"/>
+                <w:sz w:val="20"/>
+              </w:rPr>
+              <w:t>Division of Processing &amp; Refinery</w:t>
+            </w:r>
+          </w:p>
+        </w:tc>
+      </w:tr>
+      <w:tr>
+        <w:tblPrEx>
+          <w:tblBorders>
+            <w:top w:val="none" w:color="auto" w:sz="0" w:space="0"/>
+            <w:left w:val="none" w:color="auto" w:sz="0" w:space="0"/>
+            <w:bottom w:val="none" w:color="auto" w:sz="0" w:space="0"/>
+            <w:right w:val="none" w:color="auto" w:sz="0" w:space="0"/>
+            <w:insideH w:val="none" w:color="auto" w:sz="0" w:space="0"/>
+            <w:insideV w:val="none" w:color="auto" w:sz="0" w:space="0"/>
+          </w:tblBorders>
+          <w:tblCellMar>
+            <w:top w:w="0" w:type="dxa"/>
+            <w:left w:w="108" w:type="dxa"/>
+            <w:bottom w:w="0" w:type="dxa"/>
+            <w:right w:w="108" w:type="dxa"/>
+          </w:tblCellMar>
+        </w:tblPrEx>
+        <w:trPr>
+          <w:trHeight w:val="23" w:hRule="atLeast"/>
+        </w:trPr>
+        <w:tc>
+          <w:tcPr>
+            <w:tcW w:w="619" w:type="dxa"/>
+            <w:tcBorders>
+              <w:top w:val="single" w:color="000000" w:sz="2" w:space="0"/>
+              <w:left w:val="single" w:color="000000" w:sz="2" w:space="0"/>
+              <w:bottom w:val="single" w:color="000000" w:sz="2" w:space="0"/>
+              <w:right w:val="single" w:color="000000" w:sz="2" w:space="0"/>
+            </w:tcBorders>
+            <w:noWrap/>
+            <w:tcMar>
+              <w:top w:w="57" w:type="dxa"/>
+              <w:left w:w="108" w:type="dxa"/>
+              <w:bottom w:w="57" w:type="dxa"/>
+              <w:right w:w="108" w:type="dxa"/>
+            </w:tcMar>
+            <w:vAlign w:val="center"/>
+          </w:tcPr>
+          <w:p>
+            <w:pPr>
+              <w:keepNext w:val="0"/>
+              <w:keepLines w:val="0"/>
+              <w:pageBreakBefore w:val="0"/>
+              <w:widowControl/>
+              <w:suppressLineNumbers w:val="0"/>
+              <w:kinsoku/>
+              <w:wordWrap/>
+              <w:overflowPunct/>
+              <w:topLinePunct w:val="0"/>
+              <w:autoSpaceDE/>
+              <w:autoSpaceDN/>
+              <w:bidi w:val="0"/>
+              <w:adjustRightInd/>
+              <w:snapToGrid/>
+              <w:spacing w:after="0" w:line="240" w:lineRule="auto"/>
+              <w:jc w:val="center"/>
+              <w:textAlignment w:val="center"/>
+              <w:rPr>
+                <w:rFonts w:hint="default" w:ascii="Arial" w:hAnsi="Arial" w:eastAsia="SimSun" w:cs="Arial"/>
+                <w:i w:val="0"/>
+                <w:iCs w:val="0"/>
+                <w:color w:val="000000"/>
+                <w:kern w:val="0"/>
+                <w:sz w:val="20"/>
+                <w:szCs w:val="20"/>
+                <w:u w:val="none"/>
+                <w:lang w:val="id-ID" w:eastAsia="zh-CN" w:bidi="ar"/>
+              </w:rPr>
+            </w:pPr>
+            <w:r>
+              <w:rPr>
+                <w:rFonts w:hint="default" w:ascii="Arial" w:hAnsi="Arial" w:cs="Arial"/>
+                <w:i w:val="0"/>
+                <w:iCs w:val="0"/>
+                <w:color w:val="000000"/>
+                <w:kern w:val="0"/>
+                <w:sz w:val="20"/>
+                <w:szCs w:val="20"/>
+                <w:u w:val="none"/>
+                <w:lang w:val="id-ID" w:eastAsia="zh-CN" w:bidi="ar"/>
+              </w:rPr>
+              <w:t>31</w:t>
+            </w:r>
+          </w:p>
+        </w:tc>
+        <w:tc>
+          <w:tcPr>
+            <w:tcW w:w="3293" w:type="dxa"/>
+            <w:tcBorders>
+              <w:top w:val="single" w:color="000000" w:sz="2" w:space="0"/>
+              <w:left w:val="single" w:color="000000" w:sz="2" w:space="0"/>
+              <w:bottom w:val="single" w:color="000000" w:sz="2" w:space="0"/>
+              <w:right w:val="single" w:color="000000" w:sz="2" w:space="0"/>
+            </w:tcBorders>
+            <w:noWrap/>
+            <w:tcMar>
+              <w:top w:w="57" w:type="dxa"/>
+              <w:left w:w="108" w:type="dxa"/>
+              <w:bottom w:w="57" w:type="dxa"/>
+              <w:right w:w="108" w:type="dxa"/>
+            </w:tcMar>
+            <w:vAlign w:val="center"/>
+          </w:tcPr>
+          <w:p>
+            <w:pPr>
+              <w:keepNext w:val="0"/>
+              <w:keepLines w:val="0"/>
+              <w:pageBreakBefore w:val="0"/>
+              <w:widowControl/>
+              <w:suppressLineNumbers w:val="0"/>
+              <w:kinsoku/>
+              <w:wordWrap/>
+              <w:overflowPunct/>
+              <w:topLinePunct w:val="0"/>
+              <w:autoSpaceDE/>
+              <w:autoSpaceDN/>
+              <w:bidi w:val="0"/>
+              <w:adjustRightInd/>
+              <w:snapToGrid/>
+              <w:spacing w:after="0" w:line="240" w:lineRule="auto"/>
+              <w:ind w:right="0" w:rightChars="0"/>
+              <w:jc w:val="left"/>
+              <w:textAlignment w:val="bottom"/>
+              <w:rPr>
+                <w:rFonts w:hint="default" w:ascii="Arial" w:hAnsi="Arial" w:eastAsia="SimSun" w:cs="Arial"/>
+                <w:i w:val="0"/>
+                <w:iCs w:val="0"/>
+                <w:color w:val="auto"/>
+                <w:kern w:val="0"/>
+                <w:sz w:val="20"/>
+                <w:szCs w:val="20"/>
+                <w:u w:val="none"/>
+                <w:lang w:val="en-US" w:eastAsia="zh-CN" w:bidi="ar"/>
+              </w:rPr>
+            </w:pPr>
+            <w:r>
+              <w:rPr>
+                <w:rFonts w:ascii="Arial" w:hAnsi="Arial"/>
+                <w:sz w:val="20"/>
+              </w:rPr>
+              <w:t>Fazrin Sibi</w:t>
+            </w:r>
+          </w:p>
+        </w:tc>
+        <w:tc>
+          <w:tcPr>
+            <w:tcW w:w="1585" w:type="dxa"/>
+            <w:tcBorders>
+              <w:top w:val="single" w:color="000000" w:sz="2" w:space="0"/>
+              <w:left w:val="single" w:color="000000" w:sz="2" w:space="0"/>
+              <w:bottom w:val="single" w:color="000000" w:sz="2" w:space="0"/>
+              <w:right w:val="single" w:color="000000" w:sz="2" w:space="0"/>
+            </w:tcBorders>
+            <w:noWrap/>
+            <w:tcMar>
+              <w:top w:w="57" w:type="dxa"/>
+              <w:left w:w="108" w:type="dxa"/>
+              <w:bottom w:w="57" w:type="dxa"/>
+              <w:right w:w="108" w:type="dxa"/>
+            </w:tcMar>
+            <w:vAlign w:val="center"/>
+          </w:tcPr>
+          <w:p>
+            <w:pPr>
+              <w:keepNext w:val="0"/>
+              <w:keepLines w:val="0"/>
+              <w:pageBreakBefore w:val="0"/>
+              <w:widowControl/>
+              <w:suppressLineNumbers w:val="0"/>
+              <w:kinsoku/>
+              <w:wordWrap/>
+              <w:overflowPunct/>
+              <w:topLinePunct w:val="0"/>
+              <w:autoSpaceDE/>
+              <w:autoSpaceDN/>
+              <w:bidi w:val="0"/>
+              <w:adjustRightInd/>
+              <w:snapToGrid/>
+              <w:spacing w:after="0" w:line="240" w:lineRule="auto"/>
+              <w:ind w:right="0" w:rightChars="0"/>
+              <w:jc w:val="center"/>
+              <w:textAlignment w:val="bottom"/>
+              <w:rPr>
+                <w:rFonts w:hint="default" w:ascii="Arial" w:hAnsi="Arial" w:eastAsia="SimSun" w:cs="Arial"/>
+                <w:i w:val="0"/>
+                <w:iCs w:val="0"/>
+                <w:color w:val="auto"/>
+                <w:kern w:val="0"/>
+                <w:sz w:val="20"/>
+                <w:szCs w:val="20"/>
+                <w:u w:val="none"/>
+                <w:lang w:val="en-US" w:eastAsia="zh-CN" w:bidi="ar"/>
+              </w:rPr>
+            </w:pPr>
+            <w:r>
+              <w:rPr>
+                <w:rFonts w:ascii="Arial" w:hAnsi="Arial"/>
+                <w:sz w:val="20"/>
+              </w:rPr>
+              <w:t>20087210</w:t>
+            </w:r>
+          </w:p>
+        </w:tc>
+        <w:tc>
+          <w:tcPr>
+            <w:tcW w:w="3887" w:type="dxa"/>
+            <w:tcBorders>
+              <w:top w:val="single" w:color="000000" w:sz="2" w:space="0"/>
+              <w:left w:val="single" w:color="000000" w:sz="2" w:space="0"/>
+              <w:bottom w:val="single" w:color="000000" w:sz="2" w:space="0"/>
+              <w:right w:val="single" w:color="000000" w:sz="2" w:space="0"/>
+            </w:tcBorders>
+            <w:noWrap/>
+            <w:tcMar>
+              <w:top w:w="57" w:type="dxa"/>
+              <w:left w:w="108" w:type="dxa"/>
+              <w:bottom w:w="57" w:type="dxa"/>
+              <w:right w:w="108" w:type="dxa"/>
+            </w:tcMar>
+            <w:vAlign w:val="center"/>
+          </w:tcPr>
+          <w:p>
+            <w:pPr>
+              <w:keepNext w:val="0"/>
+              <w:keepLines w:val="0"/>
+              <w:pageBreakBefore w:val="0"/>
+              <w:widowControl/>
+              <w:suppressLineNumbers w:val="0"/>
+              <w:kinsoku/>
+              <w:wordWrap/>
+              <w:overflowPunct/>
+              <w:topLinePunct w:val="0"/>
+              <w:autoSpaceDE/>
+              <w:autoSpaceDN/>
+              <w:bidi w:val="0"/>
+              <w:adjustRightInd/>
+              <w:snapToGrid/>
+              <w:spacing w:after="0" w:line="240" w:lineRule="auto"/>
+              <w:ind w:right="0" w:rightChars="0"/>
+              <w:jc w:val="center"/>
+              <w:textAlignment w:val="bottom"/>
+              <w:rPr>
+                <w:rFonts w:hint="default" w:ascii="Arial" w:hAnsi="Arial" w:eastAsia="SimSun" w:cs="Arial"/>
+                <w:i w:val="0"/>
+                <w:iCs w:val="0"/>
+                <w:color w:val="auto"/>
+                <w:kern w:val="0"/>
+                <w:sz w:val="20"/>
+                <w:szCs w:val="20"/>
+                <w:u w:val="none"/>
+                <w:lang w:val="en-US" w:eastAsia="zh-CN" w:bidi="ar"/>
+              </w:rPr>
+            </w:pPr>
+            <w:r>
+              <w:rPr>
+                <w:rFonts w:ascii="Arial" w:hAnsi="Arial"/>
+                <w:sz w:val="20"/>
+              </w:rPr>
+              <w:t>Division of Processing &amp; Refinery</w:t>
+            </w:r>
+          </w:p>
+        </w:tc>
+      </w:tr>
+      <w:tr>
+        <w:tblPrEx>
+          <w:tblBorders>
+            <w:top w:val="none" w:color="auto" w:sz="0" w:space="0"/>
+            <w:left w:val="none" w:color="auto" w:sz="0" w:space="0"/>
+            <w:bottom w:val="none" w:color="auto" w:sz="0" w:space="0"/>
+            <w:right w:val="none" w:color="auto" w:sz="0" w:space="0"/>
+            <w:insideH w:val="none" w:color="auto" w:sz="0" w:space="0"/>
+            <w:insideV w:val="none" w:color="auto" w:sz="0" w:space="0"/>
+          </w:tblBorders>
+          <w:tblCellMar>
+            <w:top w:w="0" w:type="dxa"/>
+            <w:left w:w="108" w:type="dxa"/>
+            <w:bottom w:w="0" w:type="dxa"/>
+            <w:right w:w="108" w:type="dxa"/>
+          </w:tblCellMar>
+        </w:tblPrEx>
+        <w:trPr>
+          <w:trHeight w:val="23" w:hRule="atLeast"/>
+        </w:trPr>
+        <w:tc>
+          <w:tcPr>
+            <w:tcW w:w="619" w:type="dxa"/>
+            <w:tcBorders>
+              <w:top w:val="single" w:color="000000" w:sz="2" w:space="0"/>
+              <w:left w:val="single" w:color="000000" w:sz="2" w:space="0"/>
+              <w:bottom w:val="single" w:color="000000" w:sz="2" w:space="0"/>
+              <w:right w:val="single" w:color="000000" w:sz="2" w:space="0"/>
+            </w:tcBorders>
+            <w:noWrap/>
+            <w:tcMar>
+              <w:top w:w="57" w:type="dxa"/>
+              <w:left w:w="108" w:type="dxa"/>
+              <w:bottom w:w="57" w:type="dxa"/>
+              <w:right w:w="108" w:type="dxa"/>
+            </w:tcMar>
+            <w:vAlign w:val="center"/>
+          </w:tcPr>
+          <w:p>
+            <w:pPr>
+              <w:keepNext w:val="0"/>
+              <w:keepLines w:val="0"/>
+              <w:pageBreakBefore w:val="0"/>
+              <w:widowControl/>
+              <w:suppressLineNumbers w:val="0"/>
+              <w:kinsoku/>
+              <w:wordWrap/>
+              <w:overflowPunct/>
+              <w:topLinePunct w:val="0"/>
+              <w:autoSpaceDE/>
+              <w:autoSpaceDN/>
+              <w:bidi w:val="0"/>
+              <w:adjustRightInd/>
+              <w:snapToGrid/>
+              <w:spacing w:after="0" w:line="240" w:lineRule="auto"/>
+              <w:jc w:val="center"/>
+              <w:textAlignment w:val="center"/>
+              <w:rPr>
+                <w:rFonts w:hint="default" w:ascii="Arial" w:hAnsi="Arial" w:eastAsia="SimSun" w:cs="Arial"/>
+                <w:i w:val="0"/>
+                <w:iCs w:val="0"/>
+                <w:color w:val="000000"/>
+                <w:kern w:val="0"/>
+                <w:sz w:val="20"/>
+                <w:szCs w:val="20"/>
+                <w:u w:val="none"/>
+                <w:lang w:val="id-ID" w:eastAsia="zh-CN" w:bidi="ar"/>
+              </w:rPr>
+            </w:pPr>
+            <w:r>
+              <w:rPr>
+                <w:rFonts w:hint="default" w:ascii="Arial" w:hAnsi="Arial" w:cs="Arial"/>
+                <w:i w:val="0"/>
+                <w:iCs w:val="0"/>
+                <w:color w:val="000000"/>
+                <w:kern w:val="0"/>
+                <w:sz w:val="20"/>
+                <w:szCs w:val="20"/>
+                <w:u w:val="none"/>
+                <w:lang w:val="id-ID" w:eastAsia="zh-CN" w:bidi="ar"/>
+              </w:rPr>
+              <w:t>32</w:t>
+            </w:r>
+          </w:p>
+        </w:tc>
+        <w:tc>
+          <w:tcPr>
+            <w:tcW w:w="3293" w:type="dxa"/>
+            <w:tcBorders>
+              <w:top w:val="single" w:color="000000" w:sz="2" w:space="0"/>
+              <w:left w:val="single" w:color="000000" w:sz="2" w:space="0"/>
+              <w:bottom w:val="single" w:color="000000" w:sz="2" w:space="0"/>
+              <w:right w:val="single" w:color="000000" w:sz="2" w:space="0"/>
+            </w:tcBorders>
+            <w:noWrap/>
+            <w:tcMar>
+              <w:top w:w="57" w:type="dxa"/>
+              <w:left w:w="108" w:type="dxa"/>
+              <w:bottom w:w="57" w:type="dxa"/>
+              <w:right w:w="108" w:type="dxa"/>
+            </w:tcMar>
+            <w:vAlign w:val="center"/>
+          </w:tcPr>
+          <w:p>
+            <w:pPr>
+              <w:keepNext w:val="0"/>
+              <w:keepLines w:val="0"/>
+              <w:pageBreakBefore w:val="0"/>
+              <w:widowControl/>
+              <w:suppressLineNumbers w:val="0"/>
+              <w:kinsoku/>
+              <w:wordWrap/>
+              <w:overflowPunct/>
+              <w:topLinePunct w:val="0"/>
+              <w:autoSpaceDE/>
+              <w:autoSpaceDN/>
+              <w:bidi w:val="0"/>
+              <w:adjustRightInd/>
+              <w:snapToGrid/>
+              <w:spacing w:after="0" w:line="240" w:lineRule="auto"/>
+              <w:ind w:right="0" w:rightChars="0"/>
+              <w:jc w:val="left"/>
+              <w:textAlignment w:val="bottom"/>
+              <w:rPr>
+                <w:rFonts w:hint="default" w:ascii="Arial" w:hAnsi="Arial" w:eastAsia="SimSun" w:cs="Arial"/>
+                <w:i w:val="0"/>
+                <w:iCs w:val="0"/>
+                <w:color w:val="auto"/>
+                <w:kern w:val="0"/>
+                <w:sz w:val="20"/>
+                <w:szCs w:val="20"/>
+                <w:u w:val="none"/>
+                <w:lang w:val="en-US" w:eastAsia="zh-CN" w:bidi="ar"/>
+              </w:rPr>
+            </w:pPr>
+            <w:r>
+              <w:rPr>
+                <w:rFonts w:ascii="Arial" w:hAnsi="Arial"/>
+                <w:sz w:val="20"/>
+              </w:rPr>
+              <w:t>Hendri B Rahim</w:t>
+            </w:r>
+          </w:p>
+        </w:tc>
+        <w:tc>
+          <w:tcPr>
+            <w:tcW w:w="1585" w:type="dxa"/>
+            <w:tcBorders>
+              <w:top w:val="single" w:color="000000" w:sz="2" w:space="0"/>
+              <w:left w:val="single" w:color="000000" w:sz="2" w:space="0"/>
+              <w:bottom w:val="single" w:color="000000" w:sz="2" w:space="0"/>
+              <w:right w:val="single" w:color="000000" w:sz="2" w:space="0"/>
+            </w:tcBorders>
+            <w:noWrap/>
+            <w:tcMar>
+              <w:top w:w="57" w:type="dxa"/>
+              <w:left w:w="108" w:type="dxa"/>
+              <w:bottom w:w="57" w:type="dxa"/>
+              <w:right w:w="108" w:type="dxa"/>
+            </w:tcMar>
+            <w:vAlign w:val="center"/>
+          </w:tcPr>
+          <w:p>
+            <w:pPr>
+              <w:keepNext w:val="0"/>
+              <w:keepLines w:val="0"/>
+              <w:pageBreakBefore w:val="0"/>
+              <w:widowControl/>
+              <w:suppressLineNumbers w:val="0"/>
+              <w:kinsoku/>
+              <w:wordWrap/>
+              <w:overflowPunct/>
+              <w:topLinePunct w:val="0"/>
+              <w:autoSpaceDE/>
+              <w:autoSpaceDN/>
+              <w:bidi w:val="0"/>
+              <w:adjustRightInd/>
+              <w:snapToGrid/>
+              <w:spacing w:after="0" w:line="240" w:lineRule="auto"/>
+              <w:ind w:right="0" w:rightChars="0"/>
+              <w:jc w:val="center"/>
+              <w:textAlignment w:val="bottom"/>
+              <w:rPr>
+                <w:rFonts w:hint="default" w:ascii="Arial" w:hAnsi="Arial" w:eastAsia="SimSun" w:cs="Arial"/>
+                <w:i w:val="0"/>
+                <w:iCs w:val="0"/>
+                <w:color w:val="auto"/>
+                <w:kern w:val="0"/>
+                <w:sz w:val="20"/>
+                <w:szCs w:val="20"/>
+                <w:u w:val="none"/>
+                <w:lang w:val="en-US" w:eastAsia="zh-CN" w:bidi="ar"/>
+              </w:rPr>
+            </w:pPr>
+            <w:r>
+              <w:rPr>
+                <w:rFonts w:ascii="Arial" w:hAnsi="Arial"/>
+                <w:sz w:val="20"/>
+              </w:rPr>
+              <w:t>21350542</w:t>
+            </w:r>
+          </w:p>
+        </w:tc>
+        <w:tc>
+          <w:tcPr>
+            <w:tcW w:w="3887" w:type="dxa"/>
+            <w:tcBorders>
+              <w:top w:val="single" w:color="000000" w:sz="2" w:space="0"/>
+              <w:left w:val="single" w:color="000000" w:sz="2" w:space="0"/>
+              <w:bottom w:val="single" w:color="000000" w:sz="2" w:space="0"/>
+              <w:right w:val="single" w:color="000000" w:sz="2" w:space="0"/>
+            </w:tcBorders>
+            <w:noWrap/>
+            <w:tcMar>
+              <w:top w:w="57" w:type="dxa"/>
+              <w:left w:w="108" w:type="dxa"/>
+              <w:bottom w:w="57" w:type="dxa"/>
+              <w:right w:w="108" w:type="dxa"/>
+            </w:tcMar>
+            <w:vAlign w:val="center"/>
+          </w:tcPr>
+          <w:p>
+            <w:pPr>
+              <w:keepNext w:val="0"/>
+              <w:keepLines w:val="0"/>
+              <w:pageBreakBefore w:val="0"/>
+              <w:widowControl/>
+              <w:suppressLineNumbers w:val="0"/>
+              <w:kinsoku/>
+              <w:wordWrap/>
+              <w:overflowPunct/>
+              <w:topLinePunct w:val="0"/>
+              <w:autoSpaceDE/>
+              <w:autoSpaceDN/>
+              <w:bidi w:val="0"/>
+              <w:adjustRightInd/>
+              <w:snapToGrid/>
+              <w:spacing w:after="0" w:line="240" w:lineRule="auto"/>
+              <w:ind w:right="0" w:rightChars="0"/>
+              <w:jc w:val="center"/>
+              <w:textAlignment w:val="bottom"/>
+              <w:rPr>
+                <w:rFonts w:hint="default" w:ascii="Arial" w:hAnsi="Arial" w:eastAsia="SimSun" w:cs="Arial"/>
+                <w:i w:val="0"/>
+                <w:iCs w:val="0"/>
+                <w:color w:val="auto"/>
+                <w:kern w:val="0"/>
+                <w:sz w:val="20"/>
+                <w:szCs w:val="20"/>
+                <w:u w:val="none"/>
+                <w:lang w:val="en-US" w:eastAsia="zh-CN" w:bidi="ar"/>
+              </w:rPr>
+            </w:pPr>
+            <w:r>
+              <w:rPr>
+                <w:rFonts w:ascii="Arial" w:hAnsi="Arial"/>
+                <w:sz w:val="20"/>
+              </w:rPr>
+              <w:t>Division of Processing &amp; Refinery</w:t>
+            </w:r>
           </w:p>
         </w:tc>
       </w:tr>
     </w:tbl>
-    <w:p/>
+    <w:p>
+      <w:pPr>
+        <w:spacing w:after="0" w:line="240" w:lineRule="auto"/>
+        <w:rPr>
+          <w:rFonts w:hint="default"/>
+          <w:lang w:val="id-ID"/>
+        </w:rPr>
+      </w:pPr>
+      <w:bookmarkStart w:id="0" w:name="_GoBack"/>
+      <w:bookmarkEnd w:id="0"/>
+    </w:p>
     <w:sectPr>
+      <w:headerReference r:id="rId5" w:type="default"/>
+      <w:footerReference r:id="rId6" w:type="default"/>
       <w:pgSz w:w="11906" w:h="16838"/>
-      <w:pgMar w:top="1701" w:right="1701" w:bottom="1701" w:left="1701" w:header="720" w:footer="720" w:gutter="0"/>
+      <w:pgMar w:top="1417" w:right="1417" w:bottom="1417" w:left="1701" w:header="720" w:footer="720" w:gutter="0"/>
       <w:cols w:space="720" w:num="1"/>
       <w:docGrid w:linePitch="360" w:charSpace="0"/>
     </w:sectPr>
@@ -4949,6 +11144,72 @@
 </w:endnotes>
 </file>
 
+<file path=word/footer1.xml><?xml version="1.0" encoding="utf-8"?>
+<w:ftr xmlns:wpc="http://schemas.microsoft.com/office/word/2010/wordprocessingCanvas" xmlns:mc="http://schemas.openxmlformats.org/markup-compatibility/2006" xmlns:o="urn:schemas-microsoft-com:office:office" xmlns:r="http://schemas.openxmlformats.org/officeDocument/2006/relationships" xmlns:m="http://schemas.openxmlformats.org/officeDocument/2006/math" xmlns:v="urn:schemas-microsoft-com:vml" xmlns:wp14="http://schemas.microsoft.com/office/word/2010/wordprocessingDrawing" xmlns:wp="http://schemas.openxmlformats.org/drawingml/2006/wordprocessingDrawing" xmlns:w10="urn:schemas-microsoft-com:office:word" xmlns:w="http://schemas.openxmlformats.org/wordprocessingml/2006/main" xmlns:w14="http://schemas.microsoft.com/office/word/2010/wordml" xmlns:w15="http://schemas.microsoft.com/office/word/2012/wordml" xmlns:wpg="http://schemas.microsoft.com/office/word/2010/wordprocessingGroup" xmlns:wpi="http://schemas.microsoft.com/office/word/2010/wordprocessingInk" xmlns:wne="http://schemas.microsoft.com/office/word/2006/wordml" xmlns:wps="http://schemas.microsoft.com/office/word/2010/wordprocessingShape" xmlns:wpsCustomData="http://www.wps.cn/officeDocument/2013/wpsCustomData" mc:Ignorable="w14 w15 wp14">
+  <w:p>
+    <w:pPr>
+      <w:pStyle w:val="37"/>
+      <w:jc w:val="center"/>
+      <w:rPr>
+        <w:rFonts w:hint="default"/>
+        <w:lang w:val="id-ID"/>
+      </w:rPr>
+    </w:pPr>
+    <w:r>
+      <w:rPr>
+        <w:rFonts w:hint="default"/>
+        <w:lang w:val="id-ID"/>
+      </w:rPr>
+      <w:drawing>
+        <wp:anchor distT="0" distB="0" distL="114300" distR="114300" simplePos="0" relativeHeight="251659264" behindDoc="1" locked="0" layoutInCell="1" allowOverlap="1">
+          <wp:simplePos x="0" y="0"/>
+          <wp:positionH relativeFrom="column">
+            <wp:posOffset>-1091565</wp:posOffset>
+          </wp:positionH>
+          <wp:positionV relativeFrom="paragraph">
+            <wp:posOffset>203200</wp:posOffset>
+          </wp:positionV>
+          <wp:extent cx="7595235" cy="506095"/>
+          <wp:effectExtent l="0" t="0" r="9525" b="12065"/>
+          <wp:wrapNone/>
+          <wp:docPr id="3" name="Picture 3" descr="footer surat internal timah"/>
+          <wp:cNvGraphicFramePr>
+            <a:graphicFrameLocks xmlns:a="http://schemas.openxmlformats.org/drawingml/2006/main" noChangeAspect="1"/>
+          </wp:cNvGraphicFramePr>
+          <a:graphic xmlns:a="http://schemas.openxmlformats.org/drawingml/2006/main">
+            <a:graphicData uri="http://schemas.openxmlformats.org/drawingml/2006/picture">
+              <pic:pic xmlns:pic="http://schemas.openxmlformats.org/drawingml/2006/picture">
+                <pic:nvPicPr>
+                  <pic:cNvPr id="3" name="Picture 3" descr="footer surat internal timah"/>
+                  <pic:cNvPicPr>
+                    <a:picLocks noChangeAspect="1"/>
+                  </pic:cNvPicPr>
+                </pic:nvPicPr>
+                <pic:blipFill>
+                  <a:blip r:embed="rId1"/>
+                  <a:stretch>
+                    <a:fillRect/>
+                  </a:stretch>
+                </pic:blipFill>
+                <pic:spPr>
+                  <a:xfrm>
+                    <a:off x="0" y="0"/>
+                    <a:ext cx="7595235" cy="506095"/>
+                  </a:xfrm>
+                  <a:prstGeom prst="rect">
+                    <a:avLst/>
+                  </a:prstGeom>
+                </pic:spPr>
+              </pic:pic>
+            </a:graphicData>
+          </a:graphic>
+        </wp:anchor>
+      </w:drawing>
+    </w:r>
+  </w:p>
+</w:ftr>
+</file>
+
 <file path=word/footnotes.xml><?xml version="1.0" encoding="utf-8"?>
 <w:footnotes xmlns:wpc="http://schemas.microsoft.com/office/word/2010/wordprocessingCanvas" xmlns:mc="http://schemas.openxmlformats.org/markup-compatibility/2006" xmlns:o="urn:schemas-microsoft-com:office:office" xmlns:r="http://schemas.openxmlformats.org/officeDocument/2006/relationships" xmlns:m="http://schemas.openxmlformats.org/officeDocument/2006/math" xmlns:v="urn:schemas-microsoft-com:vml" xmlns:wp14="http://schemas.microsoft.com/office/word/2010/wordprocessingDrawing" xmlns:wp="http://schemas.openxmlformats.org/drawingml/2006/wordprocessingDrawing" xmlns:w="http://schemas.openxmlformats.org/wordprocessingml/2006/main" xmlns:w14="http://schemas.microsoft.com/office/word/2010/wordml" xmlns:w15="http://schemas.microsoft.com/office/word/2012/wordml" xmlns:w10="urn:schemas-microsoft-com:office:word" xmlns:wpg="http://schemas.microsoft.com/office/word/2010/wordprocessingGroup" xmlns:wpi="http://schemas.microsoft.com/office/word/2010/wordprocessingInk" xmlns:wne="http://schemas.microsoft.com/office/word/2006/wordml" xmlns:wps="http://schemas.microsoft.com/office/word/2010/wordprocessingShape" xmlns:wpsCustomData="http://www.wps.cn/officeDocument/2013/wpsCustomData" mc:Ignorable="w14 w15 wp14">
   <w:footnote w:type="separator" w:id="0">
@@ -4972,6 +11233,86 @@
     </w:p>
   </w:footnote>
 </w:footnotes>
+</file>
+
+<file path=word/header1.xml><?xml version="1.0" encoding="utf-8"?>
+<w:hdr xmlns:wpc="http://schemas.microsoft.com/office/word/2010/wordprocessingCanvas" xmlns:mc="http://schemas.openxmlformats.org/markup-compatibility/2006" xmlns:o="urn:schemas-microsoft-com:office:office" xmlns:r="http://schemas.openxmlformats.org/officeDocument/2006/relationships" xmlns:m="http://schemas.openxmlformats.org/officeDocument/2006/math" xmlns:v="urn:schemas-microsoft-com:vml" xmlns:wp14="http://schemas.microsoft.com/office/word/2010/wordprocessingDrawing" xmlns:wp="http://schemas.openxmlformats.org/drawingml/2006/wordprocessingDrawing" xmlns:w10="urn:schemas-microsoft-com:office:word" xmlns:w="http://schemas.openxmlformats.org/wordprocessingml/2006/main" xmlns:w14="http://schemas.microsoft.com/office/word/2010/wordml" xmlns:w15="http://schemas.microsoft.com/office/word/2012/wordml" xmlns:wpg="http://schemas.microsoft.com/office/word/2010/wordprocessingGroup" xmlns:wpi="http://schemas.microsoft.com/office/word/2010/wordprocessingInk" xmlns:wne="http://schemas.microsoft.com/office/word/2006/wordml" xmlns:wps="http://schemas.microsoft.com/office/word/2010/wordprocessingShape" xmlns:wpsCustomData="http://www.wps.cn/officeDocument/2013/wpsCustomData" mc:Ignorable="w14 w15 wp14">
+  <w:p>
+    <w:pPr>
+      <w:pStyle w:val="40"/>
+      <w:rPr>
+        <w:rFonts w:hint="default"/>
+        <w:lang w:val="id-ID"/>
+      </w:rPr>
+    </w:pPr>
+    <w:r>
+      <w:rPr>
+        <w:rFonts w:hint="default"/>
+        <w:lang w:val="id-ID"/>
+      </w:rPr>
+      <w:drawing>
+        <wp:anchor distT="0" distB="0" distL="114300" distR="114300" simplePos="0" relativeHeight="251660288" behindDoc="1" locked="0" layoutInCell="1" allowOverlap="1">
+          <wp:simplePos x="0" y="0"/>
+          <wp:positionH relativeFrom="column">
+            <wp:posOffset>-647700</wp:posOffset>
+          </wp:positionH>
+          <wp:positionV relativeFrom="paragraph">
+            <wp:posOffset>-80010</wp:posOffset>
+          </wp:positionV>
+          <wp:extent cx="2166620" cy="580390"/>
+          <wp:effectExtent l="0" t="0" r="12700" b="13970"/>
+          <wp:wrapThrough wrapText="bothSides">
+            <wp:wrapPolygon>
+              <wp:start x="2431" y="0"/>
+              <wp:lineTo x="0" y="9075"/>
+              <wp:lineTo x="0" y="11344"/>
+              <wp:lineTo x="2279" y="20986"/>
+              <wp:lineTo x="2431" y="20986"/>
+              <wp:lineTo x="3343" y="20986"/>
+              <wp:lineTo x="17624" y="19851"/>
+              <wp:lineTo x="17472" y="18150"/>
+              <wp:lineTo x="21423" y="13045"/>
+              <wp:lineTo x="21423" y="1702"/>
+              <wp:lineTo x="3343" y="0"/>
+              <wp:lineTo x="2431" y="0"/>
+            </wp:wrapPolygon>
+          </wp:wrapThrough>
+          <wp:docPr id="2" name="Picture 2" descr="logo"/>
+          <wp:cNvGraphicFramePr>
+            <a:graphicFrameLocks xmlns:a="http://schemas.openxmlformats.org/drawingml/2006/main" noChangeAspect="1"/>
+          </wp:cNvGraphicFramePr>
+          <a:graphic xmlns:a="http://schemas.openxmlformats.org/drawingml/2006/main">
+            <a:graphicData uri="http://schemas.openxmlformats.org/drawingml/2006/picture">
+              <pic:pic xmlns:pic="http://schemas.openxmlformats.org/drawingml/2006/picture">
+                <pic:nvPicPr>
+                  <pic:cNvPr id="2" name="Picture 2" descr="logo"/>
+                  <pic:cNvPicPr>
+                    <a:picLocks noChangeAspect="1"/>
+                  </pic:cNvPicPr>
+                </pic:nvPicPr>
+                <pic:blipFill>
+                  <a:blip r:embed="rId1"/>
+                  <a:stretch>
+                    <a:fillRect/>
+                  </a:stretch>
+                </pic:blipFill>
+                <pic:spPr>
+                  <a:xfrm>
+                    <a:off x="0" y="0"/>
+                    <a:ext cx="2166620" cy="580390"/>
+                  </a:xfrm>
+                  <a:prstGeom prst="rect">
+                    <a:avLst/>
+                  </a:prstGeom>
+                </pic:spPr>
+              </pic:pic>
+            </a:graphicData>
+          </a:graphic>
+        </wp:anchor>
+      </w:drawing>
+    </w:r>
+  </w:p>
+</w:hdr>
 </file>
 
 <file path=word/numbering.xml><?xml version="1.0" encoding="utf-8"?>
@@ -5188,6 +11529,8 @@
       </w:pPr>
       <w:rPr>
         <w:rFonts w:hint="default"/>
+        <w:i w:val="0"/>
+        <w:iCs w:val="0"/>
       </w:rPr>
     </w:lvl>
   </w:abstractNum>

--- a/templates_surat/template_surat.docx
+++ b/templates_surat/template_surat.docx
@@ -376,7 +376,7 @@
                 <w:sz w:val="20"/>
                 <w:szCs w:val="20"/>
               </w:rPr>
-              <w:t>Fauzun Abduh Ginting</w:t>
+              <w:t>Hikmat Slamet / 20080624</w:t>
             </w:r>
             <w:r>
               <w:rPr>
@@ -386,7 +386,6 @@
                 <w:szCs w:val="20"/>
                 <w:lang w:val="en-US"/>
               </w:rPr>
-              <w:t xml:space="preserve"> / </w:t>
             </w:r>
             <w:r>
               <w:rPr>
@@ -394,7 +393,6 @@
                 <w:sz w:val="20"/>
                 <w:szCs w:val="20"/>
               </w:rPr>
-              <w:t>20081546</w:t>
             </w:r>
           </w:p>
         </w:tc>
@@ -525,7 +523,7 @@
                 <w:szCs w:val="20"/>
                 <w:lang w:val="en-US"/>
               </w:rPr>
-              <w:t>Pgs. Division</w:t>
+              <w:t>Division Head of Human Capital</w:t>
             </w:r>
             <w:r>
               <w:rPr>
@@ -535,7 +533,6 @@
                 <w:sz w:val="20"/>
                 <w:szCs w:val="20"/>
               </w:rPr>
-              <w:t> </w:t>
             </w:r>
             <w:r>
               <w:rPr>
@@ -546,7 +543,6 @@
                 <w:szCs w:val="20"/>
                 <w:lang w:val="en-US"/>
               </w:rPr>
-              <w:t xml:space="preserve">of </w:t>
             </w:r>
             <w:r>
               <w:rPr>
@@ -556,7 +552,6 @@
                 <w:sz w:val="20"/>
                 <w:szCs w:val="20"/>
               </w:rPr>
-              <w:t>Head</w:t>
             </w:r>
             <w:r>
               <w:rPr>
@@ -567,7 +562,6 @@
                 <w:szCs w:val="20"/>
                 <w:lang w:val="en-US"/>
               </w:rPr>
-              <w:t xml:space="preserve"> Human Capital</w:t>
             </w:r>
           </w:p>
         </w:tc>
@@ -1738,7 +1732,7 @@
                 <w:szCs w:val="20"/>
                 <w:lang w:val="en-US"/>
               </w:rPr>
-              <w:t>Pgs. Division</w:t>
+              <w:t>Division Head of Human Capital</w:t>
             </w:r>
             <w:r>
               <w:rPr>
@@ -1750,7 +1744,6 @@
                 <w:sz w:val="20"/>
                 <w:szCs w:val="20"/>
               </w:rPr>
-              <w:t> Head</w:t>
             </w:r>
             <w:r>
               <w:rPr>
@@ -1763,7 +1756,6 @@
                 <w:szCs w:val="20"/>
                 <w:lang w:val="en-US"/>
               </w:rPr>
-              <w:t xml:space="preserve"> of Human Capital</w:t>
             </w:r>
             <w:r>
               <w:rPr>
@@ -1777,7 +1769,6 @@
                 <w:szCs w:val="20"/>
                 <w:lang w:val="en-US"/>
               </w:rPr>
-              <w:t xml:space="preserve"> </w:t>
             </w:r>
           </w:p>
         </w:tc>
@@ -1813,122 +1804,10 @@
                 <w:szCs w:val="20"/>
               </w:rPr>
             </w:pPr>
-          </w:p>
-          <w:p>
-            <w:pPr>
-              <w:spacing w:after="0" w:line="240" w:lineRule="auto"/>
-              <w:jc w:val="center"/>
-              <w:rPr>
-                <w:rFonts w:hint="default" w:ascii="Arial" w:hAnsi="Arial" w:eastAsia="Times New Roman" w:cs="Arial"/>
-                <w:b/>
-                <w:bCs/>
-                <w:sz w:val="20"/>
-                <w:szCs w:val="20"/>
-              </w:rPr>
-            </w:pPr>
-          </w:p>
-          <w:p>
-            <w:pPr>
-              <w:spacing w:after="0" w:line="240" w:lineRule="auto"/>
-              <w:jc w:val="center"/>
-              <w:rPr>
-                <w:rFonts w:hint="default" w:ascii="Arial" w:hAnsi="Arial" w:eastAsia="Times New Roman" w:cs="Arial"/>
-                <w:b/>
-                <w:bCs/>
-                <w:sz w:val="20"/>
-                <w:szCs w:val="20"/>
-              </w:rPr>
-            </w:pPr>
-          </w:p>
-          <w:p>
-            <w:pPr>
-              <w:spacing w:after="0" w:line="240" w:lineRule="auto"/>
-              <w:jc w:val="center"/>
-              <w:rPr>
-                <w:rFonts w:hint="default" w:ascii="Arial" w:hAnsi="Arial" w:eastAsia="Times New Roman" w:cs="Arial"/>
-                <w:b/>
-                <w:bCs/>
-                <w:sz w:val="20"/>
-                <w:szCs w:val="20"/>
-              </w:rPr>
-            </w:pPr>
-          </w:p>
-          <w:p>
-            <w:pPr>
-              <w:spacing w:after="0" w:line="240" w:lineRule="auto"/>
-              <w:jc w:val="center"/>
-              <w:rPr>
-                <w:rFonts w:hint="default" w:ascii="Arial" w:hAnsi="Arial" w:eastAsia="Arial" w:cs="Arial"/>
-                <w:b/>
-                <w:bCs/>
-                <w:i w:val="0"/>
-                <w:iCs w:val="0"/>
-                <w:color w:val="000000"/>
-                <w:sz w:val="20"/>
-                <w:szCs w:val="20"/>
-                <w:u w:val="single"/>
-                <w:lang w:val="en-US"/>
-              </w:rPr>
-            </w:pPr>
             <w:r>
-              <w:rPr>
-                <w:rFonts w:hint="default" w:ascii="Arial" w:hAnsi="Arial" w:eastAsia="Arial" w:cs="Arial"/>
-                <w:b/>
-                <w:bCs/>
-                <w:color w:val="000000"/>
-                <w:sz w:val="20"/>
-                <w:szCs w:val="20"/>
-                <w:lang w:val="en-US"/>
-              </w:rPr>
-              <w:t xml:space="preserve"> </w:t>
-            </w:r>
-            <w:r>
-              <w:rPr>
-                <w:rFonts w:hint="default" w:ascii="Arial" w:hAnsi="Arial" w:eastAsia="SimSun" w:cs="Arial"/>
-                <w:b/>
-                <w:bCs/>
-                <w:sz w:val="20"/>
-                <w:szCs w:val="20"/>
-                <w:u w:val="single"/>
-              </w:rPr>
-              <w:t>FAUZUN ABDUH GINTING</w:t>
-            </w:r>
-          </w:p>
-          <w:p>
-            <w:pPr>
-              <w:spacing w:after="0" w:line="240" w:lineRule="auto"/>
-              <w:jc w:val="center"/>
-              <w:rPr>
-                <w:rFonts w:hint="default" w:ascii="Arial" w:hAnsi="Arial" w:eastAsia="Times New Roman" w:cs="Arial"/>
-                <w:b/>
-                <w:bCs/>
-                <w:sz w:val="20"/>
-                <w:szCs w:val="20"/>
-                <w:lang w:val="en-US"/>
-              </w:rPr>
-            </w:pPr>
-            <w:r>
-              <w:rPr>
-                <w:rFonts w:hint="default" w:ascii="Arial" w:hAnsi="Arial" w:eastAsia="Times New Roman" w:cs="Arial"/>
-                <w:b/>
-                <w:bCs/>
-                <w:color w:val="auto"/>
-                <w:sz w:val="20"/>
-                <w:szCs w:val="20"/>
-                <w:u w:val="none"/>
-                <w:lang w:val="en-US"/>
-              </w:rPr>
-              <w:t xml:space="preserve">NIK. </w:t>
-            </w:r>
-            <w:r>
-              <w:rPr>
-                <w:rFonts w:hint="default" w:ascii="Arial" w:hAnsi="Arial" w:eastAsia="SimSun" w:cs="Arial"/>
-                <w:b/>
-                <w:bCs/>
-                <w:sz w:val="20"/>
-                <w:szCs w:val="20"/>
-              </w:rPr>
-              <w:t>20081546</w:t>
+              <w:t>HIKMAT SLAMET</w:t>
+              <w:br/>
+              <w:t>NIK. 20080624</w:t>
             </w:r>
           </w:p>
         </w:tc>

--- a/templates_surat/template_surat.docx
+++ b/templates_surat/template_surat.docx
@@ -292,7 +292,7 @@
             <w:pPr>
               <w:widowControl w:val="0"/>
               <w:spacing w:after="0" w:line="240" w:lineRule="auto"/>
-              <w:ind w:right="-109" w:hanging="94"/>
+              <w:ind w:right="-109" w:rightChars="0" w:hanging="94" w:firstLineChars="0"/>
               <w:jc w:val="both"/>
               <w:rPr>
                 <w:rFonts w:hint="default" w:ascii="Arial" w:hAnsi="Arial" w:cs="Arial"/>
@@ -322,7 +322,7 @@
             <w:pPr>
               <w:widowControl w:val="0"/>
               <w:spacing w:after="0" w:line="240" w:lineRule="auto"/>
-              <w:ind w:left="-109" w:right="-109" w:hanging="94"/>
+              <w:ind w:left="-109" w:leftChars="0" w:right="-109" w:rightChars="0" w:hanging="94" w:firstLineChars="0"/>
               <w:jc w:val="center"/>
               <w:rPr>
                 <w:rFonts w:hint="default" w:ascii="Arial" w:hAnsi="Arial" w:cs="Arial"/>
@@ -360,7 +360,7 @@
                 <w:between w:val="none" w:color="auto" w:sz="0" w:space="0"/>
               </w:pBdr>
               <w:spacing w:before="0" w:beforeAutospacing="0" w:after="0" w:afterAutospacing="0" w:line="240" w:lineRule="auto"/>
-              <w:ind w:left="0" w:right="0"/>
+              <w:ind w:left="0" w:leftChars="0" w:right="0" w:rightChars="0"/>
               <w:jc w:val="both"/>
               <w:rPr>
                 <w:rFonts w:hint="default" w:ascii="Arial" w:hAnsi="Arial" w:eastAsia="SimSun" w:cs="Arial"/>
@@ -372,11 +372,11 @@
             </w:pPr>
             <w:r>
               <w:rPr>
-                <w:rFonts w:hint="default" w:ascii="Arial" w:hAnsi="Arial" w:eastAsia="SimSun" w:cs="Arial"/>
+                <w:rFonts w:hint="default" w:ascii="Arial" w:hAnsi="Arial" w:eastAsia="SimSun"/>
                 <w:sz w:val="20"/>
                 <w:szCs w:val="20"/>
               </w:rPr>
-              <w:t>Hikmat Slamet / 20080624</w:t>
+              <w:t>Hikmat Slamet</w:t>
             </w:r>
             <w:r>
               <w:rPr>
@@ -386,13 +386,15 @@
                 <w:szCs w:val="20"/>
                 <w:lang w:val="en-US"/>
               </w:rPr>
+              <w:t xml:space="preserve"> / </w:t>
             </w:r>
             <w:r>
               <w:rPr>
-                <w:rFonts w:hint="default" w:ascii="Arial" w:hAnsi="Arial" w:eastAsia="SimSun" w:cs="Arial"/>
+                <w:rFonts w:hint="default" w:ascii="Arial" w:hAnsi="Arial" w:eastAsia="SimSun"/>
                 <w:sz w:val="20"/>
                 <w:szCs w:val="20"/>
               </w:rPr>
+              <w:t>20080624</w:t>
             </w:r>
           </w:p>
         </w:tc>
@@ -426,7 +428,7 @@
             <w:pPr>
               <w:widowControl w:val="0"/>
               <w:spacing w:after="0" w:line="240" w:lineRule="auto"/>
-              <w:ind w:right="-109" w:hanging="94"/>
+              <w:ind w:right="-109" w:rightChars="0" w:hanging="94" w:firstLineChars="0"/>
               <w:jc w:val="both"/>
               <w:rPr>
                 <w:rFonts w:hint="default" w:ascii="Arial" w:hAnsi="Arial" w:cs="Arial"/>
@@ -504,7 +506,7 @@
                 <w:between w:val="none" w:color="auto" w:sz="0" w:space="0"/>
               </w:pBdr>
               <w:spacing w:before="0" w:beforeAutospacing="0" w:after="0" w:afterAutospacing="0" w:line="240" w:lineRule="auto"/>
-              <w:ind w:left="0" w:right="0"/>
+              <w:ind w:left="0" w:leftChars="0" w:right="0" w:rightChars="0"/>
               <w:jc w:val="both"/>
               <w:rPr>
                 <w:rFonts w:ascii="Arial" w:hAnsi="Arial" w:eastAsia="Arial" w:cs="Arial"/>
@@ -523,7 +525,7 @@
                 <w:szCs w:val="20"/>
                 <w:lang w:val="en-US"/>
               </w:rPr>
-              <w:t>Division Head of Human Capital</w:t>
+              <w:t>Division</w:t>
             </w:r>
             <w:r>
               <w:rPr>
@@ -533,6 +535,7 @@
                 <w:sz w:val="20"/>
                 <w:szCs w:val="20"/>
               </w:rPr>
+              <w:t> </w:t>
             </w:r>
             <w:r>
               <w:rPr>
@@ -543,6 +546,7 @@
                 <w:szCs w:val="20"/>
                 <w:lang w:val="en-US"/>
               </w:rPr>
+              <w:t xml:space="preserve">of </w:t>
             </w:r>
             <w:r>
               <w:rPr>
@@ -552,6 +556,7 @@
                 <w:sz w:val="20"/>
                 <w:szCs w:val="20"/>
               </w:rPr>
+              <w:t>Head</w:t>
             </w:r>
             <w:r>
               <w:rPr>
@@ -562,6 +567,7 @@
                 <w:szCs w:val="20"/>
                 <w:lang w:val="en-US"/>
               </w:rPr>
+              <w:t xml:space="preserve"> Human Capital</w:t>
             </w:r>
           </w:p>
         </w:tc>
@@ -678,12 +684,6 @@
             <w:insideH w:val="none" w:color="auto" w:sz="0" w:space="0"/>
             <w:insideV w:val="none" w:color="auto" w:sz="0" w:space="0"/>
           </w:tblBorders>
-          <w:tblCellMar>
-            <w:top w:w="0" w:type="dxa"/>
-            <w:left w:w="108" w:type="dxa"/>
-            <w:bottom w:w="0" w:type="dxa"/>
-            <w:right w:w="108" w:type="dxa"/>
-          </w:tblCellMar>
         </w:tblPrEx>
         <w:trPr>
           <w:trHeight w:val="285" w:hRule="atLeast"/>
@@ -1550,14 +1550,6 @@
         <w:gridCol w:w="3880"/>
       </w:tblGrid>
       <w:tr>
-        <w:tblPrEx>
-          <w:tblCellMar>
-            <w:top w:w="0" w:type="dxa"/>
-            <w:left w:w="108" w:type="dxa"/>
-            <w:bottom w:w="0" w:type="dxa"/>
-            <w:right w:w="108" w:type="dxa"/>
-          </w:tblCellMar>
-        </w:tblPrEx>
         <w:trPr>
           <w:trHeight w:val="447" w:hRule="atLeast"/>
           <w:jc w:val="center"/>
@@ -1595,8 +1587,22 @@
           </w:p>
           <w:p>
             <w:pPr>
-              <w:spacing w:after="0" w:line="240" w:lineRule="auto"/>
+              <w:keepNext w:val="0"/>
+              <w:keepLines w:val="0"/>
+              <w:pageBreakBefore w:val="0"/>
+              <w:widowControl/>
+              <w:kinsoku/>
+              <w:wordWrap/>
+              <w:overflowPunct/>
+              <w:topLinePunct w:val="0"/>
+              <w:autoSpaceDE/>
+              <w:autoSpaceDN/>
+              <w:bidi w:val="0"/>
+              <w:adjustRightInd/>
+              <w:snapToGrid/>
+              <w:spacing w:after="361" w:afterLines="100" w:line="240" w:lineRule="auto"/>
               <w:jc w:val="both"/>
+              <w:textAlignment w:val="auto"/>
               <w:rPr>
                 <w:rFonts w:hint="default" w:ascii="Arial" w:hAnsi="Arial" w:eastAsia="Times New Roman" w:cs="Arial"/>
                 <w:b/>
@@ -1732,7 +1738,7 @@
                 <w:szCs w:val="20"/>
                 <w:lang w:val="en-US"/>
               </w:rPr>
-              <w:t>Division Head of Human Capital</w:t>
+              <w:t>Division</w:t>
             </w:r>
             <w:r>
               <w:rPr>
@@ -1744,6 +1750,7 @@
                 <w:sz w:val="20"/>
                 <w:szCs w:val="20"/>
               </w:rPr>
+              <w:t> Head</w:t>
             </w:r>
             <w:r>
               <w:rPr>
@@ -1756,6 +1763,7 @@
                 <w:szCs w:val="20"/>
                 <w:lang w:val="en-US"/>
               </w:rPr>
+              <w:t xml:space="preserve"> of Human Capital</w:t>
             </w:r>
             <w:r>
               <w:rPr>
@@ -1769,6 +1777,7 @@
                 <w:szCs w:val="20"/>
                 <w:lang w:val="en-US"/>
               </w:rPr>
+              <w:t xml:space="preserve"> </w:t>
             </w:r>
           </w:p>
         </w:tc>
@@ -1804,10 +1813,136 @@
                 <w:szCs w:val="20"/>
               </w:rPr>
             </w:pPr>
+          </w:p>
+          <w:p>
+            <w:pPr>
+              <w:spacing w:after="0" w:line="240" w:lineRule="auto"/>
+              <w:jc w:val="center"/>
+              <w:rPr>
+                <w:rFonts w:hint="default" w:ascii="Arial" w:hAnsi="Arial" w:eastAsia="Times New Roman" w:cs="Arial"/>
+                <w:b/>
+                <w:bCs/>
+                <w:sz w:val="20"/>
+                <w:szCs w:val="20"/>
+              </w:rPr>
+            </w:pPr>
+          </w:p>
+          <w:p>
+            <w:pPr>
+              <w:spacing w:after="0" w:line="240" w:lineRule="auto"/>
+              <w:jc w:val="center"/>
+              <w:rPr>
+                <w:rFonts w:hint="default" w:ascii="Arial" w:hAnsi="Arial" w:eastAsia="Times New Roman" w:cs="Arial"/>
+                <w:b/>
+                <w:bCs/>
+                <w:sz w:val="20"/>
+                <w:szCs w:val="20"/>
+              </w:rPr>
+            </w:pPr>
+          </w:p>
+          <w:p>
+            <w:pPr>
+              <w:spacing w:after="0" w:line="240" w:lineRule="auto"/>
+              <w:jc w:val="center"/>
+              <w:rPr>
+                <w:rFonts w:hint="default" w:ascii="Arial" w:hAnsi="Arial" w:eastAsia="Times New Roman" w:cs="Arial"/>
+                <w:b/>
+                <w:bCs/>
+                <w:sz w:val="20"/>
+                <w:szCs w:val="20"/>
+              </w:rPr>
+            </w:pPr>
+          </w:p>
+          <w:p>
+            <w:pPr>
+              <w:spacing w:after="0" w:line="240" w:lineRule="auto"/>
+              <w:jc w:val="center"/>
+              <w:rPr>
+                <w:rFonts w:hint="default" w:ascii="Arial" w:hAnsi="Arial" w:eastAsia="Arial" w:cs="Arial"/>
+                <w:b/>
+                <w:bCs/>
+                <w:i w:val="0"/>
+                <w:iCs w:val="0"/>
+                <w:color w:val="000000"/>
+                <w:sz w:val="20"/>
+                <w:szCs w:val="20"/>
+                <w:u w:val="single"/>
+                <w:lang w:val="en-US"/>
+              </w:rPr>
+            </w:pPr>
             <w:r>
+              <w:rPr>
+                <w:rFonts w:hint="default" w:ascii="Arial" w:hAnsi="Arial" w:eastAsia="Arial" w:cs="Arial"/>
+                <w:b/>
+                <w:bCs/>
+                <w:color w:val="000000"/>
+                <w:sz w:val="20"/>
+                <w:szCs w:val="20"/>
+                <w:lang w:val="en-US"/>
+              </w:rPr>
+              <w:t xml:space="preserve"> </w:t>
+            </w:r>
+            <w:r>
+              <w:rPr>
+                <w:rFonts w:hint="default" w:ascii="Arial" w:hAnsi="Arial" w:eastAsia="SimSun"/>
+                <w:b/>
+                <w:bCs/>
+                <w:sz w:val="20"/>
+                <w:szCs w:val="20"/>
+                <w:u w:val="single"/>
+              </w:rPr>
               <w:t>HIKMAT SLAMET</w:t>
-              <w:br/>
-              <w:t>NIK. 20080624</w:t>
+            </w:r>
+          </w:p>
+          <w:p>
+            <w:pPr>
+              <w:spacing w:after="0" w:line="240" w:lineRule="auto"/>
+              <w:jc w:val="center"/>
+              <w:rPr>
+                <w:rFonts w:hint="default" w:ascii="Arial" w:hAnsi="Arial" w:eastAsia="Times New Roman" w:cs="Arial"/>
+                <w:b/>
+                <w:bCs/>
+                <w:sz w:val="20"/>
+                <w:szCs w:val="20"/>
+                <w:lang w:val="en-US"/>
+              </w:rPr>
+            </w:pPr>
+            <w:r>
+              <w:rPr>
+                <w:rFonts w:hint="default" w:ascii="Arial" w:hAnsi="Arial" w:eastAsia="Times New Roman" w:cs="Arial"/>
+                <w:b/>
+                <w:bCs/>
+                <w:color w:val="auto"/>
+                <w:sz w:val="20"/>
+                <w:szCs w:val="20"/>
+                <w:u w:val="none"/>
+                <w:lang w:val="en-US"/>
+              </w:rPr>
+              <w:t>NIK.</w:t>
+            </w:r>
+            <w:r>
+              <w:rPr>
+                <w:rFonts w:hint="default" w:ascii="Arial" w:hAnsi="Arial" w:eastAsia="Times New Roman" w:cs="Arial"/>
+                <w:b/>
+                <w:bCs/>
+                <w:color w:val="auto"/>
+                <w:sz w:val="20"/>
+                <w:szCs w:val="20"/>
+                <w:u w:val="none"/>
+                <w:lang w:val="id-ID"/>
+              </w:rPr>
+              <w:t xml:space="preserve"> </w:t>
+            </w:r>
+            <w:r>
+              <w:rPr>
+                <w:rFonts w:hint="default" w:ascii="Arial" w:hAnsi="Arial" w:eastAsia="SimSun"/>
+                <w:b/>
+                <w:bCs/>
+                <w:sz w:val="20"/>
+                <w:szCs w:val="20"/>
+                <w:u w:val="none"/>
+              </w:rPr>
+              <w:t>20080624</w:t>
             </w:r>
           </w:p>
         </w:tc>
@@ -2418,6 +2553,12 @@
             <w:insideH w:val="none" w:color="auto" w:sz="0" w:space="0"/>
             <w:insideV w:val="none" w:color="auto" w:sz="0" w:space="0"/>
           </w:tblBorders>
+          <w:tblCellMar>
+            <w:top w:w="0" w:type="dxa"/>
+            <w:left w:w="108" w:type="dxa"/>
+            <w:bottom w:w="0" w:type="dxa"/>
+            <w:right w:w="108" w:type="dxa"/>
+          </w:tblCellMar>
         </w:tblPrEx>
         <w:trPr>
           <w:trHeight w:val="90" w:hRule="atLeast"/>
@@ -10983,8 +11124,6 @@
           <w:lang w:val="id-ID"/>
         </w:rPr>
       </w:pPr>
-      <w:bookmarkStart w:id="0" w:name="_GoBack"/>
-      <w:bookmarkEnd w:id="0"/>
     </w:p>
     <w:sectPr>
       <w:headerReference r:id="rId5" w:type="default"/>

--- a/templates_surat/template_surat.docx
+++ b/templates_surat/template_surat.docx
@@ -11175,54 +11175,364 @@
     </w:pPr>
     <w:r>
       <w:rPr>
-        <w:rFonts w:hint="default"/>
-        <w:lang w:val="id-ID"/>
-      </w:rPr>
-      <w:drawing>
-        <wp:anchor distT="0" distB="0" distL="114300" distR="114300" simplePos="0" relativeHeight="251659264" behindDoc="1" locked="0" layoutInCell="1" allowOverlap="1">
-          <wp:simplePos x="0" y="0"/>
-          <wp:positionH relativeFrom="column">
-            <wp:posOffset>-1091565</wp:posOffset>
-          </wp:positionH>
-          <wp:positionV relativeFrom="paragraph">
-            <wp:posOffset>203200</wp:posOffset>
-          </wp:positionV>
-          <wp:extent cx="7595235" cy="506095"/>
-          <wp:effectExtent l="0" t="0" r="9525" b="12065"/>
-          <wp:wrapNone/>
-          <wp:docPr id="3" name="Picture 3" descr="footer surat internal timah"/>
-          <wp:cNvGraphicFramePr>
-            <a:graphicFrameLocks xmlns:a="http://schemas.openxmlformats.org/drawingml/2006/main" noChangeAspect="1"/>
-          </wp:cNvGraphicFramePr>
-          <a:graphic xmlns:a="http://schemas.openxmlformats.org/drawingml/2006/main">
-            <a:graphicData uri="http://schemas.openxmlformats.org/drawingml/2006/picture">
-              <pic:pic xmlns:pic="http://schemas.openxmlformats.org/drawingml/2006/picture">
-                <pic:nvPicPr>
-                  <pic:cNvPr id="3" name="Picture 3" descr="footer surat internal timah"/>
-                  <pic:cNvPicPr>
-                    <a:picLocks noChangeAspect="1"/>
-                  </pic:cNvPicPr>
-                </pic:nvPicPr>
-                <pic:blipFill>
-                  <a:blip r:embed="rId1"/>
-                  <a:stretch>
-                    <a:fillRect/>
-                  </a:stretch>
-                </pic:blipFill>
-                <pic:spPr>
-                  <a:xfrm>
-                    <a:off x="0" y="0"/>
-                    <a:ext cx="7595235" cy="506095"/>
-                  </a:xfrm>
-                  <a:prstGeom prst="rect">
-                    <a:avLst/>
-                  </a:prstGeom>
-                </pic:spPr>
-              </pic:pic>
-            </a:graphicData>
-          </a:graphic>
-        </wp:anchor>
-      </w:drawing>
+        <w:sz w:val="18"/>
+      </w:rPr>
+      <mc:AlternateContent>
+        <mc:Choice Requires="wpg">
+          <w:drawing>
+            <wp:anchor distT="0" distB="0" distL="114300" distR="114300" simplePos="0" relativeHeight="251660288" behindDoc="0" locked="0" layoutInCell="1" allowOverlap="1">
+              <wp:simplePos x="0" y="0"/>
+              <wp:positionH relativeFrom="column">
+                <wp:posOffset>-3310255</wp:posOffset>
+              </wp:positionH>
+              <wp:positionV relativeFrom="paragraph">
+                <wp:posOffset>134620</wp:posOffset>
+              </wp:positionV>
+              <wp:extent cx="9791700" cy="529590"/>
+              <wp:effectExtent l="0" t="0" r="7620" b="1905"/>
+              <wp:wrapNone/>
+              <wp:docPr id="11" name="Group 11"/>
+              <wp:cNvGraphicFramePr/>
+              <a:graphic xmlns:a="http://schemas.openxmlformats.org/drawingml/2006/main">
+                <a:graphicData uri="http://schemas.microsoft.com/office/word/2010/wordprocessingGroup">
+                  <wpg:wgp>
+                    <wpg:cNvGrpSpPr/>
+                    <wpg:grpSpPr>
+                      <a:xfrm>
+                        <a:off x="0" y="0"/>
+                        <a:ext cx="9791700" cy="529590"/>
+                        <a:chOff x="3" y="16175"/>
+                        <a:chExt cx="15420" cy="834"/>
+                      </a:xfrm>
+                    </wpg:grpSpPr>
+                    <wps:wsp>
+                      <wps:cNvPr id="1" name="Freeform 1"/>
+                      <wps:cNvSpPr/>
+                      <wps:spPr>
+                        <a:xfrm>
+                          <a:off x="7545" y="16751"/>
+                          <a:ext cx="7879" cy="259"/>
+                        </a:xfrm>
+                        <a:custGeom>
+                          <a:avLst/>
+                          <a:gdLst>
+                            <a:gd name="connsiteX0" fmla="*/ 302 w 7748"/>
+                            <a:gd name="connsiteY0" fmla="*/ 6 h 268"/>
+                            <a:gd name="connsiteX1" fmla="*/ 7748 w 7748"/>
+                            <a:gd name="connsiteY1" fmla="*/ 0 h 268"/>
+                            <a:gd name="connsiteX2" fmla="*/ 7748 w 7748"/>
+                            <a:gd name="connsiteY2" fmla="*/ 268 h 268"/>
+                            <a:gd name="connsiteX3" fmla="*/ 0 w 7748"/>
+                            <a:gd name="connsiteY3" fmla="*/ 268 h 268"/>
+                            <a:gd name="connsiteX4" fmla="*/ 302 w 7748"/>
+                            <a:gd name="connsiteY4" fmla="*/ 6 h 268"/>
+                          </a:gdLst>
+                          <a:ahLst/>
+                          <a:cxnLst>
+                            <a:cxn ang="0">
+                              <a:pos x="connsiteX0" y="connsiteY0"/>
+                            </a:cxn>
+                            <a:cxn ang="0">
+                              <a:pos x="connsiteX1" y="connsiteY1"/>
+                            </a:cxn>
+                            <a:cxn ang="0">
+                              <a:pos x="connsiteX2" y="connsiteY2"/>
+                            </a:cxn>
+                            <a:cxn ang="0">
+                              <a:pos x="connsiteX3" y="connsiteY3"/>
+                            </a:cxn>
+                            <a:cxn ang="0">
+                              <a:pos x="connsiteX4" y="connsiteY4"/>
+                            </a:cxn>
+                          </a:cxnLst>
+                          <a:rect l="l" t="t" r="r" b="b"/>
+                          <a:pathLst>
+                            <a:path w="7748" h="268">
+                              <a:moveTo>
+                                <a:pt x="302" y="6"/>
+                              </a:moveTo>
+                              <a:lnTo>
+                                <a:pt x="7748" y="0"/>
+                              </a:lnTo>
+                              <a:lnTo>
+                                <a:pt x="7748" y="268"/>
+                              </a:lnTo>
+                              <a:lnTo>
+                                <a:pt x="0" y="268"/>
+                              </a:lnTo>
+                              <a:lnTo>
+                                <a:pt x="302" y="6"/>
+                              </a:lnTo>
+                              <a:close/>
+                            </a:path>
+                          </a:pathLst>
+                        </a:custGeom>
+                        <a:solidFill>
+                          <a:srgbClr val="3D5C74"/>
+                        </a:solidFill>
+                        <a:ln>
+                          <a:noFill/>
+                        </a:ln>
+                      </wps:spPr>
+                      <wps:style>
+                        <a:lnRef idx="2">
+                          <a:schemeClr val="accent1">
+                            <a:lumMod val="75000"/>
+                          </a:schemeClr>
+                        </a:lnRef>
+                        <a:fillRef idx="1">
+                          <a:schemeClr val="accent1"/>
+                        </a:fillRef>
+                        <a:effectRef idx="0">
+                          <a:srgbClr val="FFFFFF"/>
+                        </a:effectRef>
+                        <a:fontRef idx="minor">
+                          <a:schemeClr val="lt1"/>
+                        </a:fontRef>
+                      </wps:style>
+                      <wps:bodyPr rot="0" spcFirstLastPara="0" vertOverflow="overflow" horzOverflow="overflow" vert="horz" wrap="square" lIns="91440" tIns="45720" rIns="91440" bIns="45720" numCol="1" spcCol="0" rtlCol="0" fromWordArt="0" anchor="ctr" anchorCtr="0" forceAA="0" compatLnSpc="1">
+                        <a:noAutofit/>
+                      </wps:bodyPr>
+                    </wps:wsp>
+                    <wps:wsp>
+                      <wps:cNvPr id="5" name="Freeform 5"/>
+                      <wps:cNvSpPr/>
+                      <wps:spPr>
+                        <a:xfrm rot="10800000">
+                          <a:off x="3" y="16741"/>
+                          <a:ext cx="7754" cy="259"/>
+                        </a:xfrm>
+                        <a:custGeom>
+                          <a:avLst/>
+                          <a:gdLst>
+                            <a:gd name="connsiteX0" fmla="*/ 308 w 7754"/>
+                            <a:gd name="connsiteY0" fmla="*/ 6 h 259"/>
+                            <a:gd name="connsiteX1" fmla="*/ 7754 w 7754"/>
+                            <a:gd name="connsiteY1" fmla="*/ 0 h 259"/>
+                            <a:gd name="connsiteX2" fmla="*/ 7754 w 7754"/>
+                            <a:gd name="connsiteY2" fmla="*/ 259 h 259"/>
+                            <a:gd name="connsiteX3" fmla="*/ 0 w 7754"/>
+                            <a:gd name="connsiteY3" fmla="*/ 255 h 259"/>
+                            <a:gd name="connsiteX4" fmla="*/ 308 w 7754"/>
+                            <a:gd name="connsiteY4" fmla="*/ 6 h 259"/>
+                          </a:gdLst>
+                          <a:ahLst/>
+                          <a:cxnLst>
+                            <a:cxn ang="0">
+                              <a:pos x="connsiteX0" y="connsiteY0"/>
+                            </a:cxn>
+                            <a:cxn ang="0">
+                              <a:pos x="connsiteX1" y="connsiteY1"/>
+                            </a:cxn>
+                            <a:cxn ang="0">
+                              <a:pos x="connsiteX2" y="connsiteY2"/>
+                            </a:cxn>
+                            <a:cxn ang="0">
+                              <a:pos x="connsiteX3" y="connsiteY3"/>
+                            </a:cxn>
+                            <a:cxn ang="0">
+                              <a:pos x="connsiteX4" y="connsiteY4"/>
+                            </a:cxn>
+                          </a:cxnLst>
+                          <a:rect l="l" t="t" r="r" b="b"/>
+                          <a:pathLst>
+                            <a:path w="7754" h="259">
+                              <a:moveTo>
+                                <a:pt x="308" y="6"/>
+                              </a:moveTo>
+                              <a:lnTo>
+                                <a:pt x="7754" y="0"/>
+                              </a:lnTo>
+                              <a:lnTo>
+                                <a:pt x="7754" y="259"/>
+                              </a:lnTo>
+                              <a:lnTo>
+                                <a:pt x="0" y="255"/>
+                              </a:lnTo>
+                              <a:lnTo>
+                                <a:pt x="308" y="6"/>
+                              </a:lnTo>
+                              <a:close/>
+                            </a:path>
+                          </a:pathLst>
+                        </a:custGeom>
+                        <a:solidFill>
+                          <a:schemeClr val="accent1">
+                            <a:lumMod val="40000"/>
+                            <a:lumOff val="60000"/>
+                          </a:schemeClr>
+                        </a:solidFill>
+                        <a:ln>
+                          <a:noFill/>
+                        </a:ln>
+                      </wps:spPr>
+                      <wps:style>
+                        <a:lnRef idx="2">
+                          <a:schemeClr val="accent1">
+                            <a:lumMod val="75000"/>
+                          </a:schemeClr>
+                        </a:lnRef>
+                        <a:fillRef idx="1">
+                          <a:schemeClr val="accent1"/>
+                        </a:fillRef>
+                        <a:effectRef idx="0">
+                          <a:srgbClr val="FFFFFF"/>
+                        </a:effectRef>
+                        <a:fontRef idx="minor">
+                          <a:schemeClr val="lt1"/>
+                        </a:fontRef>
+                      </wps:style>
+                      <wps:bodyPr rot="0" spcFirstLastPara="0" vertOverflow="overflow" horzOverflow="overflow" vert="horz" wrap="square" lIns="91440" tIns="45720" rIns="91440" bIns="45720" numCol="1" spcCol="0" rtlCol="0" fromWordArt="0" anchor="ctr" anchorCtr="0" forceAA="0" compatLnSpc="1">
+                        <a:noAutofit/>
+                      </wps:bodyPr>
+                    </wps:wsp>
+                    <wps:wsp>
+                      <wps:cNvPr id="10" name="Text Box 10"/>
+                      <wps:cNvSpPr txBox="1"/>
+                      <wps:spPr>
+                        <a:xfrm>
+                          <a:off x="5200" y="16175"/>
+                          <a:ext cx="2587" cy="443"/>
+                        </a:xfrm>
+                        <a:prstGeom prst="rect">
+                          <a:avLst/>
+                        </a:prstGeom>
+                        <a:noFill/>
+                        <a:ln w="6350">
+                          <a:noFill/>
+                        </a:ln>
+                        <a:extLst>
+                          <a:ext uri="{909E8E84-426E-40DD-AFC4-6F175D3DCCD1}">
+                            <a14:hiddenFill xmlns:a14="http://schemas.microsoft.com/office/drawing/2010/main">
+                              <a:solidFill>
+                                <a:schemeClr val="lt1"/>
+                              </a:solidFill>
+                            </a14:hiddenFill>
+                          </a:ext>
+                        </a:extLst>
+                      </wps:spPr>
+                      <wps:style>
+                        <a:lnRef idx="0">
+                          <a:schemeClr val="accent1"/>
+                        </a:lnRef>
+                        <a:fillRef idx="0">
+                          <a:schemeClr val="accent1"/>
+                        </a:fillRef>
+                        <a:effectRef idx="0">
+                          <a:schemeClr val="accent1"/>
+                        </a:effectRef>
+                        <a:fontRef idx="minor">
+                          <a:schemeClr val="dk1"/>
+                        </a:fontRef>
+                      </wps:style>
+                      <wps:txbx>
+                        <w:txbxContent>
+                          <w:p>
+                            <w:pPr>
+                              <w:rPr>
+                                <w:rFonts w:hint="default" w:ascii="Arial" w:hAnsi="Arial" w:cs="Arial"/>
+                                <w:b/>
+                                <w:bCs/>
+                                <w:color w:val="3D5C74"/>
+                                <w:sz w:val="24"/>
+                                <w:szCs w:val="24"/>
+                                <w:lang w:val="id-ID"/>
+                                <w14:textOutline w14:w="9525">
+                                  <w14:round/>
+                                </w14:textOutline>
+                              </w:rPr>
+                            </w:pPr>
+                            <w:r>
+                              <w:rPr>
+                                <w:rFonts w:hint="default" w:ascii="Arial" w:hAnsi="Arial" w:cs="Arial"/>
+                                <w:b/>
+                                <w:bCs/>
+                                <w:color w:val="3D5C74"/>
+                                <w:sz w:val="24"/>
+                                <w:szCs w:val="24"/>
+                                <w:lang w:val="id-ID"/>
+                                <w14:textOutline w14:w="9525">
+                                  <w14:round/>
+                                </w14:textOutline>
+                              </w:rPr>
+                              <w:t>www.timah.com</w:t>
+                            </w:r>
+                          </w:p>
+                        </w:txbxContent>
+                      </wps:txbx>
+                      <wps:bodyPr rot="0" spcFirstLastPara="0" vertOverflow="overflow" horzOverflow="overflow" vert="horz" wrap="square" lIns="91440" tIns="45720" rIns="91440" bIns="45720" numCol="1" spcCol="0" rtlCol="0" fromWordArt="0" anchor="t" anchorCtr="0" forceAA="0" compatLnSpc="1">
+                        <a:noAutofit/>
+                      </wps:bodyPr>
+                    </wps:wsp>
+                  </wpg:wgp>
+                </a:graphicData>
+              </a:graphic>
+            </wp:anchor>
+          </w:drawing>
+        </mc:Choice>
+        <mc:Fallback>
+          <w:pict>
+            <v:group id="_x0000_s1026" o:spid="_x0000_s1026" o:spt="203" style="position:absolute;left:0pt;margin-left:-260.65pt;margin-top:10.6pt;height:41.7pt;width:771pt;z-index:251660288;mso-width-relative:page;mso-height-relative:page;" coordorigin="3,16175" coordsize="15420,834" o:gfxdata="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">
+              <o:lock v:ext="edit" aspectratio="f"/>
+              <v:shape id="_x0000_s1026" o:spid="_x0000_s1026" o:spt="100" style="position:absolute;left:7545;top:16751;height:259;width:7879;v-text-anchor:middle;" fillcolor="#3D5C74" filled="t" stroked="f" coordsize="7748,268" o:gfxdata="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" path="m302,6l7748,0,7748,268,0,268,302,6xe">
+                <v:path o:connectlocs="307,5;7879,0;7879,259;0,259;307,5" o:connectangles="0,0,0,0,0"/>
+                <v:fill on="t" focussize="0,0"/>
+                <v:stroke on="f" weight="1pt" miterlimit="8" joinstyle="miter"/>
+                <v:imagedata o:title=""/>
+                <o:lock v:ext="edit" aspectratio="f"/>
+              </v:shape>
+              <v:shape id="_x0000_s1026" o:spid="_x0000_s1026" o:spt="100" style="position:absolute;left:3;top:16741;height:259;width:7754;rotation:11796480f;v-text-anchor:middle;" fillcolor="#BDD7EE [1300]" filled="t" stroked="f" coordsize="7754,259" o:gfxdata="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" path="m308,6l7754,0,7754,259,0,255,308,6xe">
+                <v:path o:connectlocs="308,6;7754,0;7754,259;0,255;308,6" o:connectangles="0,0,0,0,0"/>
+                <v:fill on="t" focussize="0,0"/>
+                <v:stroke on="f" weight="1pt" miterlimit="8" joinstyle="miter"/>
+                <v:imagedata o:title=""/>
+                <o:lock v:ext="edit" aspectratio="f"/>
+              </v:shape>
+              <v:shape id="_x0000_s1026" o:spid="_x0000_s1026" o:spt="202" type="#_x0000_t202" style="position:absolute;left:5200;top:16175;height:443;width:2587;" filled="f" stroked="f" coordsize="21600,21600" o:gfxdata="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">
+                <v:fill on="f" focussize="0,0"/>
+                <v:stroke on="f" weight="0.5pt"/>
+                <v:imagedata o:title=""/>
+                <o:lock v:ext="edit" aspectratio="f"/>
+                <v:textbox>
+                  <w:txbxContent>
+                    <w:p>
+                      <w:pPr>
+                        <w:rPr>
+                          <w:rFonts w:hint="default" w:ascii="Arial" w:hAnsi="Arial" w:cs="Arial"/>
+                          <w:b/>
+                          <w:bCs/>
+                          <w:color w:val="3D5C74"/>
+                          <w:sz w:val="24"/>
+                          <w:szCs w:val="24"/>
+                          <w:lang w:val="id-ID"/>
+                          <w14:textOutline w14:w="9525">
+                            <w14:round/>
+                          </w14:textOutline>
+                        </w:rPr>
+                      </w:pPr>
+                      <w:r>
+                        <w:rPr>
+                          <w:rFonts w:hint="default" w:ascii="Arial" w:hAnsi="Arial" w:cs="Arial"/>
+                          <w:b/>
+                          <w:bCs/>
+                          <w:color w:val="3D5C74"/>
+                          <w:sz w:val="24"/>
+                          <w:szCs w:val="24"/>
+                          <w:lang w:val="id-ID"/>
+                          <w14:textOutline w14:w="9525">
+                            <w14:round/>
+                          </w14:textOutline>
+                        </w:rPr>
+                        <w:t>www.timah.com</w:t>
+                      </w:r>
+                    </w:p>
+                  </w:txbxContent>
+                </v:textbox>
+              </v:shape>
+            </v:group>
+          </w:pict>
+        </mc:Fallback>
+      </mc:AlternateContent>
     </w:r>
   </w:p>
 </w:ftr>
